--- a/docx/en/BUFRCREX_TableB_en_15.docx
+++ b/docx/en/BUFRCREX_TableB_en_15.docx
@@ -8,19 +8,33 @@
       </w:pPr>
       <w:r>
         <w:rPr>
-          <w:rFonts w:ascii="Arial" w:hAnsi="Arial"/>
+          <w:rFonts w:ascii="Verdana" w:hAnsi="Verdana"/>
           <w:b/>
           <w:sz w:val="22"/>
         </w:rPr>
-        <w:t>BUFR/CREX Table B — Class 15: Physical/chemical constituents</w:t>
+        <w:t>Class 15: Physical/chemical constituents</w:t>
       </w:r>
     </w:p>
     <w:tbl>
       <w:tblPr>
         <w:tblStyle w:val="TableGrid"/>
         <w:tblW w:type="auto" w:w="0"/>
-        <w:jc w:val="center"/>
+        <w:jc w:val="left"/>
         <w:tblLook w:firstColumn="1" w:firstRow="1" w:lastColumn="0" w:lastRow="0" w:noHBand="0" w:noVBand="1" w:val="04A0"/>
+        <w:tblBorders>
+          <w:top w:val="single" w:sz="4" w:space="0" w:color="595959"/>
+          <w:left w:val="single" w:sz="4" w:space="0" w:color="595959"/>
+          <w:bottom w:val="single" w:sz="4" w:space="0" w:color="595959"/>
+          <w:right w:val="single" w:sz="4" w:space="0" w:color="595959"/>
+          <w:insideH w:val="single" w:sz="4" w:space="0" w:color="595959"/>
+          <w:insideV w:val="single" w:sz="4" w:space="0" w:color="595959"/>
+        </w:tblBorders>
+        <w:tblCellMar>
+          <w:top w:w="85" w:type="dxa"/>
+          <w:left w:w="85" w:type="dxa"/>
+          <w:bottom w:w="85" w:type="dxa"/>
+          <w:right w:w="85" w:type="dxa"/>
+        </w:tblCellMar>
       </w:tblPr>
       <w:tblGrid>
         <w:gridCol w:w="1514"/>
@@ -35,20 +49,20 @@
         <w:gridCol w:w="1514"/>
       </w:tblGrid>
       <w:tr>
-        <w:tc>
-          <w:tcPr>
-            <w:tcW w:type="dxa" w:w="1514"/>
-            <w:shd w:val="clear" w:color="auto" w:fill="D9E2F3"/>
-          </w:tcPr>
-          <w:p>
-            <w:pPr>
-              <w:jc w:val="center"/>
-            </w:pPr>
-            <w:r/>
-            <w:r>
-              <w:rPr>
-                <w:rFonts w:ascii="Arial" w:hAnsi="Arial"/>
-                <w:b/>
+        <w:trPr>
+          <w:tblHeader/>
+        </w:trPr>
+        <w:tc>
+          <w:tcPr>
+            <w:tcW w:type="dxa" w:w="1514"/>
+            <w:shd w:val="clear" w:color="auto" w:fill="D9D9D9"/>
+          </w:tcPr>
+          <w:p>
+            <w:r/>
+            <w:r>
+              <w:rPr>
+                <w:rFonts w:ascii="Verdana" w:hAnsi="Verdana"/>
+                <w:b w:val="0"/>
                 <w:sz w:val="16"/>
               </w:rPr>
               <w:t>FXY</w:t>
@@ -58,194 +72,170 @@
         <w:tc>
           <w:tcPr>
             <w:tcW w:type="dxa" w:w="1514"/>
-            <w:shd w:val="clear" w:color="auto" w:fill="D9E2F3"/>
-          </w:tcPr>
-          <w:p>
-            <w:pPr>
-              <w:jc w:val="center"/>
-            </w:pPr>
-            <w:r/>
-            <w:r>
-              <w:rPr>
-                <w:rFonts w:ascii="Arial" w:hAnsi="Arial"/>
-                <w:b/>
-                <w:sz w:val="16"/>
-              </w:rPr>
-              <w:t>ElementName</w:t>
-            </w:r>
-          </w:p>
-        </w:tc>
-        <w:tc>
-          <w:tcPr>
-            <w:tcW w:type="dxa" w:w="1514"/>
-            <w:shd w:val="clear" w:color="auto" w:fill="D9E2F3"/>
-          </w:tcPr>
-          <w:p>
-            <w:pPr>
-              <w:jc w:val="center"/>
-            </w:pPr>
-            <w:r/>
-            <w:r>
-              <w:rPr>
-                <w:rFonts w:ascii="Arial" w:hAnsi="Arial"/>
-                <w:b/>
-                <w:sz w:val="16"/>
-              </w:rPr>
-              <w:t>BUFR Unit</w:t>
-            </w:r>
-          </w:p>
-        </w:tc>
-        <w:tc>
-          <w:tcPr>
-            <w:tcW w:type="dxa" w:w="1514"/>
-            <w:shd w:val="clear" w:color="auto" w:fill="D9E2F3"/>
-          </w:tcPr>
-          <w:p>
-            <w:pPr>
-              <w:jc w:val="center"/>
-            </w:pPr>
-            <w:r/>
-            <w:r>
-              <w:rPr>
-                <w:rFonts w:ascii="Arial" w:hAnsi="Arial"/>
-                <w:b/>
-                <w:sz w:val="16"/>
-              </w:rPr>
-              <w:t>Scale</w:t>
-            </w:r>
-          </w:p>
-        </w:tc>
-        <w:tc>
-          <w:tcPr>
-            <w:tcW w:type="dxa" w:w="1514"/>
-            <w:shd w:val="clear" w:color="auto" w:fill="D9E2F3"/>
-          </w:tcPr>
-          <w:p>
-            <w:pPr>
-              <w:jc w:val="center"/>
-            </w:pPr>
-            <w:r/>
-            <w:r>
-              <w:rPr>
-                <w:rFonts w:ascii="Arial" w:hAnsi="Arial"/>
-                <w:b/>
-                <w:sz w:val="16"/>
-              </w:rPr>
-              <w:t>Ref Value</w:t>
-            </w:r>
-          </w:p>
-        </w:tc>
-        <w:tc>
-          <w:tcPr>
-            <w:tcW w:type="dxa" w:w="1514"/>
-            <w:shd w:val="clear" w:color="auto" w:fill="D9E2F3"/>
-          </w:tcPr>
-          <w:p>
-            <w:pPr>
-              <w:jc w:val="center"/>
-            </w:pPr>
-            <w:r/>
-            <w:r>
-              <w:rPr>
-                <w:rFonts w:ascii="Arial" w:hAnsi="Arial"/>
-                <w:b/>
-                <w:sz w:val="16"/>
-              </w:rPr>
-              <w:t>Bits</w:t>
-            </w:r>
-          </w:p>
-        </w:tc>
-        <w:tc>
-          <w:tcPr>
-            <w:tcW w:type="dxa" w:w="1514"/>
-            <w:shd w:val="clear" w:color="auto" w:fill="D9E2F3"/>
-          </w:tcPr>
-          <w:p>
-            <w:pPr>
-              <w:jc w:val="center"/>
-            </w:pPr>
-            <w:r/>
-            <w:r>
-              <w:rPr>
-                <w:rFonts w:ascii="Arial" w:hAnsi="Arial"/>
-                <w:b/>
-                <w:sz w:val="16"/>
-              </w:rPr>
-              <w:t>CREX Unit</w:t>
-            </w:r>
-          </w:p>
-        </w:tc>
-        <w:tc>
-          <w:tcPr>
-            <w:tcW w:type="dxa" w:w="1514"/>
-            <w:shd w:val="clear" w:color="auto" w:fill="D9E2F3"/>
-          </w:tcPr>
-          <w:p>
-            <w:pPr>
-              <w:jc w:val="center"/>
-            </w:pPr>
-            <w:r/>
-            <w:r>
-              <w:rPr>
-                <w:rFonts w:ascii="Arial" w:hAnsi="Arial"/>
-                <w:b/>
-                <w:sz w:val="16"/>
-              </w:rPr>
-              <w:t>Scale</w:t>
-            </w:r>
-          </w:p>
-        </w:tc>
-        <w:tc>
-          <w:tcPr>
-            <w:tcW w:type="dxa" w:w="1514"/>
-            <w:shd w:val="clear" w:color="auto" w:fill="D9E2F3"/>
-          </w:tcPr>
-          <w:p>
-            <w:pPr>
-              <w:jc w:val="center"/>
-            </w:pPr>
-            <w:r/>
-            <w:r>
-              <w:rPr>
-                <w:rFonts w:ascii="Arial" w:hAnsi="Arial"/>
-                <w:b/>
-                <w:sz w:val="16"/>
-              </w:rPr>
-              <w:t>Chars</w:t>
-            </w:r>
-          </w:p>
-        </w:tc>
-        <w:tc>
-          <w:tcPr>
-            <w:tcW w:type="dxa" w:w="1514"/>
-            <w:shd w:val="clear" w:color="auto" w:fill="D9E2F3"/>
-          </w:tcPr>
-          <w:p>
-            <w:pPr>
-              <w:jc w:val="center"/>
-            </w:pPr>
-            <w:r/>
-            <w:r>
-              <w:rPr>
-                <w:rFonts w:ascii="Arial" w:hAnsi="Arial"/>
-                <w:b/>
-                <w:sz w:val="16"/>
-              </w:rPr>
-              <w:t>Note</w:t>
+            <w:shd w:val="clear" w:color="auto" w:fill="D9D9D9"/>
+          </w:tcPr>
+          <w:p>
+            <w:r/>
+            <w:r>
+              <w:rPr>
+                <w:rFonts w:ascii="Verdana" w:hAnsi="Verdana"/>
+                <w:b w:val="0"/>
+                <w:sz w:val="16"/>
+              </w:rPr>
+              <w:t>ELEMENT NAME</w:t>
+            </w:r>
+          </w:p>
+        </w:tc>
+        <w:tc>
+          <w:tcPr>
+            <w:tcW w:type="dxa" w:w="1514"/>
+            <w:shd w:val="clear" w:color="auto" w:fill="D9D9D9"/>
+          </w:tcPr>
+          <w:p>
+            <w:r/>
+            <w:r>
+              <w:rPr>
+                <w:rFonts w:ascii="Verdana" w:hAnsi="Verdana"/>
+                <w:b w:val="0"/>
+                <w:sz w:val="16"/>
+              </w:rPr>
+              <w:t>BUFR UNIT</w:t>
+            </w:r>
+          </w:p>
+        </w:tc>
+        <w:tc>
+          <w:tcPr>
+            <w:tcW w:type="dxa" w:w="1514"/>
+            <w:shd w:val="clear" w:color="auto" w:fill="D9D9D9"/>
+          </w:tcPr>
+          <w:p>
+            <w:r/>
+            <w:r>
+              <w:rPr>
+                <w:rFonts w:ascii="Verdana" w:hAnsi="Verdana"/>
+                <w:b w:val="0"/>
+                <w:sz w:val="16"/>
+              </w:rPr>
+              <w:t>SCALE</w:t>
+            </w:r>
+          </w:p>
+        </w:tc>
+        <w:tc>
+          <w:tcPr>
+            <w:tcW w:type="dxa" w:w="1514"/>
+            <w:shd w:val="clear" w:color="auto" w:fill="D9D9D9"/>
+          </w:tcPr>
+          <w:p>
+            <w:r/>
+            <w:r>
+              <w:rPr>
+                <w:rFonts w:ascii="Verdana" w:hAnsi="Verdana"/>
+                <w:b w:val="0"/>
+                <w:sz w:val="16"/>
+              </w:rPr>
+              <w:t>REF VALUE</w:t>
+            </w:r>
+          </w:p>
+        </w:tc>
+        <w:tc>
+          <w:tcPr>
+            <w:tcW w:type="dxa" w:w="1514"/>
+            <w:shd w:val="clear" w:color="auto" w:fill="D9D9D9"/>
+          </w:tcPr>
+          <w:p>
+            <w:r/>
+            <w:r>
+              <w:rPr>
+                <w:rFonts w:ascii="Verdana" w:hAnsi="Verdana"/>
+                <w:b w:val="0"/>
+                <w:sz w:val="16"/>
+              </w:rPr>
+              <w:t>BITS</w:t>
+            </w:r>
+          </w:p>
+        </w:tc>
+        <w:tc>
+          <w:tcPr>
+            <w:tcW w:type="dxa" w:w="1514"/>
+            <w:shd w:val="clear" w:color="auto" w:fill="D9D9D9"/>
+          </w:tcPr>
+          <w:p>
+            <w:r/>
+            <w:r>
+              <w:rPr>
+                <w:rFonts w:ascii="Verdana" w:hAnsi="Verdana"/>
+                <w:b w:val="0"/>
+                <w:sz w:val="16"/>
+              </w:rPr>
+              <w:t>CREX UNIT</w:t>
+            </w:r>
+          </w:p>
+        </w:tc>
+        <w:tc>
+          <w:tcPr>
+            <w:tcW w:type="dxa" w:w="1514"/>
+            <w:shd w:val="clear" w:color="auto" w:fill="D9D9D9"/>
+          </w:tcPr>
+          <w:p>
+            <w:r/>
+            <w:r>
+              <w:rPr>
+                <w:rFonts w:ascii="Verdana" w:hAnsi="Verdana"/>
+                <w:b w:val="0"/>
+                <w:sz w:val="16"/>
+              </w:rPr>
+              <w:t>SCALE</w:t>
+            </w:r>
+          </w:p>
+        </w:tc>
+        <w:tc>
+          <w:tcPr>
+            <w:tcW w:type="dxa" w:w="1514"/>
+            <w:shd w:val="clear" w:color="auto" w:fill="D9D9D9"/>
+          </w:tcPr>
+          <w:p>
+            <w:r/>
+            <w:r>
+              <w:rPr>
+                <w:rFonts w:ascii="Verdana" w:hAnsi="Verdana"/>
+                <w:b w:val="0"/>
+                <w:sz w:val="16"/>
+              </w:rPr>
+              <w:t>CHARS</w:t>
+            </w:r>
+          </w:p>
+        </w:tc>
+        <w:tc>
+          <w:tcPr>
+            <w:tcW w:type="dxa" w:w="1514"/>
+            <w:shd w:val="clear" w:color="auto" w:fill="D9D9D9"/>
+          </w:tcPr>
+          <w:p>
+            <w:r/>
+            <w:r>
+              <w:rPr>
+                <w:rFonts w:ascii="Verdana" w:hAnsi="Verdana"/>
+                <w:b w:val="0"/>
+                <w:sz w:val="16"/>
+              </w:rPr>
+              <w:t>NOTE</w:t>
             </w:r>
           </w:p>
         </w:tc>
       </w:tr>
       <w:tr>
-        <w:tc>
-          <w:tcPr>
-            <w:tcW w:type="dxa" w:w="1514"/>
-          </w:tcPr>
-          <w:p>
-            <w:r/>
-            <w:r>
-              <w:rPr>
-                <w:rFonts w:ascii="Arial" w:hAnsi="Arial"/>
+        <w:trPr>
+          <w:cantSplit/>
+        </w:trPr>
+        <w:tc>
+          <w:tcPr>
+            <w:tcW w:type="dxa" w:w="1514"/>
+          </w:tcPr>
+          <w:p>
+            <w:r/>
+            <w:r>
+              <w:rPr>
+                <w:rFonts w:ascii="Verdana" w:hAnsi="Verdana"/>
                 <w:b w:val="0"/>
                 <w:sz w:val="16"/>
               </w:rPr>
@@ -261,7 +251,7 @@
             <w:r/>
             <w:r>
               <w:rPr>
-                <w:rFonts w:ascii="Arial" w:hAnsi="Arial"/>
+                <w:rFonts w:ascii="Verdana" w:hAnsi="Verdana"/>
                 <w:b w:val="0"/>
                 <w:sz w:val="16"/>
               </w:rPr>
@@ -277,7 +267,7 @@
             <w:r/>
             <w:r>
               <w:rPr>
-                <w:rFonts w:ascii="Arial" w:hAnsi="Arial"/>
+                <w:rFonts w:ascii="Verdana" w:hAnsi="Verdana"/>
                 <w:b w:val="0"/>
                 <w:sz w:val="16"/>
               </w:rPr>
@@ -293,7 +283,7 @@
             <w:r/>
             <w:r>
               <w:rPr>
-                <w:rFonts w:ascii="Arial" w:hAnsi="Arial"/>
+                <w:rFonts w:ascii="Verdana" w:hAnsi="Verdana"/>
                 <w:b w:val="0"/>
                 <w:sz w:val="16"/>
               </w:rPr>
@@ -309,7 +299,7 @@
             <w:r/>
             <w:r>
               <w:rPr>
-                <w:rFonts w:ascii="Arial" w:hAnsi="Arial"/>
+                <w:rFonts w:ascii="Verdana" w:hAnsi="Verdana"/>
                 <w:b w:val="0"/>
                 <w:sz w:val="16"/>
               </w:rPr>
@@ -325,7 +315,7 @@
             <w:r/>
             <w:r>
               <w:rPr>
-                <w:rFonts w:ascii="Arial" w:hAnsi="Arial"/>
+                <w:rFonts w:ascii="Verdana" w:hAnsi="Verdana"/>
                 <w:b w:val="0"/>
                 <w:sz w:val="16"/>
               </w:rPr>
@@ -341,7 +331,7 @@
             <w:r/>
             <w:r>
               <w:rPr>
-                <w:rFonts w:ascii="Arial" w:hAnsi="Arial"/>
+                <w:rFonts w:ascii="Verdana" w:hAnsi="Verdana"/>
                 <w:b w:val="0"/>
                 <w:sz w:val="16"/>
               </w:rPr>
@@ -357,7 +347,7 @@
             <w:r/>
             <w:r>
               <w:rPr>
-                <w:rFonts w:ascii="Arial" w:hAnsi="Arial"/>
+                <w:rFonts w:ascii="Verdana" w:hAnsi="Verdana"/>
                 <w:b w:val="0"/>
                 <w:sz w:val="16"/>
               </w:rPr>
@@ -373,7 +363,7 @@
             <w:r/>
             <w:r>
               <w:rPr>
-                <w:rFonts w:ascii="Arial" w:hAnsi="Arial"/>
+                <w:rFonts w:ascii="Verdana" w:hAnsi="Verdana"/>
                 <w:b w:val="0"/>
                 <w:sz w:val="16"/>
               </w:rPr>
@@ -389,7 +379,7 @@
             <w:r/>
             <w:r>
               <w:rPr>
-                <w:rFonts w:ascii="Arial" w:hAnsi="Arial"/>
+                <w:rFonts w:ascii="Verdana" w:hAnsi="Verdana"/>
                 <w:b w:val="0"/>
                 <w:sz w:val="16"/>
               </w:rPr>
@@ -398,15 +388,18 @@
         </w:tc>
       </w:tr>
       <w:tr>
-        <w:tc>
-          <w:tcPr>
-            <w:tcW w:type="dxa" w:w="1514"/>
-          </w:tcPr>
-          <w:p>
-            <w:r/>
-            <w:r>
-              <w:rPr>
-                <w:rFonts w:ascii="Arial" w:hAnsi="Arial"/>
+        <w:trPr>
+          <w:cantSplit/>
+        </w:trPr>
+        <w:tc>
+          <w:tcPr>
+            <w:tcW w:type="dxa" w:w="1514"/>
+          </w:tcPr>
+          <w:p>
+            <w:r/>
+            <w:r>
+              <w:rPr>
+                <w:rFonts w:ascii="Verdana" w:hAnsi="Verdana"/>
                 <w:b w:val="0"/>
                 <w:sz w:val="16"/>
               </w:rPr>
@@ -422,7 +415,7 @@
             <w:r/>
             <w:r>
               <w:rPr>
-                <w:rFonts w:ascii="Arial" w:hAnsi="Arial"/>
+                <w:rFonts w:ascii="Verdana" w:hAnsi="Verdana"/>
                 <w:b w:val="0"/>
                 <w:sz w:val="16"/>
               </w:rPr>
@@ -438,7 +431,7 @@
             <w:r/>
             <w:r>
               <w:rPr>
-                <w:rFonts w:ascii="Arial" w:hAnsi="Arial"/>
+                <w:rFonts w:ascii="Verdana" w:hAnsi="Verdana"/>
                 <w:b w:val="0"/>
                 <w:sz w:val="16"/>
               </w:rPr>
@@ -454,7 +447,7 @@
             <w:r/>
             <w:r>
               <w:rPr>
-                <w:rFonts w:ascii="Arial" w:hAnsi="Arial"/>
+                <w:rFonts w:ascii="Verdana" w:hAnsi="Verdana"/>
                 <w:b w:val="0"/>
                 <w:sz w:val="16"/>
               </w:rPr>
@@ -470,7 +463,7 @@
             <w:r/>
             <w:r>
               <w:rPr>
-                <w:rFonts w:ascii="Arial" w:hAnsi="Arial"/>
+                <w:rFonts w:ascii="Verdana" w:hAnsi="Verdana"/>
                 <w:b w:val="0"/>
                 <w:sz w:val="16"/>
               </w:rPr>
@@ -486,7 +479,7 @@
             <w:r/>
             <w:r>
               <w:rPr>
-                <w:rFonts w:ascii="Arial" w:hAnsi="Arial"/>
+                <w:rFonts w:ascii="Verdana" w:hAnsi="Verdana"/>
                 <w:b w:val="0"/>
                 <w:sz w:val="16"/>
               </w:rPr>
@@ -502,7 +495,7 @@
             <w:r/>
             <w:r>
               <w:rPr>
-                <w:rFonts w:ascii="Arial" w:hAnsi="Arial"/>
+                <w:rFonts w:ascii="Verdana" w:hAnsi="Verdana"/>
                 <w:b w:val="0"/>
                 <w:sz w:val="16"/>
               </w:rPr>
@@ -518,7 +511,7 @@
             <w:r/>
             <w:r>
               <w:rPr>
-                <w:rFonts w:ascii="Arial" w:hAnsi="Arial"/>
+                <w:rFonts w:ascii="Verdana" w:hAnsi="Verdana"/>
                 <w:b w:val="0"/>
                 <w:sz w:val="16"/>
               </w:rPr>
@@ -534,7 +527,7 @@
             <w:r/>
             <w:r>
               <w:rPr>
-                <w:rFonts w:ascii="Arial" w:hAnsi="Arial"/>
+                <w:rFonts w:ascii="Verdana" w:hAnsi="Verdana"/>
                 <w:b w:val="0"/>
                 <w:sz w:val="16"/>
               </w:rPr>
@@ -550,7 +543,7 @@
             <w:r/>
             <w:r>
               <w:rPr>
-                <w:rFonts w:ascii="Arial" w:hAnsi="Arial"/>
+                <w:rFonts w:ascii="Verdana" w:hAnsi="Verdana"/>
                 <w:b w:val="0"/>
                 <w:sz w:val="16"/>
               </w:rPr>
@@ -559,15 +552,18 @@
         </w:tc>
       </w:tr>
       <w:tr>
-        <w:tc>
-          <w:tcPr>
-            <w:tcW w:type="dxa" w:w="1514"/>
-          </w:tcPr>
-          <w:p>
-            <w:r/>
-            <w:r>
-              <w:rPr>
-                <w:rFonts w:ascii="Arial" w:hAnsi="Arial"/>
+        <w:trPr>
+          <w:cantSplit/>
+        </w:trPr>
+        <w:tc>
+          <w:tcPr>
+            <w:tcW w:type="dxa" w:w="1514"/>
+          </w:tcPr>
+          <w:p>
+            <w:r/>
+            <w:r>
+              <w:rPr>
+                <w:rFonts w:ascii="Verdana" w:hAnsi="Verdana"/>
                 <w:b w:val="0"/>
                 <w:sz w:val="16"/>
               </w:rPr>
@@ -583,7 +579,7 @@
             <w:r/>
             <w:r>
               <w:rPr>
-                <w:rFonts w:ascii="Arial" w:hAnsi="Arial"/>
+                <w:rFonts w:ascii="Verdana" w:hAnsi="Verdana"/>
                 <w:b w:val="0"/>
                 <w:sz w:val="16"/>
               </w:rPr>
@@ -599,7 +595,7 @@
             <w:r/>
             <w:r>
               <w:rPr>
-                <w:rFonts w:ascii="Arial" w:hAnsi="Arial"/>
+                <w:rFonts w:ascii="Verdana" w:hAnsi="Verdana"/>
                 <w:b w:val="0"/>
                 <w:sz w:val="16"/>
               </w:rPr>
@@ -615,7 +611,7 @@
             <w:r/>
             <w:r>
               <w:rPr>
-                <w:rFonts w:ascii="Arial" w:hAnsi="Arial"/>
+                <w:rFonts w:ascii="Verdana" w:hAnsi="Verdana"/>
                 <w:b w:val="0"/>
                 <w:sz w:val="16"/>
               </w:rPr>
@@ -631,7 +627,7 @@
             <w:r/>
             <w:r>
               <w:rPr>
-                <w:rFonts w:ascii="Arial" w:hAnsi="Arial"/>
+                <w:rFonts w:ascii="Verdana" w:hAnsi="Verdana"/>
                 <w:b w:val="0"/>
                 <w:sz w:val="16"/>
               </w:rPr>
@@ -647,7 +643,7 @@
             <w:r/>
             <w:r>
               <w:rPr>
-                <w:rFonts w:ascii="Arial" w:hAnsi="Arial"/>
+                <w:rFonts w:ascii="Verdana" w:hAnsi="Verdana"/>
                 <w:b w:val="0"/>
                 <w:sz w:val="16"/>
               </w:rPr>
@@ -663,7 +659,7 @@
             <w:r/>
             <w:r>
               <w:rPr>
-                <w:rFonts w:ascii="Arial" w:hAnsi="Arial"/>
+                <w:rFonts w:ascii="Verdana" w:hAnsi="Verdana"/>
                 <w:b w:val="0"/>
                 <w:sz w:val="16"/>
               </w:rPr>
@@ -679,7 +675,7 @@
             <w:r/>
             <w:r>
               <w:rPr>
-                <w:rFonts w:ascii="Arial" w:hAnsi="Arial"/>
+                <w:rFonts w:ascii="Verdana" w:hAnsi="Verdana"/>
                 <w:b w:val="0"/>
                 <w:sz w:val="16"/>
               </w:rPr>
@@ -695,7 +691,7 @@
             <w:r/>
             <w:r>
               <w:rPr>
-                <w:rFonts w:ascii="Arial" w:hAnsi="Arial"/>
+                <w:rFonts w:ascii="Verdana" w:hAnsi="Verdana"/>
                 <w:b w:val="0"/>
                 <w:sz w:val="16"/>
               </w:rPr>
@@ -711,25 +707,28 @@
             <w:r/>
             <w:r>
               <w:rPr>
-                <w:rFonts w:ascii="Arial" w:hAnsi="Arial"/>
-                <w:b w:val="0"/>
-                <w:sz w:val="16"/>
-              </w:rPr>
-              <w:t>Note 1: 'Bad weather' denotes the conditions which generally exist during precipitation and a short time before and after.</w:t>
+                <w:rFonts w:ascii="Verdana" w:hAnsi="Verdana"/>
+                <w:b w:val="0"/>
+                <w:sz w:val="16"/>
+              </w:rPr>
+              <w:t>Note 1: 3 04 035 is deprecated.</w:t>
             </w:r>
           </w:p>
         </w:tc>
       </w:tr>
       <w:tr>
-        <w:tc>
-          <w:tcPr>
-            <w:tcW w:type="dxa" w:w="1514"/>
-          </w:tcPr>
-          <w:p>
-            <w:r/>
-            <w:r>
-              <w:rPr>
-                <w:rFonts w:ascii="Arial" w:hAnsi="Arial"/>
+        <w:trPr>
+          <w:cantSplit/>
+        </w:trPr>
+        <w:tc>
+          <w:tcPr>
+            <w:tcW w:type="dxa" w:w="1514"/>
+          </w:tcPr>
+          <w:p>
+            <w:r/>
+            <w:r>
+              <w:rPr>
+                <w:rFonts w:ascii="Verdana" w:hAnsi="Verdana"/>
                 <w:b w:val="0"/>
                 <w:sz w:val="16"/>
               </w:rPr>
@@ -745,7 +744,7 @@
             <w:r/>
             <w:r>
               <w:rPr>
-                <w:rFonts w:ascii="Arial" w:hAnsi="Arial"/>
+                <w:rFonts w:ascii="Verdana" w:hAnsi="Verdana"/>
                 <w:b w:val="0"/>
                 <w:sz w:val="16"/>
               </w:rPr>
@@ -761,7 +760,7 @@
             <w:r/>
             <w:r>
               <w:rPr>
-                <w:rFonts w:ascii="Arial" w:hAnsi="Arial"/>
+                <w:rFonts w:ascii="Verdana" w:hAnsi="Verdana"/>
                 <w:b w:val="0"/>
                 <w:sz w:val="16"/>
               </w:rPr>
@@ -777,7 +776,7 @@
             <w:r/>
             <w:r>
               <w:rPr>
-                <w:rFonts w:ascii="Arial" w:hAnsi="Arial"/>
+                <w:rFonts w:ascii="Verdana" w:hAnsi="Verdana"/>
                 <w:b w:val="0"/>
                 <w:sz w:val="16"/>
               </w:rPr>
@@ -793,7 +792,7 @@
             <w:r/>
             <w:r>
               <w:rPr>
-                <w:rFonts w:ascii="Arial" w:hAnsi="Arial"/>
+                <w:rFonts w:ascii="Verdana" w:hAnsi="Verdana"/>
                 <w:b w:val="0"/>
                 <w:sz w:val="16"/>
               </w:rPr>
@@ -809,7 +808,7 @@
             <w:r/>
             <w:r>
               <w:rPr>
-                <w:rFonts w:ascii="Arial" w:hAnsi="Arial"/>
+                <w:rFonts w:ascii="Verdana" w:hAnsi="Verdana"/>
                 <w:b w:val="0"/>
                 <w:sz w:val="16"/>
               </w:rPr>
@@ -825,7 +824,7 @@
             <w:r/>
             <w:r>
               <w:rPr>
-                <w:rFonts w:ascii="Arial" w:hAnsi="Arial"/>
+                <w:rFonts w:ascii="Verdana" w:hAnsi="Verdana"/>
                 <w:b w:val="0"/>
                 <w:sz w:val="16"/>
               </w:rPr>
@@ -841,7 +840,7 @@
             <w:r/>
             <w:r>
               <w:rPr>
-                <w:rFonts w:ascii="Arial" w:hAnsi="Arial"/>
+                <w:rFonts w:ascii="Verdana" w:hAnsi="Verdana"/>
                 <w:b w:val="0"/>
                 <w:sz w:val="16"/>
               </w:rPr>
@@ -857,7 +856,7 @@
             <w:r/>
             <w:r>
               <w:rPr>
-                <w:rFonts w:ascii="Arial" w:hAnsi="Arial"/>
+                <w:rFonts w:ascii="Verdana" w:hAnsi="Verdana"/>
                 <w:b w:val="0"/>
                 <w:sz w:val="16"/>
               </w:rPr>
@@ -873,25 +872,28 @@
             <w:r/>
             <w:r>
               <w:rPr>
-                <w:rFonts w:ascii="Arial" w:hAnsi="Arial"/>
-                <w:b w:val="0"/>
-                <w:sz w:val="16"/>
-              </w:rPr>
-              <w:t>Note 2: 'Clear' and 'overcast' are coded by 0 and 8, respectively.</w:t>
+                <w:rFonts w:ascii="Verdana" w:hAnsi="Verdana"/>
+                <w:b w:val="0"/>
+                <w:sz w:val="16"/>
+              </w:rPr>
+              <w:t>Note 2: 3 07 082 is deprecated.</w:t>
             </w:r>
           </w:p>
         </w:tc>
       </w:tr>
       <w:tr>
-        <w:tc>
-          <w:tcPr>
-            <w:tcW w:type="dxa" w:w="1514"/>
-          </w:tcPr>
-          <w:p>
-            <w:r/>
-            <w:r>
-              <w:rPr>
-                <w:rFonts w:ascii="Arial" w:hAnsi="Arial"/>
+        <w:trPr>
+          <w:cantSplit/>
+        </w:trPr>
+        <w:tc>
+          <w:tcPr>
+            <w:tcW w:type="dxa" w:w="1514"/>
+          </w:tcPr>
+          <w:p>
+            <w:r/>
+            <w:r>
+              <w:rPr>
+                <w:rFonts w:ascii="Verdana" w:hAnsi="Verdana"/>
                 <w:b w:val="0"/>
                 <w:sz w:val="16"/>
               </w:rPr>
@@ -907,7 +909,7 @@
             <w:r/>
             <w:r>
               <w:rPr>
-                <w:rFonts w:ascii="Arial" w:hAnsi="Arial"/>
+                <w:rFonts w:ascii="Verdana" w:hAnsi="Verdana"/>
                 <w:b w:val="0"/>
                 <w:sz w:val="16"/>
               </w:rPr>
@@ -923,7 +925,7 @@
             <w:r/>
             <w:r>
               <w:rPr>
-                <w:rFonts w:ascii="Arial" w:hAnsi="Arial"/>
+                <w:rFonts w:ascii="Verdana" w:hAnsi="Verdana"/>
                 <w:b w:val="0"/>
                 <w:sz w:val="16"/>
               </w:rPr>
@@ -939,7 +941,7 @@
             <w:r/>
             <w:r>
               <w:rPr>
-                <w:rFonts w:ascii="Arial" w:hAnsi="Arial"/>
+                <w:rFonts w:ascii="Verdana" w:hAnsi="Verdana"/>
                 <w:b w:val="0"/>
                 <w:sz w:val="16"/>
               </w:rPr>
@@ -955,7 +957,7 @@
             <w:r/>
             <w:r>
               <w:rPr>
-                <w:rFonts w:ascii="Arial" w:hAnsi="Arial"/>
+                <w:rFonts w:ascii="Verdana" w:hAnsi="Verdana"/>
                 <w:b w:val="0"/>
                 <w:sz w:val="16"/>
               </w:rPr>
@@ -971,7 +973,7 @@
             <w:r/>
             <w:r>
               <w:rPr>
-                <w:rFonts w:ascii="Arial" w:hAnsi="Arial"/>
+                <w:rFonts w:ascii="Verdana" w:hAnsi="Verdana"/>
                 <w:b w:val="0"/>
                 <w:sz w:val="16"/>
               </w:rPr>
@@ -987,7 +989,7 @@
             <w:r/>
             <w:r>
               <w:rPr>
-                <w:rFonts w:ascii="Arial" w:hAnsi="Arial"/>
+                <w:rFonts w:ascii="Verdana" w:hAnsi="Verdana"/>
                 <w:b w:val="0"/>
                 <w:sz w:val="16"/>
               </w:rPr>
@@ -1003,7 +1005,7 @@
             <w:r/>
             <w:r>
               <w:rPr>
-                <w:rFonts w:ascii="Arial" w:hAnsi="Arial"/>
+                <w:rFonts w:ascii="Verdana" w:hAnsi="Verdana"/>
                 <w:b w:val="0"/>
                 <w:sz w:val="16"/>
               </w:rPr>
@@ -1019,7 +1021,7 @@
             <w:r/>
             <w:r>
               <w:rPr>
-                <w:rFonts w:ascii="Arial" w:hAnsi="Arial"/>
+                <w:rFonts w:ascii="Verdana" w:hAnsi="Verdana"/>
                 <w:b w:val="0"/>
                 <w:sz w:val="16"/>
               </w:rPr>
@@ -1035,25 +1037,28 @@
             <w:r/>
             <w:r>
               <w:rPr>
-                <w:rFonts w:ascii="Arial" w:hAnsi="Arial"/>
-                <w:b w:val="0"/>
-                <w:sz w:val="16"/>
-              </w:rPr>
-              <w:t>Note 3: 'Ensemble mean' indicates that a number of distinct values corresponding to a set of time locations are averaged.</w:t>
+                <w:rFonts w:ascii="Verdana" w:hAnsi="Verdana"/>
+                <w:b w:val="0"/>
+                <w:sz w:val="16"/>
+              </w:rPr>
+              <w:t>Note 3: 3 10 027 is deprecated.</w:t>
             </w:r>
           </w:p>
         </w:tc>
       </w:tr>
       <w:tr>
-        <w:tc>
-          <w:tcPr>
-            <w:tcW w:type="dxa" w:w="1514"/>
-          </w:tcPr>
-          <w:p>
-            <w:r/>
-            <w:r>
-              <w:rPr>
-                <w:rFonts w:ascii="Arial" w:hAnsi="Arial"/>
+        <w:trPr>
+          <w:cantSplit/>
+        </w:trPr>
+        <w:tc>
+          <w:tcPr>
+            <w:tcW w:type="dxa" w:w="1514"/>
+          </w:tcPr>
+          <w:p>
+            <w:r/>
+            <w:r>
+              <w:rPr>
+                <w:rFonts w:ascii="Verdana" w:hAnsi="Verdana"/>
                 <w:b w:val="0"/>
                 <w:sz w:val="16"/>
               </w:rPr>
@@ -1069,7 +1074,7 @@
             <w:r/>
             <w:r>
               <w:rPr>
-                <w:rFonts w:ascii="Arial" w:hAnsi="Arial"/>
+                <w:rFonts w:ascii="Verdana" w:hAnsi="Verdana"/>
                 <w:b w:val="0"/>
                 <w:sz w:val="16"/>
               </w:rPr>
@@ -1085,7 +1090,7 @@
             <w:r/>
             <w:r>
               <w:rPr>
-                <w:rFonts w:ascii="Arial" w:hAnsi="Arial"/>
+                <w:rFonts w:ascii="Verdana" w:hAnsi="Verdana"/>
                 <w:b w:val="0"/>
                 <w:sz w:val="16"/>
               </w:rPr>
@@ -1101,7 +1106,7 @@
             <w:r/>
             <w:r>
               <w:rPr>
-                <w:rFonts w:ascii="Arial" w:hAnsi="Arial"/>
+                <w:rFonts w:ascii="Verdana" w:hAnsi="Verdana"/>
                 <w:b w:val="0"/>
                 <w:sz w:val="16"/>
               </w:rPr>
@@ -1117,7 +1122,7 @@
             <w:r/>
             <w:r>
               <w:rPr>
-                <w:rFonts w:ascii="Arial" w:hAnsi="Arial"/>
+                <w:rFonts w:ascii="Verdana" w:hAnsi="Verdana"/>
                 <w:b w:val="0"/>
                 <w:sz w:val="16"/>
               </w:rPr>
@@ -1133,7 +1138,7 @@
             <w:r/>
             <w:r>
               <w:rPr>
-                <w:rFonts w:ascii="Arial" w:hAnsi="Arial"/>
+                <w:rFonts w:ascii="Verdana" w:hAnsi="Verdana"/>
                 <w:b w:val="0"/>
                 <w:sz w:val="16"/>
               </w:rPr>
@@ -1149,7 +1154,7 @@
             <w:r/>
             <w:r>
               <w:rPr>
-                <w:rFonts w:ascii="Arial" w:hAnsi="Arial"/>
+                <w:rFonts w:ascii="Verdana" w:hAnsi="Verdana"/>
                 <w:b w:val="0"/>
                 <w:sz w:val="16"/>
               </w:rPr>
@@ -1165,7 +1170,7 @@
             <w:r/>
             <w:r>
               <w:rPr>
-                <w:rFonts w:ascii="Arial" w:hAnsi="Arial"/>
+                <w:rFonts w:ascii="Verdana" w:hAnsi="Verdana"/>
                 <w:b w:val="0"/>
                 <w:sz w:val="16"/>
               </w:rPr>
@@ -1181,7 +1186,7 @@
             <w:r/>
             <w:r>
               <w:rPr>
-                <w:rFonts w:ascii="Arial" w:hAnsi="Arial"/>
+                <w:rFonts w:ascii="Verdana" w:hAnsi="Verdana"/>
                 <w:b w:val="0"/>
                 <w:sz w:val="16"/>
               </w:rPr>
@@ -1197,7 +1202,7 @@
             <w:r/>
             <w:r>
               <w:rPr>
-                <w:rFonts w:ascii="Arial" w:hAnsi="Arial"/>
+                <w:rFonts w:ascii="Verdana" w:hAnsi="Verdana"/>
                 <w:b w:val="0"/>
                 <w:sz w:val="16"/>
               </w:rPr>
@@ -1206,15 +1211,18 @@
         </w:tc>
       </w:tr>
       <w:tr>
-        <w:tc>
-          <w:tcPr>
-            <w:tcW w:type="dxa" w:w="1514"/>
-          </w:tcPr>
-          <w:p>
-            <w:r/>
-            <w:r>
-              <w:rPr>
-                <w:rFonts w:ascii="Arial" w:hAnsi="Arial"/>
+        <w:trPr>
+          <w:cantSplit/>
+        </w:trPr>
+        <w:tc>
+          <w:tcPr>
+            <w:tcW w:type="dxa" w:w="1514"/>
+          </w:tcPr>
+          <w:p>
+            <w:r/>
+            <w:r>
+              <w:rPr>
+                <w:rFonts w:ascii="Verdana" w:hAnsi="Verdana"/>
                 <w:b w:val="0"/>
                 <w:sz w:val="16"/>
               </w:rPr>
@@ -1230,7 +1238,7 @@
             <w:r/>
             <w:r>
               <w:rPr>
-                <w:rFonts w:ascii="Arial" w:hAnsi="Arial"/>
+                <w:rFonts w:ascii="Verdana" w:hAnsi="Verdana"/>
                 <w:b w:val="0"/>
                 <w:sz w:val="16"/>
               </w:rPr>
@@ -1246,7 +1254,7 @@
             <w:r/>
             <w:r>
               <w:rPr>
-                <w:rFonts w:ascii="Arial" w:hAnsi="Arial"/>
+                <w:rFonts w:ascii="Verdana" w:hAnsi="Verdana"/>
                 <w:b w:val="0"/>
                 <w:sz w:val="16"/>
               </w:rPr>
@@ -1262,7 +1270,7 @@
             <w:r/>
             <w:r>
               <w:rPr>
-                <w:rFonts w:ascii="Arial" w:hAnsi="Arial"/>
+                <w:rFonts w:ascii="Verdana" w:hAnsi="Verdana"/>
                 <w:b w:val="0"/>
                 <w:sz w:val="16"/>
               </w:rPr>
@@ -1278,7 +1286,7 @@
             <w:r/>
             <w:r>
               <w:rPr>
-                <w:rFonts w:ascii="Arial" w:hAnsi="Arial"/>
+                <w:rFonts w:ascii="Verdana" w:hAnsi="Verdana"/>
                 <w:b w:val="0"/>
                 <w:sz w:val="16"/>
               </w:rPr>
@@ -1294,7 +1302,7 @@
             <w:r/>
             <w:r>
               <w:rPr>
-                <w:rFonts w:ascii="Arial" w:hAnsi="Arial"/>
+                <w:rFonts w:ascii="Verdana" w:hAnsi="Verdana"/>
                 <w:b w:val="0"/>
                 <w:sz w:val="16"/>
               </w:rPr>
@@ -1310,7 +1318,7 @@
             <w:r/>
             <w:r>
               <w:rPr>
-                <w:rFonts w:ascii="Arial" w:hAnsi="Arial"/>
+                <w:rFonts w:ascii="Verdana" w:hAnsi="Verdana"/>
                 <w:b w:val="0"/>
                 <w:sz w:val="16"/>
               </w:rPr>
@@ -1326,7 +1334,7 @@
             <w:r/>
             <w:r>
               <w:rPr>
-                <w:rFonts w:ascii="Arial" w:hAnsi="Arial"/>
+                <w:rFonts w:ascii="Verdana" w:hAnsi="Verdana"/>
                 <w:b w:val="0"/>
                 <w:sz w:val="16"/>
               </w:rPr>
@@ -1342,7 +1350,7 @@
             <w:r/>
             <w:r>
               <w:rPr>
-                <w:rFonts w:ascii="Arial" w:hAnsi="Arial"/>
+                <w:rFonts w:ascii="Verdana" w:hAnsi="Verdana"/>
                 <w:b w:val="0"/>
                 <w:sz w:val="16"/>
               </w:rPr>
@@ -1358,7 +1366,7 @@
             <w:r/>
             <w:r>
               <w:rPr>
-                <w:rFonts w:ascii="Arial" w:hAnsi="Arial"/>
+                <w:rFonts w:ascii="Verdana" w:hAnsi="Verdana"/>
                 <w:b w:val="0"/>
                 <w:sz w:val="16"/>
               </w:rPr>
@@ -1367,15 +1375,18 @@
         </w:tc>
       </w:tr>
       <w:tr>
-        <w:tc>
-          <w:tcPr>
-            <w:tcW w:type="dxa" w:w="1514"/>
-          </w:tcPr>
-          <w:p>
-            <w:r/>
-            <w:r>
-              <w:rPr>
-                <w:rFonts w:ascii="Arial" w:hAnsi="Arial"/>
+        <w:trPr>
+          <w:cantSplit/>
+        </w:trPr>
+        <w:tc>
+          <w:tcPr>
+            <w:tcW w:type="dxa" w:w="1514"/>
+          </w:tcPr>
+          <w:p>
+            <w:r/>
+            <w:r>
+              <w:rPr>
+                <w:rFonts w:ascii="Verdana" w:hAnsi="Verdana"/>
                 <w:b w:val="0"/>
                 <w:sz w:val="16"/>
               </w:rPr>
@@ -1391,7 +1402,7 @@
             <w:r/>
             <w:r>
               <w:rPr>
-                <w:rFonts w:ascii="Arial" w:hAnsi="Arial"/>
+                <w:rFonts w:ascii="Verdana" w:hAnsi="Verdana"/>
                 <w:b w:val="0"/>
                 <w:sz w:val="16"/>
               </w:rPr>
@@ -1407,7 +1418,7 @@
             <w:r/>
             <w:r>
               <w:rPr>
-                <w:rFonts w:ascii="Arial" w:hAnsi="Arial"/>
+                <w:rFonts w:ascii="Verdana" w:hAnsi="Verdana"/>
                 <w:b w:val="0"/>
                 <w:sz w:val="16"/>
               </w:rPr>
@@ -1423,7 +1434,7 @@
             <w:r/>
             <w:r>
               <w:rPr>
-                <w:rFonts w:ascii="Arial" w:hAnsi="Arial"/>
+                <w:rFonts w:ascii="Verdana" w:hAnsi="Verdana"/>
                 <w:b w:val="0"/>
                 <w:sz w:val="16"/>
               </w:rPr>
@@ -1439,7 +1450,7 @@
             <w:r/>
             <w:r>
               <w:rPr>
-                <w:rFonts w:ascii="Arial" w:hAnsi="Arial"/>
+                <w:rFonts w:ascii="Verdana" w:hAnsi="Verdana"/>
                 <w:b w:val="0"/>
                 <w:sz w:val="16"/>
               </w:rPr>
@@ -1455,7 +1466,7 @@
             <w:r/>
             <w:r>
               <w:rPr>
-                <w:rFonts w:ascii="Arial" w:hAnsi="Arial"/>
+                <w:rFonts w:ascii="Verdana" w:hAnsi="Verdana"/>
                 <w:b w:val="0"/>
                 <w:sz w:val="16"/>
               </w:rPr>
@@ -1471,7 +1482,7 @@
             <w:r/>
             <w:r>
               <w:rPr>
-                <w:rFonts w:ascii="Arial" w:hAnsi="Arial"/>
+                <w:rFonts w:ascii="Verdana" w:hAnsi="Verdana"/>
                 <w:b w:val="0"/>
                 <w:sz w:val="16"/>
               </w:rPr>
@@ -1487,7 +1498,7 @@
             <w:r/>
             <w:r>
               <w:rPr>
-                <w:rFonts w:ascii="Arial" w:hAnsi="Arial"/>
+                <w:rFonts w:ascii="Verdana" w:hAnsi="Verdana"/>
                 <w:b w:val="0"/>
                 <w:sz w:val="16"/>
               </w:rPr>
@@ -1503,7 +1514,7 @@
             <w:r/>
             <w:r>
               <w:rPr>
-                <w:rFonts w:ascii="Arial" w:hAnsi="Arial"/>
+                <w:rFonts w:ascii="Verdana" w:hAnsi="Verdana"/>
                 <w:b w:val="0"/>
                 <w:sz w:val="16"/>
               </w:rPr>
@@ -1519,7 +1530,7 @@
             <w:r/>
             <w:r>
               <w:rPr>
-                <w:rFonts w:ascii="Arial" w:hAnsi="Arial"/>
+                <w:rFonts w:ascii="Verdana" w:hAnsi="Verdana"/>
                 <w:b w:val="0"/>
                 <w:sz w:val="16"/>
               </w:rPr>
@@ -1528,15 +1539,18 @@
         </w:tc>
       </w:tr>
       <w:tr>
-        <w:tc>
-          <w:tcPr>
-            <w:tcW w:type="dxa" w:w="1514"/>
-          </w:tcPr>
-          <w:p>
-            <w:r/>
-            <w:r>
-              <w:rPr>
-                <w:rFonts w:ascii="Arial" w:hAnsi="Arial"/>
+        <w:trPr>
+          <w:cantSplit/>
+        </w:trPr>
+        <w:tc>
+          <w:tcPr>
+            <w:tcW w:type="dxa" w:w="1514"/>
+          </w:tcPr>
+          <w:p>
+            <w:r/>
+            <w:r>
+              <w:rPr>
+                <w:rFonts w:ascii="Verdana" w:hAnsi="Verdana"/>
                 <w:b w:val="0"/>
                 <w:sz w:val="16"/>
               </w:rPr>
@@ -1552,7 +1566,7 @@
             <w:r/>
             <w:r>
               <w:rPr>
-                <w:rFonts w:ascii="Arial" w:hAnsi="Arial"/>
+                <w:rFonts w:ascii="Verdana" w:hAnsi="Verdana"/>
                 <w:b w:val="0"/>
                 <w:sz w:val="16"/>
               </w:rPr>
@@ -1568,7 +1582,7 @@
             <w:r/>
             <w:r>
               <w:rPr>
-                <w:rFonts w:ascii="Arial" w:hAnsi="Arial"/>
+                <w:rFonts w:ascii="Verdana" w:hAnsi="Verdana"/>
                 <w:b w:val="0"/>
                 <w:sz w:val="16"/>
               </w:rPr>
@@ -1584,7 +1598,7 @@
             <w:r/>
             <w:r>
               <w:rPr>
-                <w:rFonts w:ascii="Arial" w:hAnsi="Arial"/>
+                <w:rFonts w:ascii="Verdana" w:hAnsi="Verdana"/>
                 <w:b w:val="0"/>
                 <w:sz w:val="16"/>
               </w:rPr>
@@ -1600,7 +1614,7 @@
             <w:r/>
             <w:r>
               <w:rPr>
-                <w:rFonts w:ascii="Arial" w:hAnsi="Arial"/>
+                <w:rFonts w:ascii="Verdana" w:hAnsi="Verdana"/>
                 <w:b w:val="0"/>
                 <w:sz w:val="16"/>
               </w:rPr>
@@ -1616,7 +1630,7 @@
             <w:r/>
             <w:r>
               <w:rPr>
-                <w:rFonts w:ascii="Arial" w:hAnsi="Arial"/>
+                <w:rFonts w:ascii="Verdana" w:hAnsi="Verdana"/>
                 <w:b w:val="0"/>
                 <w:sz w:val="16"/>
               </w:rPr>
@@ -1632,7 +1646,7 @@
             <w:r/>
             <w:r>
               <w:rPr>
-                <w:rFonts w:ascii="Arial" w:hAnsi="Arial"/>
+                <w:rFonts w:ascii="Verdana" w:hAnsi="Verdana"/>
                 <w:b w:val="0"/>
                 <w:sz w:val="16"/>
               </w:rPr>
@@ -1648,7 +1662,7 @@
             <w:r/>
             <w:r>
               <w:rPr>
-                <w:rFonts w:ascii="Arial" w:hAnsi="Arial"/>
+                <w:rFonts w:ascii="Verdana" w:hAnsi="Verdana"/>
                 <w:b w:val="0"/>
                 <w:sz w:val="16"/>
               </w:rPr>
@@ -1664,7 +1678,7 @@
             <w:r/>
             <w:r>
               <w:rPr>
-                <w:rFonts w:ascii="Arial" w:hAnsi="Arial"/>
+                <w:rFonts w:ascii="Verdana" w:hAnsi="Verdana"/>
                 <w:b w:val="0"/>
                 <w:sz w:val="16"/>
               </w:rPr>
@@ -1680,7 +1694,7 @@
             <w:r/>
             <w:r>
               <w:rPr>
-                <w:rFonts w:ascii="Arial" w:hAnsi="Arial"/>
+                <w:rFonts w:ascii="Verdana" w:hAnsi="Verdana"/>
                 <w:b w:val="0"/>
                 <w:sz w:val="16"/>
               </w:rPr>
@@ -1689,15 +1703,18 @@
         </w:tc>
       </w:tr>
       <w:tr>
-        <w:tc>
-          <w:tcPr>
-            <w:tcW w:type="dxa" w:w="1514"/>
-          </w:tcPr>
-          <w:p>
-            <w:r/>
-            <w:r>
-              <w:rPr>
-                <w:rFonts w:ascii="Arial" w:hAnsi="Arial"/>
+        <w:trPr>
+          <w:cantSplit/>
+        </w:trPr>
+        <w:tc>
+          <w:tcPr>
+            <w:tcW w:type="dxa" w:w="1514"/>
+          </w:tcPr>
+          <w:p>
+            <w:r/>
+            <w:r>
+              <w:rPr>
+                <w:rFonts w:ascii="Verdana" w:hAnsi="Verdana"/>
                 <w:b w:val="0"/>
                 <w:sz w:val="16"/>
               </w:rPr>
@@ -1713,7 +1730,7 @@
             <w:r/>
             <w:r>
               <w:rPr>
-                <w:rFonts w:ascii="Arial" w:hAnsi="Arial"/>
+                <w:rFonts w:ascii="Verdana" w:hAnsi="Verdana"/>
                 <w:b w:val="0"/>
                 <w:sz w:val="16"/>
               </w:rPr>
@@ -1729,7 +1746,7 @@
             <w:r/>
             <w:r>
               <w:rPr>
-                <w:rFonts w:ascii="Arial" w:hAnsi="Arial"/>
+                <w:rFonts w:ascii="Verdana" w:hAnsi="Verdana"/>
                 <w:b w:val="0"/>
                 <w:sz w:val="16"/>
               </w:rPr>
@@ -1745,7 +1762,7 @@
             <w:r/>
             <w:r>
               <w:rPr>
-                <w:rFonts w:ascii="Arial" w:hAnsi="Arial"/>
+                <w:rFonts w:ascii="Verdana" w:hAnsi="Verdana"/>
                 <w:b w:val="0"/>
                 <w:sz w:val="16"/>
               </w:rPr>
@@ -1761,7 +1778,7 @@
             <w:r/>
             <w:r>
               <w:rPr>
-                <w:rFonts w:ascii="Arial" w:hAnsi="Arial"/>
+                <w:rFonts w:ascii="Verdana" w:hAnsi="Verdana"/>
                 <w:b w:val="0"/>
                 <w:sz w:val="16"/>
               </w:rPr>
@@ -1777,7 +1794,7 @@
             <w:r/>
             <w:r>
               <w:rPr>
-                <w:rFonts w:ascii="Arial" w:hAnsi="Arial"/>
+                <w:rFonts w:ascii="Verdana" w:hAnsi="Verdana"/>
                 <w:b w:val="0"/>
                 <w:sz w:val="16"/>
               </w:rPr>
@@ -1793,7 +1810,7 @@
             <w:r/>
             <w:r>
               <w:rPr>
-                <w:rFonts w:ascii="Arial" w:hAnsi="Arial"/>
+                <w:rFonts w:ascii="Verdana" w:hAnsi="Verdana"/>
                 <w:b w:val="0"/>
                 <w:sz w:val="16"/>
               </w:rPr>
@@ -1809,7 +1826,7 @@
             <w:r/>
             <w:r>
               <w:rPr>
-                <w:rFonts w:ascii="Arial" w:hAnsi="Arial"/>
+                <w:rFonts w:ascii="Verdana" w:hAnsi="Verdana"/>
                 <w:b w:val="0"/>
                 <w:sz w:val="16"/>
               </w:rPr>
@@ -1825,7 +1842,7 @@
             <w:r/>
             <w:r>
               <w:rPr>
-                <w:rFonts w:ascii="Arial" w:hAnsi="Arial"/>
+                <w:rFonts w:ascii="Verdana" w:hAnsi="Verdana"/>
                 <w:b w:val="0"/>
                 <w:sz w:val="16"/>
               </w:rPr>
@@ -1841,7 +1858,7 @@
             <w:r/>
             <w:r>
               <w:rPr>
-                <w:rFonts w:ascii="Arial" w:hAnsi="Arial"/>
+                <w:rFonts w:ascii="Verdana" w:hAnsi="Verdana"/>
                 <w:b w:val="0"/>
                 <w:sz w:val="16"/>
               </w:rPr>
@@ -1850,15 +1867,18 @@
         </w:tc>
       </w:tr>
       <w:tr>
-        <w:tc>
-          <w:tcPr>
-            <w:tcW w:type="dxa" w:w="1514"/>
-          </w:tcPr>
-          <w:p>
-            <w:r/>
-            <w:r>
-              <w:rPr>
-                <w:rFonts w:ascii="Arial" w:hAnsi="Arial"/>
+        <w:trPr>
+          <w:cantSplit/>
+        </w:trPr>
+        <w:tc>
+          <w:tcPr>
+            <w:tcW w:type="dxa" w:w="1514"/>
+          </w:tcPr>
+          <w:p>
+            <w:r/>
+            <w:r>
+              <w:rPr>
+                <w:rFonts w:ascii="Verdana" w:hAnsi="Verdana"/>
                 <w:b w:val="0"/>
                 <w:sz w:val="16"/>
               </w:rPr>
@@ -1874,7 +1894,7 @@
             <w:r/>
             <w:r>
               <w:rPr>
-                <w:rFonts w:ascii="Arial" w:hAnsi="Arial"/>
+                <w:rFonts w:ascii="Verdana" w:hAnsi="Verdana"/>
                 <w:b w:val="0"/>
                 <w:sz w:val="16"/>
               </w:rPr>
@@ -1890,7 +1910,7 @@
             <w:r/>
             <w:r>
               <w:rPr>
-                <w:rFonts w:ascii="Arial" w:hAnsi="Arial"/>
+                <w:rFonts w:ascii="Verdana" w:hAnsi="Verdana"/>
                 <w:b w:val="0"/>
                 <w:sz w:val="16"/>
               </w:rPr>
@@ -1906,7 +1926,7 @@
             <w:r/>
             <w:r>
               <w:rPr>
-                <w:rFonts w:ascii="Arial" w:hAnsi="Arial"/>
+                <w:rFonts w:ascii="Verdana" w:hAnsi="Verdana"/>
                 <w:b w:val="0"/>
                 <w:sz w:val="16"/>
               </w:rPr>
@@ -1922,7 +1942,7 @@
             <w:r/>
             <w:r>
               <w:rPr>
-                <w:rFonts w:ascii="Arial" w:hAnsi="Arial"/>
+                <w:rFonts w:ascii="Verdana" w:hAnsi="Verdana"/>
                 <w:b w:val="0"/>
                 <w:sz w:val="16"/>
               </w:rPr>
@@ -1938,7 +1958,7 @@
             <w:r/>
             <w:r>
               <w:rPr>
-                <w:rFonts w:ascii="Arial" w:hAnsi="Arial"/>
+                <w:rFonts w:ascii="Verdana" w:hAnsi="Verdana"/>
                 <w:b w:val="0"/>
                 <w:sz w:val="16"/>
               </w:rPr>
@@ -1954,7 +1974,7 @@
             <w:r/>
             <w:r>
               <w:rPr>
-                <w:rFonts w:ascii="Arial" w:hAnsi="Arial"/>
+                <w:rFonts w:ascii="Verdana" w:hAnsi="Verdana"/>
                 <w:b w:val="0"/>
                 <w:sz w:val="16"/>
               </w:rPr>
@@ -1970,7 +1990,7 @@
             <w:r/>
             <w:r>
               <w:rPr>
-                <w:rFonts w:ascii="Arial" w:hAnsi="Arial"/>
+                <w:rFonts w:ascii="Verdana" w:hAnsi="Verdana"/>
                 <w:b w:val="0"/>
                 <w:sz w:val="16"/>
               </w:rPr>
@@ -1986,7 +2006,7 @@
             <w:r/>
             <w:r>
               <w:rPr>
-                <w:rFonts w:ascii="Arial" w:hAnsi="Arial"/>
+                <w:rFonts w:ascii="Verdana" w:hAnsi="Verdana"/>
                 <w:b w:val="0"/>
                 <w:sz w:val="16"/>
               </w:rPr>
@@ -2002,7 +2022,7 @@
             <w:r/>
             <w:r>
               <w:rPr>
-                <w:rFonts w:ascii="Arial" w:hAnsi="Arial"/>
+                <w:rFonts w:ascii="Verdana" w:hAnsi="Verdana"/>
                 <w:b w:val="0"/>
                 <w:sz w:val="16"/>
               </w:rPr>
@@ -2011,15 +2031,18 @@
         </w:tc>
       </w:tr>
       <w:tr>
-        <w:tc>
-          <w:tcPr>
-            <w:tcW w:type="dxa" w:w="1514"/>
-          </w:tcPr>
-          <w:p>
-            <w:r/>
-            <w:r>
-              <w:rPr>
-                <w:rFonts w:ascii="Arial" w:hAnsi="Arial"/>
+        <w:trPr>
+          <w:cantSplit/>
+        </w:trPr>
+        <w:tc>
+          <w:tcPr>
+            <w:tcW w:type="dxa" w:w="1514"/>
+          </w:tcPr>
+          <w:p>
+            <w:r/>
+            <w:r>
+              <w:rPr>
+                <w:rFonts w:ascii="Verdana" w:hAnsi="Verdana"/>
                 <w:b w:val="0"/>
                 <w:sz w:val="16"/>
               </w:rPr>
@@ -2035,7 +2058,7 @@
             <w:r/>
             <w:r>
               <w:rPr>
-                <w:rFonts w:ascii="Arial" w:hAnsi="Arial"/>
+                <w:rFonts w:ascii="Verdana" w:hAnsi="Verdana"/>
                 <w:b w:val="0"/>
                 <w:sz w:val="16"/>
               </w:rPr>
@@ -2051,7 +2074,7 @@
             <w:r/>
             <w:r>
               <w:rPr>
-                <w:rFonts w:ascii="Arial" w:hAnsi="Arial"/>
+                <w:rFonts w:ascii="Verdana" w:hAnsi="Verdana"/>
                 <w:b w:val="0"/>
                 <w:sz w:val="16"/>
               </w:rPr>
@@ -2067,7 +2090,7 @@
             <w:r/>
             <w:r>
               <w:rPr>
-                <w:rFonts w:ascii="Arial" w:hAnsi="Arial"/>
+                <w:rFonts w:ascii="Verdana" w:hAnsi="Verdana"/>
                 <w:b w:val="0"/>
                 <w:sz w:val="16"/>
               </w:rPr>
@@ -2083,7 +2106,7 @@
             <w:r/>
             <w:r>
               <w:rPr>
-                <w:rFonts w:ascii="Arial" w:hAnsi="Arial"/>
+                <w:rFonts w:ascii="Verdana" w:hAnsi="Verdana"/>
                 <w:b w:val="0"/>
                 <w:sz w:val="16"/>
               </w:rPr>
@@ -2099,7 +2122,7 @@
             <w:r/>
             <w:r>
               <w:rPr>
-                <w:rFonts w:ascii="Arial" w:hAnsi="Arial"/>
+                <w:rFonts w:ascii="Verdana" w:hAnsi="Verdana"/>
                 <w:b w:val="0"/>
                 <w:sz w:val="16"/>
               </w:rPr>
@@ -2115,7 +2138,7 @@
             <w:r/>
             <w:r>
               <w:rPr>
-                <w:rFonts w:ascii="Arial" w:hAnsi="Arial"/>
+                <w:rFonts w:ascii="Verdana" w:hAnsi="Verdana"/>
                 <w:b w:val="0"/>
                 <w:sz w:val="16"/>
               </w:rPr>
@@ -2131,7 +2154,7 @@
             <w:r/>
             <w:r>
               <w:rPr>
-                <w:rFonts w:ascii="Arial" w:hAnsi="Arial"/>
+                <w:rFonts w:ascii="Verdana" w:hAnsi="Verdana"/>
                 <w:b w:val="0"/>
                 <w:sz w:val="16"/>
               </w:rPr>
@@ -2147,7 +2170,7 @@
             <w:r/>
             <w:r>
               <w:rPr>
-                <w:rFonts w:ascii="Arial" w:hAnsi="Arial"/>
+                <w:rFonts w:ascii="Verdana" w:hAnsi="Verdana"/>
                 <w:b w:val="0"/>
                 <w:sz w:val="16"/>
               </w:rPr>
@@ -2163,7 +2186,7 @@
             <w:r/>
             <w:r>
               <w:rPr>
-                <w:rFonts w:ascii="Arial" w:hAnsi="Arial"/>
+                <w:rFonts w:ascii="Verdana" w:hAnsi="Verdana"/>
                 <w:b w:val="0"/>
                 <w:sz w:val="16"/>
               </w:rPr>
@@ -2172,15 +2195,18 @@
         </w:tc>
       </w:tr>
       <w:tr>
-        <w:tc>
-          <w:tcPr>
-            <w:tcW w:type="dxa" w:w="1514"/>
-          </w:tcPr>
-          <w:p>
-            <w:r/>
-            <w:r>
-              <w:rPr>
-                <w:rFonts w:ascii="Arial" w:hAnsi="Arial"/>
+        <w:trPr>
+          <w:cantSplit/>
+        </w:trPr>
+        <w:tc>
+          <w:tcPr>
+            <w:tcW w:type="dxa" w:w="1514"/>
+          </w:tcPr>
+          <w:p>
+            <w:r/>
+            <w:r>
+              <w:rPr>
+                <w:rFonts w:ascii="Verdana" w:hAnsi="Verdana"/>
                 <w:b w:val="0"/>
                 <w:sz w:val="16"/>
               </w:rPr>
@@ -2196,7 +2222,7 @@
             <w:r/>
             <w:r>
               <w:rPr>
-                <w:rFonts w:ascii="Arial" w:hAnsi="Arial"/>
+                <w:rFonts w:ascii="Verdana" w:hAnsi="Verdana"/>
                 <w:b w:val="0"/>
                 <w:sz w:val="16"/>
               </w:rPr>
@@ -2212,7 +2238,7 @@
             <w:r/>
             <w:r>
               <w:rPr>
-                <w:rFonts w:ascii="Arial" w:hAnsi="Arial"/>
+                <w:rFonts w:ascii="Verdana" w:hAnsi="Verdana"/>
                 <w:b w:val="0"/>
                 <w:sz w:val="16"/>
               </w:rPr>
@@ -2228,7 +2254,7 @@
             <w:r/>
             <w:r>
               <w:rPr>
-                <w:rFonts w:ascii="Arial" w:hAnsi="Arial"/>
+                <w:rFonts w:ascii="Verdana" w:hAnsi="Verdana"/>
                 <w:b w:val="0"/>
                 <w:sz w:val="16"/>
               </w:rPr>
@@ -2244,7 +2270,7 @@
             <w:r/>
             <w:r>
               <w:rPr>
-                <w:rFonts w:ascii="Arial" w:hAnsi="Arial"/>
+                <w:rFonts w:ascii="Verdana" w:hAnsi="Verdana"/>
                 <w:b w:val="0"/>
                 <w:sz w:val="16"/>
               </w:rPr>
@@ -2260,7 +2286,7 @@
             <w:r/>
             <w:r>
               <w:rPr>
-                <w:rFonts w:ascii="Arial" w:hAnsi="Arial"/>
+                <w:rFonts w:ascii="Verdana" w:hAnsi="Verdana"/>
                 <w:b w:val="0"/>
                 <w:sz w:val="16"/>
               </w:rPr>
@@ -2276,7 +2302,7 @@
             <w:r/>
             <w:r>
               <w:rPr>
-                <w:rFonts w:ascii="Arial" w:hAnsi="Arial"/>
+                <w:rFonts w:ascii="Verdana" w:hAnsi="Verdana"/>
                 <w:b w:val="0"/>
                 <w:sz w:val="16"/>
               </w:rPr>
@@ -2292,7 +2318,7 @@
             <w:r/>
             <w:r>
               <w:rPr>
-                <w:rFonts w:ascii="Arial" w:hAnsi="Arial"/>
+                <w:rFonts w:ascii="Verdana" w:hAnsi="Verdana"/>
                 <w:b w:val="0"/>
                 <w:sz w:val="16"/>
               </w:rPr>
@@ -2308,7 +2334,7 @@
             <w:r/>
             <w:r>
               <w:rPr>
-                <w:rFonts w:ascii="Arial" w:hAnsi="Arial"/>
+                <w:rFonts w:ascii="Verdana" w:hAnsi="Verdana"/>
                 <w:b w:val="0"/>
                 <w:sz w:val="16"/>
               </w:rPr>
@@ -2324,7 +2350,7 @@
             <w:r/>
             <w:r>
               <w:rPr>
-                <w:rFonts w:ascii="Arial" w:hAnsi="Arial"/>
+                <w:rFonts w:ascii="Verdana" w:hAnsi="Verdana"/>
                 <w:b w:val="0"/>
                 <w:sz w:val="16"/>
               </w:rPr>
@@ -2333,15 +2359,18 @@
         </w:tc>
       </w:tr>
       <w:tr>
-        <w:tc>
-          <w:tcPr>
-            <w:tcW w:type="dxa" w:w="1514"/>
-          </w:tcPr>
-          <w:p>
-            <w:r/>
-            <w:r>
-              <w:rPr>
-                <w:rFonts w:ascii="Arial" w:hAnsi="Arial"/>
+        <w:trPr>
+          <w:cantSplit/>
+        </w:trPr>
+        <w:tc>
+          <w:tcPr>
+            <w:tcW w:type="dxa" w:w="1514"/>
+          </w:tcPr>
+          <w:p>
+            <w:r/>
+            <w:r>
+              <w:rPr>
+                <w:rFonts w:ascii="Verdana" w:hAnsi="Verdana"/>
                 <w:b w:val="0"/>
                 <w:sz w:val="16"/>
               </w:rPr>
@@ -2357,7 +2386,7 @@
             <w:r/>
             <w:r>
               <w:rPr>
-                <w:rFonts w:ascii="Arial" w:hAnsi="Arial"/>
+                <w:rFonts w:ascii="Verdana" w:hAnsi="Verdana"/>
                 <w:b w:val="0"/>
                 <w:sz w:val="16"/>
               </w:rPr>
@@ -2373,7 +2402,7 @@
             <w:r/>
             <w:r>
               <w:rPr>
-                <w:rFonts w:ascii="Arial" w:hAnsi="Arial"/>
+                <w:rFonts w:ascii="Verdana" w:hAnsi="Verdana"/>
                 <w:b w:val="0"/>
                 <w:sz w:val="16"/>
               </w:rPr>
@@ -2389,7 +2418,7 @@
             <w:r/>
             <w:r>
               <w:rPr>
-                <w:rFonts w:ascii="Arial" w:hAnsi="Arial"/>
+                <w:rFonts w:ascii="Verdana" w:hAnsi="Verdana"/>
                 <w:b w:val="0"/>
                 <w:sz w:val="16"/>
               </w:rPr>
@@ -2405,7 +2434,7 @@
             <w:r/>
             <w:r>
               <w:rPr>
-                <w:rFonts w:ascii="Arial" w:hAnsi="Arial"/>
+                <w:rFonts w:ascii="Verdana" w:hAnsi="Verdana"/>
                 <w:b w:val="0"/>
                 <w:sz w:val="16"/>
               </w:rPr>
@@ -2421,7 +2450,7 @@
             <w:r/>
             <w:r>
               <w:rPr>
-                <w:rFonts w:ascii="Arial" w:hAnsi="Arial"/>
+                <w:rFonts w:ascii="Verdana" w:hAnsi="Verdana"/>
                 <w:b w:val="0"/>
                 <w:sz w:val="16"/>
               </w:rPr>
@@ -2437,7 +2466,7 @@
             <w:r/>
             <w:r>
               <w:rPr>
-                <w:rFonts w:ascii="Arial" w:hAnsi="Arial"/>
+                <w:rFonts w:ascii="Verdana" w:hAnsi="Verdana"/>
                 <w:b w:val="0"/>
                 <w:sz w:val="16"/>
               </w:rPr>
@@ -2453,7 +2482,7 @@
             <w:r/>
             <w:r>
               <w:rPr>
-                <w:rFonts w:ascii="Arial" w:hAnsi="Arial"/>
+                <w:rFonts w:ascii="Verdana" w:hAnsi="Verdana"/>
                 <w:b w:val="0"/>
                 <w:sz w:val="16"/>
               </w:rPr>
@@ -2469,7 +2498,7 @@
             <w:r/>
             <w:r>
               <w:rPr>
-                <w:rFonts w:ascii="Arial" w:hAnsi="Arial"/>
+                <w:rFonts w:ascii="Verdana" w:hAnsi="Verdana"/>
                 <w:b w:val="0"/>
                 <w:sz w:val="16"/>
               </w:rPr>
@@ -2485,7 +2514,7 @@
             <w:r/>
             <w:r>
               <w:rPr>
-                <w:rFonts w:ascii="Arial" w:hAnsi="Arial"/>
+                <w:rFonts w:ascii="Verdana" w:hAnsi="Verdana"/>
                 <w:b w:val="0"/>
                 <w:sz w:val="16"/>
               </w:rPr>
@@ -2494,15 +2523,18 @@
         </w:tc>
       </w:tr>
       <w:tr>
-        <w:tc>
-          <w:tcPr>
-            <w:tcW w:type="dxa" w:w="1514"/>
-          </w:tcPr>
-          <w:p>
-            <w:r/>
-            <w:r>
-              <w:rPr>
-                <w:rFonts w:ascii="Arial" w:hAnsi="Arial"/>
+        <w:trPr>
+          <w:cantSplit/>
+        </w:trPr>
+        <w:tc>
+          <w:tcPr>
+            <w:tcW w:type="dxa" w:w="1514"/>
+          </w:tcPr>
+          <w:p>
+            <w:r/>
+            <w:r>
+              <w:rPr>
+                <w:rFonts w:ascii="Verdana" w:hAnsi="Verdana"/>
                 <w:b w:val="0"/>
                 <w:sz w:val="16"/>
               </w:rPr>
@@ -2518,7 +2550,7 @@
             <w:r/>
             <w:r>
               <w:rPr>
-                <w:rFonts w:ascii="Arial" w:hAnsi="Arial"/>
+                <w:rFonts w:ascii="Verdana" w:hAnsi="Verdana"/>
                 <w:b w:val="0"/>
                 <w:sz w:val="16"/>
               </w:rPr>
@@ -2534,7 +2566,7 @@
             <w:r/>
             <w:r>
               <w:rPr>
-                <w:rFonts w:ascii="Arial" w:hAnsi="Arial"/>
+                <w:rFonts w:ascii="Verdana" w:hAnsi="Verdana"/>
                 <w:b w:val="0"/>
                 <w:sz w:val="16"/>
               </w:rPr>
@@ -2550,7 +2582,7 @@
             <w:r/>
             <w:r>
               <w:rPr>
-                <w:rFonts w:ascii="Arial" w:hAnsi="Arial"/>
+                <w:rFonts w:ascii="Verdana" w:hAnsi="Verdana"/>
                 <w:b w:val="0"/>
                 <w:sz w:val="16"/>
               </w:rPr>
@@ -2566,7 +2598,7 @@
             <w:r/>
             <w:r>
               <w:rPr>
-                <w:rFonts w:ascii="Arial" w:hAnsi="Arial"/>
+                <w:rFonts w:ascii="Verdana" w:hAnsi="Verdana"/>
                 <w:b w:val="0"/>
                 <w:sz w:val="16"/>
               </w:rPr>
@@ -2582,7 +2614,7 @@
             <w:r/>
             <w:r>
               <w:rPr>
-                <w:rFonts w:ascii="Arial" w:hAnsi="Arial"/>
+                <w:rFonts w:ascii="Verdana" w:hAnsi="Verdana"/>
                 <w:b w:val="0"/>
                 <w:sz w:val="16"/>
               </w:rPr>
@@ -2598,7 +2630,7 @@
             <w:r/>
             <w:r>
               <w:rPr>
-                <w:rFonts w:ascii="Arial" w:hAnsi="Arial"/>
+                <w:rFonts w:ascii="Verdana" w:hAnsi="Verdana"/>
                 <w:b w:val="0"/>
                 <w:sz w:val="16"/>
               </w:rPr>
@@ -2614,7 +2646,7 @@
             <w:r/>
             <w:r>
               <w:rPr>
-                <w:rFonts w:ascii="Arial" w:hAnsi="Arial"/>
+                <w:rFonts w:ascii="Verdana" w:hAnsi="Verdana"/>
                 <w:b w:val="0"/>
                 <w:sz w:val="16"/>
               </w:rPr>
@@ -2630,7 +2662,7 @@
             <w:r/>
             <w:r>
               <w:rPr>
-                <w:rFonts w:ascii="Arial" w:hAnsi="Arial"/>
+                <w:rFonts w:ascii="Verdana" w:hAnsi="Verdana"/>
                 <w:b w:val="0"/>
                 <w:sz w:val="16"/>
               </w:rPr>
@@ -2646,7 +2678,7 @@
             <w:r/>
             <w:r>
               <w:rPr>
-                <w:rFonts w:ascii="Arial" w:hAnsi="Arial"/>
+                <w:rFonts w:ascii="Verdana" w:hAnsi="Verdana"/>
                 <w:b w:val="0"/>
                 <w:sz w:val="16"/>
               </w:rPr>
@@ -2655,15 +2687,18 @@
         </w:tc>
       </w:tr>
       <w:tr>
-        <w:tc>
-          <w:tcPr>
-            <w:tcW w:type="dxa" w:w="1514"/>
-          </w:tcPr>
-          <w:p>
-            <w:r/>
-            <w:r>
-              <w:rPr>
-                <w:rFonts w:ascii="Arial" w:hAnsi="Arial"/>
+        <w:trPr>
+          <w:cantSplit/>
+        </w:trPr>
+        <w:tc>
+          <w:tcPr>
+            <w:tcW w:type="dxa" w:w="1514"/>
+          </w:tcPr>
+          <w:p>
+            <w:r/>
+            <w:r>
+              <w:rPr>
+                <w:rFonts w:ascii="Verdana" w:hAnsi="Verdana"/>
                 <w:b w:val="0"/>
                 <w:sz w:val="16"/>
               </w:rPr>
@@ -2679,7 +2714,7 @@
             <w:r/>
             <w:r>
               <w:rPr>
-                <w:rFonts w:ascii="Arial" w:hAnsi="Arial"/>
+                <w:rFonts w:ascii="Verdana" w:hAnsi="Verdana"/>
                 <w:b w:val="0"/>
                 <w:sz w:val="16"/>
               </w:rPr>
@@ -2695,7 +2730,7 @@
             <w:r/>
             <w:r>
               <w:rPr>
-                <w:rFonts w:ascii="Arial" w:hAnsi="Arial"/>
+                <w:rFonts w:ascii="Verdana" w:hAnsi="Verdana"/>
                 <w:b w:val="0"/>
                 <w:sz w:val="16"/>
               </w:rPr>
@@ -2711,7 +2746,7 @@
             <w:r/>
             <w:r>
               <w:rPr>
-                <w:rFonts w:ascii="Arial" w:hAnsi="Arial"/>
+                <w:rFonts w:ascii="Verdana" w:hAnsi="Verdana"/>
                 <w:b w:val="0"/>
                 <w:sz w:val="16"/>
               </w:rPr>
@@ -2727,7 +2762,7 @@
             <w:r/>
             <w:r>
               <w:rPr>
-                <w:rFonts w:ascii="Arial" w:hAnsi="Arial"/>
+                <w:rFonts w:ascii="Verdana" w:hAnsi="Verdana"/>
                 <w:b w:val="0"/>
                 <w:sz w:val="16"/>
               </w:rPr>
@@ -2743,7 +2778,7 @@
             <w:r/>
             <w:r>
               <w:rPr>
-                <w:rFonts w:ascii="Arial" w:hAnsi="Arial"/>
+                <w:rFonts w:ascii="Verdana" w:hAnsi="Verdana"/>
                 <w:b w:val="0"/>
                 <w:sz w:val="16"/>
               </w:rPr>
@@ -2759,7 +2794,7 @@
             <w:r/>
             <w:r>
               <w:rPr>
-                <w:rFonts w:ascii="Arial" w:hAnsi="Arial"/>
+                <w:rFonts w:ascii="Verdana" w:hAnsi="Verdana"/>
                 <w:b w:val="0"/>
                 <w:sz w:val="16"/>
               </w:rPr>
@@ -2775,7 +2810,7 @@
             <w:r/>
             <w:r>
               <w:rPr>
-                <w:rFonts w:ascii="Arial" w:hAnsi="Arial"/>
+                <w:rFonts w:ascii="Verdana" w:hAnsi="Verdana"/>
                 <w:b w:val="0"/>
                 <w:sz w:val="16"/>
               </w:rPr>
@@ -2791,7 +2826,7 @@
             <w:r/>
             <w:r>
               <w:rPr>
-                <w:rFonts w:ascii="Arial" w:hAnsi="Arial"/>
+                <w:rFonts w:ascii="Verdana" w:hAnsi="Verdana"/>
                 <w:b w:val="0"/>
                 <w:sz w:val="16"/>
               </w:rPr>
@@ -2807,7 +2842,7 @@
             <w:r/>
             <w:r>
               <w:rPr>
-                <w:rFonts w:ascii="Arial" w:hAnsi="Arial"/>
+                <w:rFonts w:ascii="Verdana" w:hAnsi="Verdana"/>
                 <w:b w:val="0"/>
                 <w:sz w:val="16"/>
               </w:rPr>
@@ -2816,15 +2851,18 @@
         </w:tc>
       </w:tr>
       <w:tr>
-        <w:tc>
-          <w:tcPr>
-            <w:tcW w:type="dxa" w:w="1514"/>
-          </w:tcPr>
-          <w:p>
-            <w:r/>
-            <w:r>
-              <w:rPr>
-                <w:rFonts w:ascii="Arial" w:hAnsi="Arial"/>
+        <w:trPr>
+          <w:cantSplit/>
+        </w:trPr>
+        <w:tc>
+          <w:tcPr>
+            <w:tcW w:type="dxa" w:w="1514"/>
+          </w:tcPr>
+          <w:p>
+            <w:r/>
+            <w:r>
+              <w:rPr>
+                <w:rFonts w:ascii="Verdana" w:hAnsi="Verdana"/>
                 <w:b w:val="0"/>
                 <w:sz w:val="16"/>
               </w:rPr>
@@ -2840,7 +2878,7 @@
             <w:r/>
             <w:r>
               <w:rPr>
-                <w:rFonts w:ascii="Arial" w:hAnsi="Arial"/>
+                <w:rFonts w:ascii="Verdana" w:hAnsi="Verdana"/>
                 <w:b w:val="0"/>
                 <w:sz w:val="16"/>
               </w:rPr>
@@ -2856,7 +2894,7 @@
             <w:r/>
             <w:r>
               <w:rPr>
-                <w:rFonts w:ascii="Arial" w:hAnsi="Arial"/>
+                <w:rFonts w:ascii="Verdana" w:hAnsi="Verdana"/>
                 <w:b w:val="0"/>
                 <w:sz w:val="16"/>
               </w:rPr>
@@ -2872,7 +2910,7 @@
             <w:r/>
             <w:r>
               <w:rPr>
-                <w:rFonts w:ascii="Arial" w:hAnsi="Arial"/>
+                <w:rFonts w:ascii="Verdana" w:hAnsi="Verdana"/>
                 <w:b w:val="0"/>
                 <w:sz w:val="16"/>
               </w:rPr>
@@ -2888,7 +2926,7 @@
             <w:r/>
             <w:r>
               <w:rPr>
-                <w:rFonts w:ascii="Arial" w:hAnsi="Arial"/>
+                <w:rFonts w:ascii="Verdana" w:hAnsi="Verdana"/>
                 <w:b w:val="0"/>
                 <w:sz w:val="16"/>
               </w:rPr>
@@ -2904,7 +2942,7 @@
             <w:r/>
             <w:r>
               <w:rPr>
-                <w:rFonts w:ascii="Arial" w:hAnsi="Arial"/>
+                <w:rFonts w:ascii="Verdana" w:hAnsi="Verdana"/>
                 <w:b w:val="0"/>
                 <w:sz w:val="16"/>
               </w:rPr>
@@ -2920,7 +2958,7 @@
             <w:r/>
             <w:r>
               <w:rPr>
-                <w:rFonts w:ascii="Arial" w:hAnsi="Arial"/>
+                <w:rFonts w:ascii="Verdana" w:hAnsi="Verdana"/>
                 <w:b w:val="0"/>
                 <w:sz w:val="16"/>
               </w:rPr>
@@ -2936,7 +2974,7 @@
             <w:r/>
             <w:r>
               <w:rPr>
-                <w:rFonts w:ascii="Arial" w:hAnsi="Arial"/>
+                <w:rFonts w:ascii="Verdana" w:hAnsi="Verdana"/>
                 <w:b w:val="0"/>
                 <w:sz w:val="16"/>
               </w:rPr>
@@ -2952,7 +2990,7 @@
             <w:r/>
             <w:r>
               <w:rPr>
-                <w:rFonts w:ascii="Arial" w:hAnsi="Arial"/>
+                <w:rFonts w:ascii="Verdana" w:hAnsi="Verdana"/>
                 <w:b w:val="0"/>
                 <w:sz w:val="16"/>
               </w:rPr>
@@ -2968,7 +3006,7 @@
             <w:r/>
             <w:r>
               <w:rPr>
-                <w:rFonts w:ascii="Arial" w:hAnsi="Arial"/>
+                <w:rFonts w:ascii="Verdana" w:hAnsi="Verdana"/>
                 <w:b w:val="0"/>
                 <w:sz w:val="16"/>
               </w:rPr>
@@ -2977,15 +3015,18 @@
         </w:tc>
       </w:tr>
       <w:tr>
-        <w:tc>
-          <w:tcPr>
-            <w:tcW w:type="dxa" w:w="1514"/>
-          </w:tcPr>
-          <w:p>
-            <w:r/>
-            <w:r>
-              <w:rPr>
-                <w:rFonts w:ascii="Arial" w:hAnsi="Arial"/>
+        <w:trPr>
+          <w:cantSplit/>
+        </w:trPr>
+        <w:tc>
+          <w:tcPr>
+            <w:tcW w:type="dxa" w:w="1514"/>
+          </w:tcPr>
+          <w:p>
+            <w:r/>
+            <w:r>
+              <w:rPr>
+                <w:rFonts w:ascii="Verdana" w:hAnsi="Verdana"/>
                 <w:b w:val="0"/>
                 <w:sz w:val="16"/>
               </w:rPr>
@@ -3001,7 +3042,7 @@
             <w:r/>
             <w:r>
               <w:rPr>
-                <w:rFonts w:ascii="Arial" w:hAnsi="Arial"/>
+                <w:rFonts w:ascii="Verdana" w:hAnsi="Verdana"/>
                 <w:b w:val="0"/>
                 <w:sz w:val="16"/>
               </w:rPr>
@@ -3017,7 +3058,7 @@
             <w:r/>
             <w:r>
               <w:rPr>
-                <w:rFonts w:ascii="Arial" w:hAnsi="Arial"/>
+                <w:rFonts w:ascii="Verdana" w:hAnsi="Verdana"/>
                 <w:b w:val="0"/>
                 <w:sz w:val="16"/>
               </w:rPr>
@@ -3033,7 +3074,7 @@
             <w:r/>
             <w:r>
               <w:rPr>
-                <w:rFonts w:ascii="Arial" w:hAnsi="Arial"/>
+                <w:rFonts w:ascii="Verdana" w:hAnsi="Verdana"/>
                 <w:b w:val="0"/>
                 <w:sz w:val="16"/>
               </w:rPr>
@@ -3049,7 +3090,7 @@
             <w:r/>
             <w:r>
               <w:rPr>
-                <w:rFonts w:ascii="Arial" w:hAnsi="Arial"/>
+                <w:rFonts w:ascii="Verdana" w:hAnsi="Verdana"/>
                 <w:b w:val="0"/>
                 <w:sz w:val="16"/>
               </w:rPr>
@@ -3065,7 +3106,7 @@
             <w:r/>
             <w:r>
               <w:rPr>
-                <w:rFonts w:ascii="Arial" w:hAnsi="Arial"/>
+                <w:rFonts w:ascii="Verdana" w:hAnsi="Verdana"/>
                 <w:b w:val="0"/>
                 <w:sz w:val="16"/>
               </w:rPr>
@@ -3081,7 +3122,7 @@
             <w:r/>
             <w:r>
               <w:rPr>
-                <w:rFonts w:ascii="Arial" w:hAnsi="Arial"/>
+                <w:rFonts w:ascii="Verdana" w:hAnsi="Verdana"/>
                 <w:b w:val="0"/>
                 <w:sz w:val="16"/>
               </w:rPr>
@@ -3097,7 +3138,7 @@
             <w:r/>
             <w:r>
               <w:rPr>
-                <w:rFonts w:ascii="Arial" w:hAnsi="Arial"/>
+                <w:rFonts w:ascii="Verdana" w:hAnsi="Verdana"/>
                 <w:b w:val="0"/>
                 <w:sz w:val="16"/>
               </w:rPr>
@@ -3113,7 +3154,7 @@
             <w:r/>
             <w:r>
               <w:rPr>
-                <w:rFonts w:ascii="Arial" w:hAnsi="Arial"/>
+                <w:rFonts w:ascii="Verdana" w:hAnsi="Verdana"/>
                 <w:b w:val="0"/>
                 <w:sz w:val="16"/>
               </w:rPr>
@@ -3129,7 +3170,7 @@
             <w:r/>
             <w:r>
               <w:rPr>
-                <w:rFonts w:ascii="Arial" w:hAnsi="Arial"/>
+                <w:rFonts w:ascii="Verdana" w:hAnsi="Verdana"/>
                 <w:b w:val="0"/>
                 <w:sz w:val="16"/>
               </w:rPr>
@@ -3138,15 +3179,18 @@
         </w:tc>
       </w:tr>
       <w:tr>
-        <w:tc>
-          <w:tcPr>
-            <w:tcW w:type="dxa" w:w="1514"/>
-          </w:tcPr>
-          <w:p>
-            <w:r/>
-            <w:r>
-              <w:rPr>
-                <w:rFonts w:ascii="Arial" w:hAnsi="Arial"/>
+        <w:trPr>
+          <w:cantSplit/>
+        </w:trPr>
+        <w:tc>
+          <w:tcPr>
+            <w:tcW w:type="dxa" w:w="1514"/>
+          </w:tcPr>
+          <w:p>
+            <w:r/>
+            <w:r>
+              <w:rPr>
+                <w:rFonts w:ascii="Verdana" w:hAnsi="Verdana"/>
                 <w:b w:val="0"/>
                 <w:sz w:val="16"/>
               </w:rPr>
@@ -3162,7 +3206,7 @@
             <w:r/>
             <w:r>
               <w:rPr>
-                <w:rFonts w:ascii="Arial" w:hAnsi="Arial"/>
+                <w:rFonts w:ascii="Verdana" w:hAnsi="Verdana"/>
                 <w:b w:val="0"/>
                 <w:sz w:val="16"/>
               </w:rPr>
@@ -3178,7 +3222,7 @@
             <w:r/>
             <w:r>
               <w:rPr>
-                <w:rFonts w:ascii="Arial" w:hAnsi="Arial"/>
+                <w:rFonts w:ascii="Verdana" w:hAnsi="Verdana"/>
                 <w:b w:val="0"/>
                 <w:sz w:val="16"/>
               </w:rPr>
@@ -3194,7 +3238,7 @@
             <w:r/>
             <w:r>
               <w:rPr>
-                <w:rFonts w:ascii="Arial" w:hAnsi="Arial"/>
+                <w:rFonts w:ascii="Verdana" w:hAnsi="Verdana"/>
                 <w:b w:val="0"/>
                 <w:sz w:val="16"/>
               </w:rPr>
@@ -3210,7 +3254,7 @@
             <w:r/>
             <w:r>
               <w:rPr>
-                <w:rFonts w:ascii="Arial" w:hAnsi="Arial"/>
+                <w:rFonts w:ascii="Verdana" w:hAnsi="Verdana"/>
                 <w:b w:val="0"/>
                 <w:sz w:val="16"/>
               </w:rPr>
@@ -3226,7 +3270,7 @@
             <w:r/>
             <w:r>
               <w:rPr>
-                <w:rFonts w:ascii="Arial" w:hAnsi="Arial"/>
+                <w:rFonts w:ascii="Verdana" w:hAnsi="Verdana"/>
                 <w:b w:val="0"/>
                 <w:sz w:val="16"/>
               </w:rPr>
@@ -3242,7 +3286,7 @@
             <w:r/>
             <w:r>
               <w:rPr>
-                <w:rFonts w:ascii="Arial" w:hAnsi="Arial"/>
+                <w:rFonts w:ascii="Verdana" w:hAnsi="Verdana"/>
                 <w:b w:val="0"/>
                 <w:sz w:val="16"/>
               </w:rPr>
@@ -3258,7 +3302,7 @@
             <w:r/>
             <w:r>
               <w:rPr>
-                <w:rFonts w:ascii="Arial" w:hAnsi="Arial"/>
+                <w:rFonts w:ascii="Verdana" w:hAnsi="Verdana"/>
                 <w:b w:val="0"/>
                 <w:sz w:val="16"/>
               </w:rPr>
@@ -3274,7 +3318,7 @@
             <w:r/>
             <w:r>
               <w:rPr>
-                <w:rFonts w:ascii="Arial" w:hAnsi="Arial"/>
+                <w:rFonts w:ascii="Verdana" w:hAnsi="Verdana"/>
                 <w:b w:val="0"/>
                 <w:sz w:val="16"/>
               </w:rPr>
@@ -3290,7 +3334,7 @@
             <w:r/>
             <w:r>
               <w:rPr>
-                <w:rFonts w:ascii="Arial" w:hAnsi="Arial"/>
+                <w:rFonts w:ascii="Verdana" w:hAnsi="Verdana"/>
                 <w:b w:val="0"/>
                 <w:sz w:val="16"/>
               </w:rPr>
@@ -3299,15 +3343,18 @@
         </w:tc>
       </w:tr>
       <w:tr>
-        <w:tc>
-          <w:tcPr>
-            <w:tcW w:type="dxa" w:w="1514"/>
-          </w:tcPr>
-          <w:p>
-            <w:r/>
-            <w:r>
-              <w:rPr>
-                <w:rFonts w:ascii="Arial" w:hAnsi="Arial"/>
+        <w:trPr>
+          <w:cantSplit/>
+        </w:trPr>
+        <w:tc>
+          <w:tcPr>
+            <w:tcW w:type="dxa" w:w="1514"/>
+          </w:tcPr>
+          <w:p>
+            <w:r/>
+            <w:r>
+              <w:rPr>
+                <w:rFonts w:ascii="Verdana" w:hAnsi="Verdana"/>
                 <w:b w:val="0"/>
                 <w:sz w:val="16"/>
               </w:rPr>
@@ -3323,7 +3370,7 @@
             <w:r/>
             <w:r>
               <w:rPr>
-                <w:rFonts w:ascii="Arial" w:hAnsi="Arial"/>
+                <w:rFonts w:ascii="Verdana" w:hAnsi="Verdana"/>
                 <w:b w:val="0"/>
                 <w:sz w:val="16"/>
               </w:rPr>
@@ -3339,7 +3386,7 @@
             <w:r/>
             <w:r>
               <w:rPr>
-                <w:rFonts w:ascii="Arial" w:hAnsi="Arial"/>
+                <w:rFonts w:ascii="Verdana" w:hAnsi="Verdana"/>
                 <w:b w:val="0"/>
                 <w:sz w:val="16"/>
               </w:rPr>
@@ -3355,7 +3402,7 @@
             <w:r/>
             <w:r>
               <w:rPr>
-                <w:rFonts w:ascii="Arial" w:hAnsi="Arial"/>
+                <w:rFonts w:ascii="Verdana" w:hAnsi="Verdana"/>
                 <w:b w:val="0"/>
                 <w:sz w:val="16"/>
               </w:rPr>
@@ -3371,7 +3418,7 @@
             <w:r/>
             <w:r>
               <w:rPr>
-                <w:rFonts w:ascii="Arial" w:hAnsi="Arial"/>
+                <w:rFonts w:ascii="Verdana" w:hAnsi="Verdana"/>
                 <w:b w:val="0"/>
                 <w:sz w:val="16"/>
               </w:rPr>
@@ -3387,7 +3434,7 @@
             <w:r/>
             <w:r>
               <w:rPr>
-                <w:rFonts w:ascii="Arial" w:hAnsi="Arial"/>
+                <w:rFonts w:ascii="Verdana" w:hAnsi="Verdana"/>
                 <w:b w:val="0"/>
                 <w:sz w:val="16"/>
               </w:rPr>
@@ -3403,7 +3450,7 @@
             <w:r/>
             <w:r>
               <w:rPr>
-                <w:rFonts w:ascii="Arial" w:hAnsi="Arial"/>
+                <w:rFonts w:ascii="Verdana" w:hAnsi="Verdana"/>
                 <w:b w:val="0"/>
                 <w:sz w:val="16"/>
               </w:rPr>
@@ -3419,7 +3466,7 @@
             <w:r/>
             <w:r>
               <w:rPr>
-                <w:rFonts w:ascii="Arial" w:hAnsi="Arial"/>
+                <w:rFonts w:ascii="Verdana" w:hAnsi="Verdana"/>
                 <w:b w:val="0"/>
                 <w:sz w:val="16"/>
               </w:rPr>
@@ -3435,7 +3482,7 @@
             <w:r/>
             <w:r>
               <w:rPr>
-                <w:rFonts w:ascii="Arial" w:hAnsi="Arial"/>
+                <w:rFonts w:ascii="Verdana" w:hAnsi="Verdana"/>
                 <w:b w:val="0"/>
                 <w:sz w:val="16"/>
               </w:rPr>
@@ -3451,7 +3498,7 @@
             <w:r/>
             <w:r>
               <w:rPr>
-                <w:rFonts w:ascii="Arial" w:hAnsi="Arial"/>
+                <w:rFonts w:ascii="Verdana" w:hAnsi="Verdana"/>
                 <w:b w:val="0"/>
                 <w:sz w:val="16"/>
               </w:rPr>
@@ -3460,15 +3507,18 @@
         </w:tc>
       </w:tr>
       <w:tr>
-        <w:tc>
-          <w:tcPr>
-            <w:tcW w:type="dxa" w:w="1514"/>
-          </w:tcPr>
-          <w:p>
-            <w:r/>
-            <w:r>
-              <w:rPr>
-                <w:rFonts w:ascii="Arial" w:hAnsi="Arial"/>
+        <w:trPr>
+          <w:cantSplit/>
+        </w:trPr>
+        <w:tc>
+          <w:tcPr>
+            <w:tcW w:type="dxa" w:w="1514"/>
+          </w:tcPr>
+          <w:p>
+            <w:r/>
+            <w:r>
+              <w:rPr>
+                <w:rFonts w:ascii="Verdana" w:hAnsi="Verdana"/>
                 <w:b w:val="0"/>
                 <w:sz w:val="16"/>
               </w:rPr>
@@ -3484,7 +3534,7 @@
             <w:r/>
             <w:r>
               <w:rPr>
-                <w:rFonts w:ascii="Arial" w:hAnsi="Arial"/>
+                <w:rFonts w:ascii="Verdana" w:hAnsi="Verdana"/>
                 <w:b w:val="0"/>
                 <w:sz w:val="16"/>
               </w:rPr>
@@ -3500,7 +3550,7 @@
             <w:r/>
             <w:r>
               <w:rPr>
-                <w:rFonts w:ascii="Arial" w:hAnsi="Arial"/>
+                <w:rFonts w:ascii="Verdana" w:hAnsi="Verdana"/>
                 <w:b w:val="0"/>
                 <w:sz w:val="16"/>
               </w:rPr>
@@ -3516,7 +3566,7 @@
             <w:r/>
             <w:r>
               <w:rPr>
-                <w:rFonts w:ascii="Arial" w:hAnsi="Arial"/>
+                <w:rFonts w:ascii="Verdana" w:hAnsi="Verdana"/>
                 <w:b w:val="0"/>
                 <w:sz w:val="16"/>
               </w:rPr>
@@ -3532,7 +3582,7 @@
             <w:r/>
             <w:r>
               <w:rPr>
-                <w:rFonts w:ascii="Arial" w:hAnsi="Arial"/>
+                <w:rFonts w:ascii="Verdana" w:hAnsi="Verdana"/>
                 <w:b w:val="0"/>
                 <w:sz w:val="16"/>
               </w:rPr>
@@ -3548,7 +3598,7 @@
             <w:r/>
             <w:r>
               <w:rPr>
-                <w:rFonts w:ascii="Arial" w:hAnsi="Arial"/>
+                <w:rFonts w:ascii="Verdana" w:hAnsi="Verdana"/>
                 <w:b w:val="0"/>
                 <w:sz w:val="16"/>
               </w:rPr>
@@ -3564,7 +3614,7 @@
             <w:r/>
             <w:r>
               <w:rPr>
-                <w:rFonts w:ascii="Arial" w:hAnsi="Arial"/>
+                <w:rFonts w:ascii="Verdana" w:hAnsi="Verdana"/>
                 <w:b w:val="0"/>
                 <w:sz w:val="16"/>
               </w:rPr>
@@ -3580,7 +3630,7 @@
             <w:r/>
             <w:r>
               <w:rPr>
-                <w:rFonts w:ascii="Arial" w:hAnsi="Arial"/>
+                <w:rFonts w:ascii="Verdana" w:hAnsi="Verdana"/>
                 <w:b w:val="0"/>
                 <w:sz w:val="16"/>
               </w:rPr>
@@ -3596,7 +3646,7 @@
             <w:r/>
             <w:r>
               <w:rPr>
-                <w:rFonts w:ascii="Arial" w:hAnsi="Arial"/>
+                <w:rFonts w:ascii="Verdana" w:hAnsi="Verdana"/>
                 <w:b w:val="0"/>
                 <w:sz w:val="16"/>
               </w:rPr>
@@ -3612,7 +3662,7 @@
             <w:r/>
             <w:r>
               <w:rPr>
-                <w:rFonts w:ascii="Arial" w:hAnsi="Arial"/>
+                <w:rFonts w:ascii="Verdana" w:hAnsi="Verdana"/>
                 <w:b w:val="0"/>
                 <w:sz w:val="16"/>
               </w:rPr>
@@ -3621,15 +3671,18 @@
         </w:tc>
       </w:tr>
       <w:tr>
-        <w:tc>
-          <w:tcPr>
-            <w:tcW w:type="dxa" w:w="1514"/>
-          </w:tcPr>
-          <w:p>
-            <w:r/>
-            <w:r>
-              <w:rPr>
-                <w:rFonts w:ascii="Arial" w:hAnsi="Arial"/>
+        <w:trPr>
+          <w:cantSplit/>
+        </w:trPr>
+        <w:tc>
+          <w:tcPr>
+            <w:tcW w:type="dxa" w:w="1514"/>
+          </w:tcPr>
+          <w:p>
+            <w:r/>
+            <w:r>
+              <w:rPr>
+                <w:rFonts w:ascii="Verdana" w:hAnsi="Verdana"/>
                 <w:b w:val="0"/>
                 <w:sz w:val="16"/>
               </w:rPr>
@@ -3645,7 +3698,7 @@
             <w:r/>
             <w:r>
               <w:rPr>
-                <w:rFonts w:ascii="Arial" w:hAnsi="Arial"/>
+                <w:rFonts w:ascii="Verdana" w:hAnsi="Verdana"/>
                 <w:b w:val="0"/>
                 <w:sz w:val="16"/>
               </w:rPr>
@@ -3661,7 +3714,7 @@
             <w:r/>
             <w:r>
               <w:rPr>
-                <w:rFonts w:ascii="Arial" w:hAnsi="Arial"/>
+                <w:rFonts w:ascii="Verdana" w:hAnsi="Verdana"/>
                 <w:b w:val="0"/>
                 <w:sz w:val="16"/>
               </w:rPr>
@@ -3677,7 +3730,7 @@
             <w:r/>
             <w:r>
               <w:rPr>
-                <w:rFonts w:ascii="Arial" w:hAnsi="Arial"/>
+                <w:rFonts w:ascii="Verdana" w:hAnsi="Verdana"/>
                 <w:b w:val="0"/>
                 <w:sz w:val="16"/>
               </w:rPr>
@@ -3693,7 +3746,7 @@
             <w:r/>
             <w:r>
               <w:rPr>
-                <w:rFonts w:ascii="Arial" w:hAnsi="Arial"/>
+                <w:rFonts w:ascii="Verdana" w:hAnsi="Verdana"/>
                 <w:b w:val="0"/>
                 <w:sz w:val="16"/>
               </w:rPr>
@@ -3709,7 +3762,7 @@
             <w:r/>
             <w:r>
               <w:rPr>
-                <w:rFonts w:ascii="Arial" w:hAnsi="Arial"/>
+                <w:rFonts w:ascii="Verdana" w:hAnsi="Verdana"/>
                 <w:b w:val="0"/>
                 <w:sz w:val="16"/>
               </w:rPr>
@@ -3725,7 +3778,7 @@
             <w:r/>
             <w:r>
               <w:rPr>
-                <w:rFonts w:ascii="Arial" w:hAnsi="Arial"/>
+                <w:rFonts w:ascii="Verdana" w:hAnsi="Verdana"/>
                 <w:b w:val="0"/>
                 <w:sz w:val="16"/>
               </w:rPr>
@@ -3741,7 +3794,7 @@
             <w:r/>
             <w:r>
               <w:rPr>
-                <w:rFonts w:ascii="Arial" w:hAnsi="Arial"/>
+                <w:rFonts w:ascii="Verdana" w:hAnsi="Verdana"/>
                 <w:b w:val="0"/>
                 <w:sz w:val="16"/>
               </w:rPr>
@@ -3757,7 +3810,7 @@
             <w:r/>
             <w:r>
               <w:rPr>
-                <w:rFonts w:ascii="Arial" w:hAnsi="Arial"/>
+                <w:rFonts w:ascii="Verdana" w:hAnsi="Verdana"/>
                 <w:b w:val="0"/>
                 <w:sz w:val="16"/>
               </w:rPr>
@@ -3773,25 +3826,28 @@
             <w:r/>
             <w:r>
               <w:rPr>
-                <w:rFonts w:ascii="Arial" w:hAnsi="Arial"/>
-                <w:b w:val="0"/>
-                <w:sz w:val="16"/>
-              </w:rPr>
-              <w:t>Note 79: The last column in the table contains the associated registry number from the Chemical Abstracts Service (CAS) of the American Chemical Society.</w:t>
+                <w:rFonts w:ascii="Verdana" w:hAnsi="Verdana"/>
+                <w:b w:val="0"/>
+                <w:sz w:val="16"/>
+              </w:rPr>
+              <w:t>Note 79: It is recommended to use 3 15 023 instead of 3 15 013.</w:t>
             </w:r>
           </w:p>
         </w:tc>
       </w:tr>
       <w:tr>
-        <w:tc>
-          <w:tcPr>
-            <w:tcW w:type="dxa" w:w="1514"/>
-          </w:tcPr>
-          <w:p>
-            <w:r/>
-            <w:r>
-              <w:rPr>
-                <w:rFonts w:ascii="Arial" w:hAnsi="Arial"/>
+        <w:trPr>
+          <w:cantSplit/>
+        </w:trPr>
+        <w:tc>
+          <w:tcPr>
+            <w:tcW w:type="dxa" w:w="1514"/>
+          </w:tcPr>
+          <w:p>
+            <w:r/>
+            <w:r>
+              <w:rPr>
+                <w:rFonts w:ascii="Verdana" w:hAnsi="Verdana"/>
                 <w:b w:val="0"/>
                 <w:sz w:val="16"/>
               </w:rPr>
@@ -3807,7 +3863,7 @@
             <w:r/>
             <w:r>
               <w:rPr>
-                <w:rFonts w:ascii="Arial" w:hAnsi="Arial"/>
+                <w:rFonts w:ascii="Verdana" w:hAnsi="Verdana"/>
                 <w:b w:val="0"/>
                 <w:sz w:val="16"/>
               </w:rPr>
@@ -3823,7 +3879,7 @@
             <w:r/>
             <w:r>
               <w:rPr>
-                <w:rFonts w:ascii="Arial" w:hAnsi="Arial"/>
+                <w:rFonts w:ascii="Verdana" w:hAnsi="Verdana"/>
                 <w:b w:val="0"/>
                 <w:sz w:val="16"/>
               </w:rPr>
@@ -3839,7 +3895,7 @@
             <w:r/>
             <w:r>
               <w:rPr>
-                <w:rFonts w:ascii="Arial" w:hAnsi="Arial"/>
+                <w:rFonts w:ascii="Verdana" w:hAnsi="Verdana"/>
                 <w:b w:val="0"/>
                 <w:sz w:val="16"/>
               </w:rPr>
@@ -3855,7 +3911,7 @@
             <w:r/>
             <w:r>
               <w:rPr>
-                <w:rFonts w:ascii="Arial" w:hAnsi="Arial"/>
+                <w:rFonts w:ascii="Verdana" w:hAnsi="Verdana"/>
                 <w:b w:val="0"/>
                 <w:sz w:val="16"/>
               </w:rPr>
@@ -3871,7 +3927,7 @@
             <w:r/>
             <w:r>
               <w:rPr>
-                <w:rFonts w:ascii="Arial" w:hAnsi="Arial"/>
+                <w:rFonts w:ascii="Verdana" w:hAnsi="Verdana"/>
                 <w:b w:val="0"/>
                 <w:sz w:val="16"/>
               </w:rPr>
@@ -3887,7 +3943,7 @@
             <w:r/>
             <w:r>
               <w:rPr>
-                <w:rFonts w:ascii="Arial" w:hAnsi="Arial"/>
+                <w:rFonts w:ascii="Verdana" w:hAnsi="Verdana"/>
                 <w:b w:val="0"/>
                 <w:sz w:val="16"/>
               </w:rPr>
@@ -3903,7 +3959,7 @@
             <w:r/>
             <w:r>
               <w:rPr>
-                <w:rFonts w:ascii="Arial" w:hAnsi="Arial"/>
+                <w:rFonts w:ascii="Verdana" w:hAnsi="Verdana"/>
                 <w:b w:val="0"/>
                 <w:sz w:val="16"/>
               </w:rPr>
@@ -3919,7 +3975,7 @@
             <w:r/>
             <w:r>
               <w:rPr>
-                <w:rFonts w:ascii="Arial" w:hAnsi="Arial"/>
+                <w:rFonts w:ascii="Verdana" w:hAnsi="Verdana"/>
                 <w:b w:val="0"/>
                 <w:sz w:val="16"/>
               </w:rPr>
@@ -3935,7 +3991,7 @@
             <w:r/>
             <w:r>
               <w:rPr>
-                <w:rFonts w:ascii="Arial" w:hAnsi="Arial"/>
+                <w:rFonts w:ascii="Verdana" w:hAnsi="Verdana"/>
                 <w:b w:val="0"/>
                 <w:sz w:val="16"/>
               </w:rPr>
@@ -3944,15 +4000,18 @@
         </w:tc>
       </w:tr>
       <w:tr>
-        <w:tc>
-          <w:tcPr>
-            <w:tcW w:type="dxa" w:w="1514"/>
-          </w:tcPr>
-          <w:p>
-            <w:r/>
-            <w:r>
-              <w:rPr>
-                <w:rFonts w:ascii="Arial" w:hAnsi="Arial"/>
+        <w:trPr>
+          <w:cantSplit/>
+        </w:trPr>
+        <w:tc>
+          <w:tcPr>
+            <w:tcW w:type="dxa" w:w="1514"/>
+          </w:tcPr>
+          <w:p>
+            <w:r/>
+            <w:r>
+              <w:rPr>
+                <w:rFonts w:ascii="Verdana" w:hAnsi="Verdana"/>
                 <w:b w:val="0"/>
                 <w:sz w:val="16"/>
               </w:rPr>
@@ -3968,7 +4027,7 @@
             <w:r/>
             <w:r>
               <w:rPr>
-                <w:rFonts w:ascii="Arial" w:hAnsi="Arial"/>
+                <w:rFonts w:ascii="Verdana" w:hAnsi="Verdana"/>
                 <w:b w:val="0"/>
                 <w:sz w:val="16"/>
               </w:rPr>
@@ -3984,7 +4043,7 @@
             <w:r/>
             <w:r>
               <w:rPr>
-                <w:rFonts w:ascii="Arial" w:hAnsi="Arial"/>
+                <w:rFonts w:ascii="Verdana" w:hAnsi="Verdana"/>
                 <w:b w:val="0"/>
                 <w:sz w:val="16"/>
               </w:rPr>
@@ -4000,7 +4059,7 @@
             <w:r/>
             <w:r>
               <w:rPr>
-                <w:rFonts w:ascii="Arial" w:hAnsi="Arial"/>
+                <w:rFonts w:ascii="Verdana" w:hAnsi="Verdana"/>
                 <w:b w:val="0"/>
                 <w:sz w:val="16"/>
               </w:rPr>
@@ -4016,7 +4075,7 @@
             <w:r/>
             <w:r>
               <w:rPr>
-                <w:rFonts w:ascii="Arial" w:hAnsi="Arial"/>
+                <w:rFonts w:ascii="Verdana" w:hAnsi="Verdana"/>
                 <w:b w:val="0"/>
                 <w:sz w:val="16"/>
               </w:rPr>
@@ -4032,7 +4091,7 @@
             <w:r/>
             <w:r>
               <w:rPr>
-                <w:rFonts w:ascii="Arial" w:hAnsi="Arial"/>
+                <w:rFonts w:ascii="Verdana" w:hAnsi="Verdana"/>
                 <w:b w:val="0"/>
                 <w:sz w:val="16"/>
               </w:rPr>
@@ -4048,7 +4107,7 @@
             <w:r/>
             <w:r>
               <w:rPr>
-                <w:rFonts w:ascii="Arial" w:hAnsi="Arial"/>
+                <w:rFonts w:ascii="Verdana" w:hAnsi="Verdana"/>
                 <w:b w:val="0"/>
                 <w:sz w:val="16"/>
               </w:rPr>
@@ -4064,7 +4123,7 @@
             <w:r/>
             <w:r>
               <w:rPr>
-                <w:rFonts w:ascii="Arial" w:hAnsi="Arial"/>
+                <w:rFonts w:ascii="Verdana" w:hAnsi="Verdana"/>
                 <w:b w:val="0"/>
                 <w:sz w:val="16"/>
               </w:rPr>
@@ -4080,7 +4139,7 @@
             <w:r/>
             <w:r>
               <w:rPr>
-                <w:rFonts w:ascii="Arial" w:hAnsi="Arial"/>
+                <w:rFonts w:ascii="Verdana" w:hAnsi="Verdana"/>
                 <w:b w:val="0"/>
                 <w:sz w:val="16"/>
               </w:rPr>
@@ -4096,7 +4155,7 @@
             <w:r/>
             <w:r>
               <w:rPr>
-                <w:rFonts w:ascii="Arial" w:hAnsi="Arial"/>
+                <w:rFonts w:ascii="Verdana" w:hAnsi="Verdana"/>
                 <w:b w:val="0"/>
                 <w:sz w:val="16"/>
               </w:rPr>
@@ -4105,15 +4164,18 @@
         </w:tc>
       </w:tr>
       <w:tr>
-        <w:tc>
-          <w:tcPr>
-            <w:tcW w:type="dxa" w:w="1514"/>
-          </w:tcPr>
-          <w:p>
-            <w:r/>
-            <w:r>
-              <w:rPr>
-                <w:rFonts w:ascii="Arial" w:hAnsi="Arial"/>
+        <w:trPr>
+          <w:cantSplit/>
+        </w:trPr>
+        <w:tc>
+          <w:tcPr>
+            <w:tcW w:type="dxa" w:w="1514"/>
+          </w:tcPr>
+          <w:p>
+            <w:r/>
+            <w:r>
+              <w:rPr>
+                <w:rFonts w:ascii="Verdana" w:hAnsi="Verdana"/>
                 <w:b w:val="0"/>
                 <w:sz w:val="16"/>
               </w:rPr>
@@ -4129,7 +4191,7 @@
             <w:r/>
             <w:r>
               <w:rPr>
-                <w:rFonts w:ascii="Arial" w:hAnsi="Arial"/>
+                <w:rFonts w:ascii="Verdana" w:hAnsi="Verdana"/>
                 <w:b w:val="0"/>
                 <w:sz w:val="16"/>
               </w:rPr>
@@ -4145,7 +4207,7 @@
             <w:r/>
             <w:r>
               <w:rPr>
-                <w:rFonts w:ascii="Arial" w:hAnsi="Arial"/>
+                <w:rFonts w:ascii="Verdana" w:hAnsi="Verdana"/>
                 <w:b w:val="0"/>
                 <w:sz w:val="16"/>
               </w:rPr>
@@ -4161,7 +4223,7 @@
             <w:r/>
             <w:r>
               <w:rPr>
-                <w:rFonts w:ascii="Arial" w:hAnsi="Arial"/>
+                <w:rFonts w:ascii="Verdana" w:hAnsi="Verdana"/>
                 <w:b w:val="0"/>
                 <w:sz w:val="16"/>
               </w:rPr>
@@ -4177,7 +4239,7 @@
             <w:r/>
             <w:r>
               <w:rPr>
-                <w:rFonts w:ascii="Arial" w:hAnsi="Arial"/>
+                <w:rFonts w:ascii="Verdana" w:hAnsi="Verdana"/>
                 <w:b w:val="0"/>
                 <w:sz w:val="16"/>
               </w:rPr>
@@ -4193,7 +4255,7 @@
             <w:r/>
             <w:r>
               <w:rPr>
-                <w:rFonts w:ascii="Arial" w:hAnsi="Arial"/>
+                <w:rFonts w:ascii="Verdana" w:hAnsi="Verdana"/>
                 <w:b w:val="0"/>
                 <w:sz w:val="16"/>
               </w:rPr>
@@ -4209,7 +4271,7 @@
             <w:r/>
             <w:r>
               <w:rPr>
-                <w:rFonts w:ascii="Arial" w:hAnsi="Arial"/>
+                <w:rFonts w:ascii="Verdana" w:hAnsi="Verdana"/>
                 <w:b w:val="0"/>
                 <w:sz w:val="16"/>
               </w:rPr>
@@ -4225,7 +4287,7 @@
             <w:r/>
             <w:r>
               <w:rPr>
-                <w:rFonts w:ascii="Arial" w:hAnsi="Arial"/>
+                <w:rFonts w:ascii="Verdana" w:hAnsi="Verdana"/>
                 <w:b w:val="0"/>
                 <w:sz w:val="16"/>
               </w:rPr>
@@ -4241,7 +4303,7 @@
             <w:r/>
             <w:r>
               <w:rPr>
-                <w:rFonts w:ascii="Arial" w:hAnsi="Arial"/>
+                <w:rFonts w:ascii="Verdana" w:hAnsi="Verdana"/>
                 <w:b w:val="0"/>
                 <w:sz w:val="16"/>
               </w:rPr>
@@ -4257,7 +4319,7 @@
             <w:r/>
             <w:r>
               <w:rPr>
-                <w:rFonts w:ascii="Arial" w:hAnsi="Arial"/>
+                <w:rFonts w:ascii="Verdana" w:hAnsi="Verdana"/>
                 <w:b w:val="0"/>
                 <w:sz w:val="16"/>
               </w:rPr>
@@ -4266,15 +4328,18 @@
         </w:tc>
       </w:tr>
       <w:tr>
-        <w:tc>
-          <w:tcPr>
-            <w:tcW w:type="dxa" w:w="1514"/>
-          </w:tcPr>
-          <w:p>
-            <w:r/>
-            <w:r>
-              <w:rPr>
-                <w:rFonts w:ascii="Arial" w:hAnsi="Arial"/>
+        <w:trPr>
+          <w:cantSplit/>
+        </w:trPr>
+        <w:tc>
+          <w:tcPr>
+            <w:tcW w:type="dxa" w:w="1514"/>
+          </w:tcPr>
+          <w:p>
+            <w:r/>
+            <w:r>
+              <w:rPr>
+                <w:rFonts w:ascii="Verdana" w:hAnsi="Verdana"/>
                 <w:b w:val="0"/>
                 <w:sz w:val="16"/>
               </w:rPr>
@@ -4290,7 +4355,7 @@
             <w:r/>
             <w:r>
               <w:rPr>
-                <w:rFonts w:ascii="Arial" w:hAnsi="Arial"/>
+                <w:rFonts w:ascii="Verdana" w:hAnsi="Verdana"/>
                 <w:b w:val="0"/>
                 <w:sz w:val="16"/>
               </w:rPr>
@@ -4306,7 +4371,7 @@
             <w:r/>
             <w:r>
               <w:rPr>
-                <w:rFonts w:ascii="Arial" w:hAnsi="Arial"/>
+                <w:rFonts w:ascii="Verdana" w:hAnsi="Verdana"/>
                 <w:b w:val="0"/>
                 <w:sz w:val="16"/>
               </w:rPr>
@@ -4322,7 +4387,7 @@
             <w:r/>
             <w:r>
               <w:rPr>
-                <w:rFonts w:ascii="Arial" w:hAnsi="Arial"/>
+                <w:rFonts w:ascii="Verdana" w:hAnsi="Verdana"/>
                 <w:b w:val="0"/>
                 <w:sz w:val="16"/>
               </w:rPr>
@@ -4338,7 +4403,7 @@
             <w:r/>
             <w:r>
               <w:rPr>
-                <w:rFonts w:ascii="Arial" w:hAnsi="Arial"/>
+                <w:rFonts w:ascii="Verdana" w:hAnsi="Verdana"/>
                 <w:b w:val="0"/>
                 <w:sz w:val="16"/>
               </w:rPr>
@@ -4354,7 +4419,7 @@
             <w:r/>
             <w:r>
               <w:rPr>
-                <w:rFonts w:ascii="Arial" w:hAnsi="Arial"/>
+                <w:rFonts w:ascii="Verdana" w:hAnsi="Verdana"/>
                 <w:b w:val="0"/>
                 <w:sz w:val="16"/>
               </w:rPr>
@@ -4370,7 +4435,7 @@
             <w:r/>
             <w:r>
               <w:rPr>
-                <w:rFonts w:ascii="Arial" w:hAnsi="Arial"/>
+                <w:rFonts w:ascii="Verdana" w:hAnsi="Verdana"/>
                 <w:b w:val="0"/>
                 <w:sz w:val="16"/>
               </w:rPr>
@@ -4386,7 +4451,7 @@
             <w:r/>
             <w:r>
               <w:rPr>
-                <w:rFonts w:ascii="Arial" w:hAnsi="Arial"/>
+                <w:rFonts w:ascii="Verdana" w:hAnsi="Verdana"/>
                 <w:b w:val="0"/>
                 <w:sz w:val="16"/>
               </w:rPr>
@@ -4402,7 +4467,7 @@
             <w:r/>
             <w:r>
               <w:rPr>
-                <w:rFonts w:ascii="Arial" w:hAnsi="Arial"/>
+                <w:rFonts w:ascii="Verdana" w:hAnsi="Verdana"/>
                 <w:b w:val="0"/>
                 <w:sz w:val="16"/>
               </w:rPr>
@@ -4418,7 +4483,7 @@
             <w:r/>
             <w:r>
               <w:rPr>
-                <w:rFonts w:ascii="Arial" w:hAnsi="Arial"/>
+                <w:rFonts w:ascii="Verdana" w:hAnsi="Verdana"/>
                 <w:b w:val="0"/>
                 <w:sz w:val="16"/>
               </w:rPr>
@@ -4427,15 +4492,18 @@
         </w:tc>
       </w:tr>
       <w:tr>
-        <w:tc>
-          <w:tcPr>
-            <w:tcW w:type="dxa" w:w="1514"/>
-          </w:tcPr>
-          <w:p>
-            <w:r/>
-            <w:r>
-              <w:rPr>
-                <w:rFonts w:ascii="Arial" w:hAnsi="Arial"/>
+        <w:trPr>
+          <w:cantSplit/>
+        </w:trPr>
+        <w:tc>
+          <w:tcPr>
+            <w:tcW w:type="dxa" w:w="1514"/>
+          </w:tcPr>
+          <w:p>
+            <w:r/>
+            <w:r>
+              <w:rPr>
+                <w:rFonts w:ascii="Verdana" w:hAnsi="Verdana"/>
                 <w:b w:val="0"/>
                 <w:sz w:val="16"/>
               </w:rPr>
@@ -4451,7 +4519,7 @@
             <w:r/>
             <w:r>
               <w:rPr>
-                <w:rFonts w:ascii="Arial" w:hAnsi="Arial"/>
+                <w:rFonts w:ascii="Verdana" w:hAnsi="Verdana"/>
                 <w:b w:val="0"/>
                 <w:sz w:val="16"/>
               </w:rPr>
@@ -4467,7 +4535,7 @@
             <w:r/>
             <w:r>
               <w:rPr>
-                <w:rFonts w:ascii="Arial" w:hAnsi="Arial"/>
+                <w:rFonts w:ascii="Verdana" w:hAnsi="Verdana"/>
                 <w:b w:val="0"/>
                 <w:sz w:val="16"/>
               </w:rPr>
@@ -4483,7 +4551,7 @@
             <w:r/>
             <w:r>
               <w:rPr>
-                <w:rFonts w:ascii="Arial" w:hAnsi="Arial"/>
+                <w:rFonts w:ascii="Verdana" w:hAnsi="Verdana"/>
                 <w:b w:val="0"/>
                 <w:sz w:val="16"/>
               </w:rPr>
@@ -4499,7 +4567,7 @@
             <w:r/>
             <w:r>
               <w:rPr>
-                <w:rFonts w:ascii="Arial" w:hAnsi="Arial"/>
+                <w:rFonts w:ascii="Verdana" w:hAnsi="Verdana"/>
                 <w:b w:val="0"/>
                 <w:sz w:val="16"/>
               </w:rPr>
@@ -4515,7 +4583,7 @@
             <w:r/>
             <w:r>
               <w:rPr>
-                <w:rFonts w:ascii="Arial" w:hAnsi="Arial"/>
+                <w:rFonts w:ascii="Verdana" w:hAnsi="Verdana"/>
                 <w:b w:val="0"/>
                 <w:sz w:val="16"/>
               </w:rPr>
@@ -4531,7 +4599,7 @@
             <w:r/>
             <w:r>
               <w:rPr>
-                <w:rFonts w:ascii="Arial" w:hAnsi="Arial"/>
+                <w:rFonts w:ascii="Verdana" w:hAnsi="Verdana"/>
                 <w:b w:val="0"/>
                 <w:sz w:val="16"/>
               </w:rPr>
@@ -4547,7 +4615,7 @@
             <w:r/>
             <w:r>
               <w:rPr>
-                <w:rFonts w:ascii="Arial" w:hAnsi="Arial"/>
+                <w:rFonts w:ascii="Verdana" w:hAnsi="Verdana"/>
                 <w:b w:val="0"/>
                 <w:sz w:val="16"/>
               </w:rPr>
@@ -4563,7 +4631,7 @@
             <w:r/>
             <w:r>
               <w:rPr>
-                <w:rFonts w:ascii="Arial" w:hAnsi="Arial"/>
+                <w:rFonts w:ascii="Verdana" w:hAnsi="Verdana"/>
                 <w:b w:val="0"/>
                 <w:sz w:val="16"/>
               </w:rPr>
@@ -4579,7 +4647,7 @@
             <w:r/>
             <w:r>
               <w:rPr>
-                <w:rFonts w:ascii="Arial" w:hAnsi="Arial"/>
+                <w:rFonts w:ascii="Verdana" w:hAnsi="Verdana"/>
                 <w:b w:val="0"/>
                 <w:sz w:val="16"/>
               </w:rPr>
@@ -4588,15 +4656,18 @@
         </w:tc>
       </w:tr>
       <w:tr>
-        <w:tc>
-          <w:tcPr>
-            <w:tcW w:type="dxa" w:w="1514"/>
-          </w:tcPr>
-          <w:p>
-            <w:r/>
-            <w:r>
-              <w:rPr>
-                <w:rFonts w:ascii="Arial" w:hAnsi="Arial"/>
+        <w:trPr>
+          <w:cantSplit/>
+        </w:trPr>
+        <w:tc>
+          <w:tcPr>
+            <w:tcW w:type="dxa" w:w="1514"/>
+          </w:tcPr>
+          <w:p>
+            <w:r/>
+            <w:r>
+              <w:rPr>
+                <w:rFonts w:ascii="Verdana" w:hAnsi="Verdana"/>
                 <w:b w:val="0"/>
                 <w:sz w:val="16"/>
               </w:rPr>
@@ -4612,7 +4683,7 @@
             <w:r/>
             <w:r>
               <w:rPr>
-                <w:rFonts w:ascii="Arial" w:hAnsi="Arial"/>
+                <w:rFonts w:ascii="Verdana" w:hAnsi="Verdana"/>
                 <w:b w:val="0"/>
                 <w:sz w:val="16"/>
               </w:rPr>
@@ -4628,7 +4699,7 @@
             <w:r/>
             <w:r>
               <w:rPr>
-                <w:rFonts w:ascii="Arial" w:hAnsi="Arial"/>
+                <w:rFonts w:ascii="Verdana" w:hAnsi="Verdana"/>
                 <w:b w:val="0"/>
                 <w:sz w:val="16"/>
               </w:rPr>
@@ -4644,7 +4715,7 @@
             <w:r/>
             <w:r>
               <w:rPr>
-                <w:rFonts w:ascii="Arial" w:hAnsi="Arial"/>
+                <w:rFonts w:ascii="Verdana" w:hAnsi="Verdana"/>
                 <w:b w:val="0"/>
                 <w:sz w:val="16"/>
               </w:rPr>
@@ -4660,7 +4731,7 @@
             <w:r/>
             <w:r>
               <w:rPr>
-                <w:rFonts w:ascii="Arial" w:hAnsi="Arial"/>
+                <w:rFonts w:ascii="Verdana" w:hAnsi="Verdana"/>
                 <w:b w:val="0"/>
                 <w:sz w:val="16"/>
               </w:rPr>
@@ -4676,7 +4747,7 @@
             <w:r/>
             <w:r>
               <w:rPr>
-                <w:rFonts w:ascii="Arial" w:hAnsi="Arial"/>
+                <w:rFonts w:ascii="Verdana" w:hAnsi="Verdana"/>
                 <w:b w:val="0"/>
                 <w:sz w:val="16"/>
               </w:rPr>
@@ -4692,7 +4763,7 @@
             <w:r/>
             <w:r>
               <w:rPr>
-                <w:rFonts w:ascii="Arial" w:hAnsi="Arial"/>
+                <w:rFonts w:ascii="Verdana" w:hAnsi="Verdana"/>
                 <w:b w:val="0"/>
                 <w:sz w:val="16"/>
               </w:rPr>
@@ -4708,7 +4779,7 @@
             <w:r/>
             <w:r>
               <w:rPr>
-                <w:rFonts w:ascii="Arial" w:hAnsi="Arial"/>
+                <w:rFonts w:ascii="Verdana" w:hAnsi="Verdana"/>
                 <w:b w:val="0"/>
                 <w:sz w:val="16"/>
               </w:rPr>
@@ -4724,7 +4795,7 @@
             <w:r/>
             <w:r>
               <w:rPr>
-                <w:rFonts w:ascii="Arial" w:hAnsi="Arial"/>
+                <w:rFonts w:ascii="Verdana" w:hAnsi="Verdana"/>
                 <w:b w:val="0"/>
                 <w:sz w:val="16"/>
               </w:rPr>
@@ -4740,7 +4811,7 @@
             <w:r/>
             <w:r>
               <w:rPr>
-                <w:rFonts w:ascii="Arial" w:hAnsi="Arial"/>
+                <w:rFonts w:ascii="Verdana" w:hAnsi="Verdana"/>
                 <w:b w:val="0"/>
                 <w:sz w:val="16"/>
               </w:rPr>
@@ -4750,15 +4821,18 @@
         </w:tc>
       </w:tr>
       <w:tr>
-        <w:tc>
-          <w:tcPr>
-            <w:tcW w:type="dxa" w:w="1514"/>
-          </w:tcPr>
-          <w:p>
-            <w:r/>
-            <w:r>
-              <w:rPr>
-                <w:rFonts w:ascii="Arial" w:hAnsi="Arial"/>
+        <w:trPr>
+          <w:cantSplit/>
+        </w:trPr>
+        <w:tc>
+          <w:tcPr>
+            <w:tcW w:type="dxa" w:w="1514"/>
+          </w:tcPr>
+          <w:p>
+            <w:r/>
+            <w:r>
+              <w:rPr>
+                <w:rFonts w:ascii="Verdana" w:hAnsi="Verdana"/>
                 <w:b w:val="0"/>
                 <w:sz w:val="16"/>
               </w:rPr>
@@ -4774,7 +4848,7 @@
             <w:r/>
             <w:r>
               <w:rPr>
-                <w:rFonts w:ascii="Arial" w:hAnsi="Arial"/>
+                <w:rFonts w:ascii="Verdana" w:hAnsi="Verdana"/>
                 <w:b w:val="0"/>
                 <w:sz w:val="16"/>
               </w:rPr>
@@ -4790,7 +4864,7 @@
             <w:r/>
             <w:r>
               <w:rPr>
-                <w:rFonts w:ascii="Arial" w:hAnsi="Arial"/>
+                <w:rFonts w:ascii="Verdana" w:hAnsi="Verdana"/>
                 <w:b w:val="0"/>
                 <w:sz w:val="16"/>
               </w:rPr>
@@ -4806,7 +4880,7 @@
             <w:r/>
             <w:r>
               <w:rPr>
-                <w:rFonts w:ascii="Arial" w:hAnsi="Arial"/>
+                <w:rFonts w:ascii="Verdana" w:hAnsi="Verdana"/>
                 <w:b w:val="0"/>
                 <w:sz w:val="16"/>
               </w:rPr>
@@ -4822,7 +4896,7 @@
             <w:r/>
             <w:r>
               <w:rPr>
-                <w:rFonts w:ascii="Arial" w:hAnsi="Arial"/>
+                <w:rFonts w:ascii="Verdana" w:hAnsi="Verdana"/>
                 <w:b w:val="0"/>
                 <w:sz w:val="16"/>
               </w:rPr>
@@ -4838,7 +4912,7 @@
             <w:r/>
             <w:r>
               <w:rPr>
-                <w:rFonts w:ascii="Arial" w:hAnsi="Arial"/>
+                <w:rFonts w:ascii="Verdana" w:hAnsi="Verdana"/>
                 <w:b w:val="0"/>
                 <w:sz w:val="16"/>
               </w:rPr>
@@ -4854,7 +4928,7 @@
             <w:r/>
             <w:r>
               <w:rPr>
-                <w:rFonts w:ascii="Arial" w:hAnsi="Arial"/>
+                <w:rFonts w:ascii="Verdana" w:hAnsi="Verdana"/>
                 <w:b w:val="0"/>
                 <w:sz w:val="16"/>
               </w:rPr>
@@ -4870,7 +4944,7 @@
             <w:r/>
             <w:r>
               <w:rPr>
-                <w:rFonts w:ascii="Arial" w:hAnsi="Arial"/>
+                <w:rFonts w:ascii="Verdana" w:hAnsi="Verdana"/>
                 <w:b w:val="0"/>
                 <w:sz w:val="16"/>
               </w:rPr>
@@ -4886,7 +4960,7 @@
             <w:r/>
             <w:r>
               <w:rPr>
-                <w:rFonts w:ascii="Arial" w:hAnsi="Arial"/>
+                <w:rFonts w:ascii="Verdana" w:hAnsi="Verdana"/>
                 <w:b w:val="0"/>
                 <w:sz w:val="16"/>
               </w:rPr>
@@ -4902,7 +4976,7 @@
             <w:r/>
             <w:r>
               <w:rPr>
-                <w:rFonts w:ascii="Arial" w:hAnsi="Arial"/>
+                <w:rFonts w:ascii="Verdana" w:hAnsi="Verdana"/>
                 <w:b w:val="0"/>
                 <w:sz w:val="16"/>
               </w:rPr>
@@ -4911,15 +4985,18 @@
         </w:tc>
       </w:tr>
       <w:tr>
-        <w:tc>
-          <w:tcPr>
-            <w:tcW w:type="dxa" w:w="1514"/>
-          </w:tcPr>
-          <w:p>
-            <w:r/>
-            <w:r>
-              <w:rPr>
-                <w:rFonts w:ascii="Arial" w:hAnsi="Arial"/>
+        <w:trPr>
+          <w:cantSplit/>
+        </w:trPr>
+        <w:tc>
+          <w:tcPr>
+            <w:tcW w:type="dxa" w:w="1514"/>
+          </w:tcPr>
+          <w:p>
+            <w:r/>
+            <w:r>
+              <w:rPr>
+                <w:rFonts w:ascii="Verdana" w:hAnsi="Verdana"/>
                 <w:b w:val="0"/>
                 <w:sz w:val="16"/>
               </w:rPr>
@@ -4935,7 +5012,7 @@
             <w:r/>
             <w:r>
               <w:rPr>
-                <w:rFonts w:ascii="Arial" w:hAnsi="Arial"/>
+                <w:rFonts w:ascii="Verdana" w:hAnsi="Verdana"/>
                 <w:b w:val="0"/>
                 <w:sz w:val="16"/>
               </w:rPr>
@@ -4951,7 +5028,7 @@
             <w:r/>
             <w:r>
               <w:rPr>
-                <w:rFonts w:ascii="Arial" w:hAnsi="Arial"/>
+                <w:rFonts w:ascii="Verdana" w:hAnsi="Verdana"/>
                 <w:b w:val="0"/>
                 <w:sz w:val="16"/>
               </w:rPr>
@@ -4967,7 +5044,7 @@
             <w:r/>
             <w:r>
               <w:rPr>
-                <w:rFonts w:ascii="Arial" w:hAnsi="Arial"/>
+                <w:rFonts w:ascii="Verdana" w:hAnsi="Verdana"/>
                 <w:b w:val="0"/>
                 <w:sz w:val="16"/>
               </w:rPr>
@@ -4983,7 +5060,7 @@
             <w:r/>
             <w:r>
               <w:rPr>
-                <w:rFonts w:ascii="Arial" w:hAnsi="Arial"/>
+                <w:rFonts w:ascii="Verdana" w:hAnsi="Verdana"/>
                 <w:b w:val="0"/>
                 <w:sz w:val="16"/>
               </w:rPr>
@@ -4999,7 +5076,7 @@
             <w:r/>
             <w:r>
               <w:rPr>
-                <w:rFonts w:ascii="Arial" w:hAnsi="Arial"/>
+                <w:rFonts w:ascii="Verdana" w:hAnsi="Verdana"/>
                 <w:b w:val="0"/>
                 <w:sz w:val="16"/>
               </w:rPr>
@@ -5015,7 +5092,7 @@
             <w:r/>
             <w:r>
               <w:rPr>
-                <w:rFonts w:ascii="Arial" w:hAnsi="Arial"/>
+                <w:rFonts w:ascii="Verdana" w:hAnsi="Verdana"/>
                 <w:b w:val="0"/>
                 <w:sz w:val="16"/>
               </w:rPr>
@@ -5031,7 +5108,7 @@
             <w:r/>
             <w:r>
               <w:rPr>
-                <w:rFonts w:ascii="Arial" w:hAnsi="Arial"/>
+                <w:rFonts w:ascii="Verdana" w:hAnsi="Verdana"/>
                 <w:b w:val="0"/>
                 <w:sz w:val="16"/>
               </w:rPr>
@@ -5047,7 +5124,7 @@
             <w:r/>
             <w:r>
               <w:rPr>
-                <w:rFonts w:ascii="Arial" w:hAnsi="Arial"/>
+                <w:rFonts w:ascii="Verdana" w:hAnsi="Verdana"/>
                 <w:b w:val="0"/>
                 <w:sz w:val="16"/>
               </w:rPr>
@@ -5063,25 +5140,28 @@
             <w:r/>
             <w:r>
               <w:rPr>
-                <w:rFonts w:ascii="Arial" w:hAnsi="Arial"/>
-                <w:b w:val="0"/>
-                <w:sz w:val="16"/>
-              </w:rPr>
-              <w:t>Note 4: 'Time averaged' indicates that values are continuously averaged over a period of time.</w:t>
+                <w:rFonts w:ascii="Verdana" w:hAnsi="Verdana"/>
+                <w:b w:val="0"/>
+                <w:sz w:val="16"/>
+              </w:rPr>
+              <w:t>Note 4: Additional descriptors are required to reduce the workload with respect to the station database, e.g. for identification of the federal state and identification of the highway.</w:t>
             </w:r>
           </w:p>
         </w:tc>
       </w:tr>
       <w:tr>
-        <w:tc>
-          <w:tcPr>
-            <w:tcW w:type="dxa" w:w="1514"/>
-          </w:tcPr>
-          <w:p>
-            <w:r/>
-            <w:r>
-              <w:rPr>
-                <w:rFonts w:ascii="Arial" w:hAnsi="Arial"/>
+        <w:trPr>
+          <w:cantSplit/>
+        </w:trPr>
+        <w:tc>
+          <w:tcPr>
+            <w:tcW w:type="dxa" w:w="1514"/>
+          </w:tcPr>
+          <w:p>
+            <w:r/>
+            <w:r>
+              <w:rPr>
+                <w:rFonts w:ascii="Verdana" w:hAnsi="Verdana"/>
                 <w:b w:val="0"/>
                 <w:sz w:val="16"/>
               </w:rPr>
@@ -5097,7 +5177,7 @@
             <w:r/>
             <w:r>
               <w:rPr>
-                <w:rFonts w:ascii="Arial" w:hAnsi="Arial"/>
+                <w:rFonts w:ascii="Verdana" w:hAnsi="Verdana"/>
                 <w:b w:val="0"/>
                 <w:sz w:val="16"/>
               </w:rPr>
@@ -5113,7 +5193,7 @@
             <w:r/>
             <w:r>
               <w:rPr>
-                <w:rFonts w:ascii="Arial" w:hAnsi="Arial"/>
+                <w:rFonts w:ascii="Verdana" w:hAnsi="Verdana"/>
                 <w:b w:val="0"/>
                 <w:sz w:val="16"/>
               </w:rPr>
@@ -5129,7 +5209,7 @@
             <w:r/>
             <w:r>
               <w:rPr>
-                <w:rFonts w:ascii="Arial" w:hAnsi="Arial"/>
+                <w:rFonts w:ascii="Verdana" w:hAnsi="Verdana"/>
                 <w:b w:val="0"/>
                 <w:sz w:val="16"/>
               </w:rPr>
@@ -5145,7 +5225,7 @@
             <w:r/>
             <w:r>
               <w:rPr>
-                <w:rFonts w:ascii="Arial" w:hAnsi="Arial"/>
+                <w:rFonts w:ascii="Verdana" w:hAnsi="Verdana"/>
                 <w:b w:val="0"/>
                 <w:sz w:val="16"/>
               </w:rPr>
@@ -5161,7 +5241,7 @@
             <w:r/>
             <w:r>
               <w:rPr>
-                <w:rFonts w:ascii="Arial" w:hAnsi="Arial"/>
+                <w:rFonts w:ascii="Verdana" w:hAnsi="Verdana"/>
                 <w:b w:val="0"/>
                 <w:sz w:val="16"/>
               </w:rPr>
@@ -5177,7 +5257,7 @@
             <w:r/>
             <w:r>
               <w:rPr>
-                <w:rFonts w:ascii="Arial" w:hAnsi="Arial"/>
+                <w:rFonts w:ascii="Verdana" w:hAnsi="Verdana"/>
                 <w:b w:val="0"/>
                 <w:sz w:val="16"/>
               </w:rPr>
@@ -5193,7 +5273,7 @@
             <w:r/>
             <w:r>
               <w:rPr>
-                <w:rFonts w:ascii="Arial" w:hAnsi="Arial"/>
+                <w:rFonts w:ascii="Verdana" w:hAnsi="Verdana"/>
                 <w:b w:val="0"/>
                 <w:sz w:val="16"/>
               </w:rPr>
@@ -5209,7 +5289,7 @@
             <w:r/>
             <w:r>
               <w:rPr>
-                <w:rFonts w:ascii="Arial" w:hAnsi="Arial"/>
+                <w:rFonts w:ascii="Verdana" w:hAnsi="Verdana"/>
                 <w:b w:val="0"/>
                 <w:sz w:val="16"/>
               </w:rPr>
@@ -5225,7 +5305,7 @@
             <w:r/>
             <w:r>
               <w:rPr>
-                <w:rFonts w:ascii="Arial" w:hAnsi="Arial"/>
+                <w:rFonts w:ascii="Verdana" w:hAnsi="Verdana"/>
                 <w:b w:val="0"/>
                 <w:sz w:val="16"/>
               </w:rPr>
@@ -5234,15 +5314,18 @@
         </w:tc>
       </w:tr>
       <w:tr>
-        <w:tc>
-          <w:tcPr>
-            <w:tcW w:type="dxa" w:w="1514"/>
-          </w:tcPr>
-          <w:p>
-            <w:r/>
-            <w:r>
-              <w:rPr>
-                <w:rFonts w:ascii="Arial" w:hAnsi="Arial"/>
+        <w:trPr>
+          <w:cantSplit/>
+        </w:trPr>
+        <w:tc>
+          <w:tcPr>
+            <w:tcW w:type="dxa" w:w="1514"/>
+          </w:tcPr>
+          <w:p>
+            <w:r/>
+            <w:r>
+              <w:rPr>
+                <w:rFonts w:ascii="Verdana" w:hAnsi="Verdana"/>
                 <w:b w:val="0"/>
                 <w:sz w:val="16"/>
               </w:rPr>
@@ -5258,7 +5341,7 @@
             <w:r/>
             <w:r>
               <w:rPr>
-                <w:rFonts w:ascii="Arial" w:hAnsi="Arial"/>
+                <w:rFonts w:ascii="Verdana" w:hAnsi="Verdana"/>
                 <w:b w:val="0"/>
                 <w:sz w:val="16"/>
               </w:rPr>
@@ -5274,7 +5357,7 @@
             <w:r/>
             <w:r>
               <w:rPr>
-                <w:rFonts w:ascii="Arial" w:hAnsi="Arial"/>
+                <w:rFonts w:ascii="Verdana" w:hAnsi="Verdana"/>
                 <w:b w:val="0"/>
                 <w:sz w:val="16"/>
               </w:rPr>
@@ -5290,7 +5373,7 @@
             <w:r/>
             <w:r>
               <w:rPr>
-                <w:rFonts w:ascii="Arial" w:hAnsi="Arial"/>
+                <w:rFonts w:ascii="Verdana" w:hAnsi="Verdana"/>
                 <w:b w:val="0"/>
                 <w:sz w:val="16"/>
               </w:rPr>
@@ -5306,7 +5389,7 @@
             <w:r/>
             <w:r>
               <w:rPr>
-                <w:rFonts w:ascii="Arial" w:hAnsi="Arial"/>
+                <w:rFonts w:ascii="Verdana" w:hAnsi="Verdana"/>
                 <w:b w:val="0"/>
                 <w:sz w:val="16"/>
               </w:rPr>
@@ -5322,7 +5405,7 @@
             <w:r/>
             <w:r>
               <w:rPr>
-                <w:rFonts w:ascii="Arial" w:hAnsi="Arial"/>
+                <w:rFonts w:ascii="Verdana" w:hAnsi="Verdana"/>
                 <w:b w:val="0"/>
                 <w:sz w:val="16"/>
               </w:rPr>
@@ -5338,7 +5421,7 @@
             <w:r/>
             <w:r>
               <w:rPr>
-                <w:rFonts w:ascii="Arial" w:hAnsi="Arial"/>
+                <w:rFonts w:ascii="Verdana" w:hAnsi="Verdana"/>
                 <w:b w:val="0"/>
                 <w:sz w:val="16"/>
               </w:rPr>
@@ -5354,7 +5437,7 @@
             <w:r/>
             <w:r>
               <w:rPr>
-                <w:rFonts w:ascii="Arial" w:hAnsi="Arial"/>
+                <w:rFonts w:ascii="Verdana" w:hAnsi="Verdana"/>
                 <w:b w:val="0"/>
                 <w:sz w:val="16"/>
               </w:rPr>
@@ -5370,7 +5453,7 @@
             <w:r/>
             <w:r>
               <w:rPr>
-                <w:rFonts w:ascii="Arial" w:hAnsi="Arial"/>
+                <w:rFonts w:ascii="Verdana" w:hAnsi="Verdana"/>
                 <w:b w:val="0"/>
                 <w:sz w:val="16"/>
               </w:rPr>
@@ -5386,25 +5469,28 @@
             <w:r/>
             <w:r>
               <w:rPr>
-                <w:rFonts w:ascii="Arial" w:hAnsi="Arial"/>
-                <w:b w:val="0"/>
-                <w:sz w:val="16"/>
-              </w:rPr>
-              <w:t>Note 78: The first three digits represent the ISO country code.</w:t>
+                <w:rFonts w:ascii="Verdana" w:hAnsi="Verdana"/>
+                <w:b w:val="0"/>
+                <w:sz w:val="16"/>
+              </w:rPr>
+              <w:t>Note 78: Within RA IV, the maximum temperature at 1200 UTC is reported for the previous calendar day (i.e. the ending time of the period is not equal to the nominal time of the report). To construct the required time range, descriptor 0 04 024 has to be included two times. If the period ends at the nominal time of the report, value of the second 0 04 024 shall be set to 0</w:t>
             </w:r>
           </w:p>
         </w:tc>
       </w:tr>
       <w:tr>
-        <w:tc>
-          <w:tcPr>
-            <w:tcW w:type="dxa" w:w="1514"/>
-          </w:tcPr>
-          <w:p>
-            <w:r/>
-            <w:r>
-              <w:rPr>
-                <w:rFonts w:ascii="Arial" w:hAnsi="Arial"/>
+        <w:trPr>
+          <w:cantSplit/>
+        </w:trPr>
+        <w:tc>
+          <w:tcPr>
+            <w:tcW w:type="dxa" w:w="1514"/>
+          </w:tcPr>
+          <w:p>
+            <w:r/>
+            <w:r>
+              <w:rPr>
+                <w:rFonts w:ascii="Verdana" w:hAnsi="Verdana"/>
                 <w:b w:val="0"/>
                 <w:sz w:val="16"/>
               </w:rPr>
@@ -5420,7 +5506,7 @@
             <w:r/>
             <w:r>
               <w:rPr>
-                <w:rFonts w:ascii="Arial" w:hAnsi="Arial"/>
+                <w:rFonts w:ascii="Verdana" w:hAnsi="Verdana"/>
                 <w:b w:val="0"/>
                 <w:sz w:val="16"/>
               </w:rPr>
@@ -5436,7 +5522,7 @@
             <w:r/>
             <w:r>
               <w:rPr>
-                <w:rFonts w:ascii="Arial" w:hAnsi="Arial"/>
+                <w:rFonts w:ascii="Verdana" w:hAnsi="Verdana"/>
                 <w:b w:val="0"/>
                 <w:sz w:val="16"/>
               </w:rPr>
@@ -5452,7 +5538,7 @@
             <w:r/>
             <w:r>
               <w:rPr>
-                <w:rFonts w:ascii="Arial" w:hAnsi="Arial"/>
+                <w:rFonts w:ascii="Verdana" w:hAnsi="Verdana"/>
                 <w:b w:val="0"/>
                 <w:sz w:val="16"/>
               </w:rPr>
@@ -5468,7 +5554,7 @@
             <w:r/>
             <w:r>
               <w:rPr>
-                <w:rFonts w:ascii="Arial" w:hAnsi="Arial"/>
+                <w:rFonts w:ascii="Verdana" w:hAnsi="Verdana"/>
                 <w:b w:val="0"/>
                 <w:sz w:val="16"/>
               </w:rPr>
@@ -5484,7 +5570,7 @@
             <w:r/>
             <w:r>
               <w:rPr>
-                <w:rFonts w:ascii="Arial" w:hAnsi="Arial"/>
+                <w:rFonts w:ascii="Verdana" w:hAnsi="Verdana"/>
                 <w:b w:val="0"/>
                 <w:sz w:val="16"/>
               </w:rPr>
@@ -5500,7 +5586,7 @@
             <w:r/>
             <w:r>
               <w:rPr>
-                <w:rFonts w:ascii="Arial" w:hAnsi="Arial"/>
+                <w:rFonts w:ascii="Verdana" w:hAnsi="Verdana"/>
                 <w:b w:val="0"/>
                 <w:sz w:val="16"/>
               </w:rPr>
@@ -5516,7 +5602,7 @@
             <w:r/>
             <w:r>
               <w:rPr>
-                <w:rFonts w:ascii="Arial" w:hAnsi="Arial"/>
+                <w:rFonts w:ascii="Verdana" w:hAnsi="Verdana"/>
                 <w:b w:val="0"/>
                 <w:sz w:val="16"/>
               </w:rPr>
@@ -5532,7 +5618,7 @@
             <w:r/>
             <w:r>
               <w:rPr>
-                <w:rFonts w:ascii="Arial" w:hAnsi="Arial"/>
+                <w:rFonts w:ascii="Verdana" w:hAnsi="Verdana"/>
                 <w:b w:val="0"/>
                 <w:sz w:val="16"/>
               </w:rPr>
@@ -5548,7 +5634,7 @@
             <w:r/>
             <w:r>
               <w:rPr>
-                <w:rFonts w:ascii="Arial" w:hAnsi="Arial"/>
+                <w:rFonts w:ascii="Verdana" w:hAnsi="Verdana"/>
                 <w:b w:val="0"/>
                 <w:sz w:val="16"/>
               </w:rPr>
@@ -5557,15 +5643,18 @@
         </w:tc>
       </w:tr>
       <w:tr>
-        <w:tc>
-          <w:tcPr>
-            <w:tcW w:type="dxa" w:w="1514"/>
-          </w:tcPr>
-          <w:p>
-            <w:r/>
-            <w:r>
-              <w:rPr>
-                <w:rFonts w:ascii="Arial" w:hAnsi="Arial"/>
+        <w:trPr>
+          <w:cantSplit/>
+        </w:trPr>
+        <w:tc>
+          <w:tcPr>
+            <w:tcW w:type="dxa" w:w="1514"/>
+          </w:tcPr>
+          <w:p>
+            <w:r/>
+            <w:r>
+              <w:rPr>
+                <w:rFonts w:ascii="Verdana" w:hAnsi="Verdana"/>
                 <w:b w:val="0"/>
                 <w:sz w:val="16"/>
               </w:rPr>
@@ -5581,7 +5670,7 @@
             <w:r/>
             <w:r>
               <w:rPr>
-                <w:rFonts w:ascii="Arial" w:hAnsi="Arial"/>
+                <w:rFonts w:ascii="Verdana" w:hAnsi="Verdana"/>
                 <w:b w:val="0"/>
                 <w:sz w:val="16"/>
               </w:rPr>
@@ -5597,7 +5686,7 @@
             <w:r/>
             <w:r>
               <w:rPr>
-                <w:rFonts w:ascii="Arial" w:hAnsi="Arial"/>
+                <w:rFonts w:ascii="Verdana" w:hAnsi="Verdana"/>
                 <w:b w:val="0"/>
                 <w:sz w:val="16"/>
               </w:rPr>
@@ -5613,7 +5702,7 @@
             <w:r/>
             <w:r>
               <w:rPr>
-                <w:rFonts w:ascii="Arial" w:hAnsi="Arial"/>
+                <w:rFonts w:ascii="Verdana" w:hAnsi="Verdana"/>
                 <w:b w:val="0"/>
                 <w:sz w:val="16"/>
               </w:rPr>
@@ -5629,7 +5718,7 @@
             <w:r/>
             <w:r>
               <w:rPr>
-                <w:rFonts w:ascii="Arial" w:hAnsi="Arial"/>
+                <w:rFonts w:ascii="Verdana" w:hAnsi="Verdana"/>
                 <w:b w:val="0"/>
                 <w:sz w:val="16"/>
               </w:rPr>
@@ -5645,7 +5734,7 @@
             <w:r/>
             <w:r>
               <w:rPr>
-                <w:rFonts w:ascii="Arial" w:hAnsi="Arial"/>
+                <w:rFonts w:ascii="Verdana" w:hAnsi="Verdana"/>
                 <w:b w:val="0"/>
                 <w:sz w:val="16"/>
               </w:rPr>
@@ -5661,7 +5750,7 @@
             <w:r/>
             <w:r>
               <w:rPr>
-                <w:rFonts w:ascii="Arial" w:hAnsi="Arial"/>
+                <w:rFonts w:ascii="Verdana" w:hAnsi="Verdana"/>
                 <w:b w:val="0"/>
                 <w:sz w:val="16"/>
               </w:rPr>
@@ -5677,7 +5766,7 @@
             <w:r/>
             <w:r>
               <w:rPr>
-                <w:rFonts w:ascii="Arial" w:hAnsi="Arial"/>
+                <w:rFonts w:ascii="Verdana" w:hAnsi="Verdana"/>
                 <w:b w:val="0"/>
                 <w:sz w:val="16"/>
               </w:rPr>
@@ -5693,7 +5782,7 @@
             <w:r/>
             <w:r>
               <w:rPr>
-                <w:rFonts w:ascii="Arial" w:hAnsi="Arial"/>
+                <w:rFonts w:ascii="Verdana" w:hAnsi="Verdana"/>
                 <w:b w:val="0"/>
                 <w:sz w:val="16"/>
               </w:rPr>
@@ -5709,7 +5798,7 @@
             <w:r/>
             <w:r>
               <w:rPr>
-                <w:rFonts w:ascii="Arial" w:hAnsi="Arial"/>
+                <w:rFonts w:ascii="Verdana" w:hAnsi="Verdana"/>
                 <w:b w:val="0"/>
                 <w:sz w:val="16"/>
               </w:rPr>
@@ -5718,15 +5807,18 @@
         </w:tc>
       </w:tr>
       <w:tr>
-        <w:tc>
-          <w:tcPr>
-            <w:tcW w:type="dxa" w:w="1514"/>
-          </w:tcPr>
-          <w:p>
-            <w:r/>
-            <w:r>
-              <w:rPr>
-                <w:rFonts w:ascii="Arial" w:hAnsi="Arial"/>
+        <w:trPr>
+          <w:cantSplit/>
+        </w:trPr>
+        <w:tc>
+          <w:tcPr>
+            <w:tcW w:type="dxa" w:w="1514"/>
+          </w:tcPr>
+          <w:p>
+            <w:r/>
+            <w:r>
+              <w:rPr>
+                <w:rFonts w:ascii="Verdana" w:hAnsi="Verdana"/>
                 <w:b w:val="0"/>
                 <w:sz w:val="16"/>
               </w:rPr>
@@ -5742,7 +5834,7 @@
             <w:r/>
             <w:r>
               <w:rPr>
-                <w:rFonts w:ascii="Arial" w:hAnsi="Arial"/>
+                <w:rFonts w:ascii="Verdana" w:hAnsi="Verdana"/>
                 <w:b w:val="0"/>
                 <w:sz w:val="16"/>
               </w:rPr>
@@ -5758,7 +5850,7 @@
             <w:r/>
             <w:r>
               <w:rPr>
-                <w:rFonts w:ascii="Arial" w:hAnsi="Arial"/>
+                <w:rFonts w:ascii="Verdana" w:hAnsi="Verdana"/>
                 <w:b w:val="0"/>
                 <w:sz w:val="16"/>
               </w:rPr>
@@ -5774,7 +5866,7 @@
             <w:r/>
             <w:r>
               <w:rPr>
-                <w:rFonts w:ascii="Arial" w:hAnsi="Arial"/>
+                <w:rFonts w:ascii="Verdana" w:hAnsi="Verdana"/>
                 <w:b w:val="0"/>
                 <w:sz w:val="16"/>
               </w:rPr>
@@ -5790,7 +5882,7 @@
             <w:r/>
             <w:r>
               <w:rPr>
-                <w:rFonts w:ascii="Arial" w:hAnsi="Arial"/>
+                <w:rFonts w:ascii="Verdana" w:hAnsi="Verdana"/>
                 <w:b w:val="0"/>
                 <w:sz w:val="16"/>
               </w:rPr>
@@ -5806,7 +5898,7 @@
             <w:r/>
             <w:r>
               <w:rPr>
-                <w:rFonts w:ascii="Arial" w:hAnsi="Arial"/>
+                <w:rFonts w:ascii="Verdana" w:hAnsi="Verdana"/>
                 <w:b w:val="0"/>
                 <w:sz w:val="16"/>
               </w:rPr>
@@ -5822,7 +5914,7 @@
             <w:r/>
             <w:r>
               <w:rPr>
-                <w:rFonts w:ascii="Arial" w:hAnsi="Arial"/>
+                <w:rFonts w:ascii="Verdana" w:hAnsi="Verdana"/>
                 <w:b w:val="0"/>
                 <w:sz w:val="16"/>
               </w:rPr>
@@ -5838,7 +5930,7 @@
             <w:r/>
             <w:r>
               <w:rPr>
-                <w:rFonts w:ascii="Arial" w:hAnsi="Arial"/>
+                <w:rFonts w:ascii="Verdana" w:hAnsi="Verdana"/>
                 <w:b w:val="0"/>
                 <w:sz w:val="16"/>
               </w:rPr>
@@ -5854,7 +5946,7 @@
             <w:r/>
             <w:r>
               <w:rPr>
-                <w:rFonts w:ascii="Arial" w:hAnsi="Arial"/>
+                <w:rFonts w:ascii="Verdana" w:hAnsi="Verdana"/>
                 <w:b w:val="0"/>
                 <w:sz w:val="16"/>
               </w:rPr>
@@ -5870,7 +5962,7 @@
             <w:r/>
             <w:r>
               <w:rPr>
-                <w:rFonts w:ascii="Arial" w:hAnsi="Arial"/>
+                <w:rFonts w:ascii="Verdana" w:hAnsi="Verdana"/>
                 <w:b w:val="0"/>
                 <w:sz w:val="16"/>
               </w:rPr>
@@ -5879,15 +5971,18 @@
         </w:tc>
       </w:tr>
       <w:tr>
-        <w:tc>
-          <w:tcPr>
-            <w:tcW w:type="dxa" w:w="1514"/>
-          </w:tcPr>
-          <w:p>
-            <w:r/>
-            <w:r>
-              <w:rPr>
-                <w:rFonts w:ascii="Arial" w:hAnsi="Arial"/>
+        <w:trPr>
+          <w:cantSplit/>
+        </w:trPr>
+        <w:tc>
+          <w:tcPr>
+            <w:tcW w:type="dxa" w:w="1514"/>
+          </w:tcPr>
+          <w:p>
+            <w:r/>
+            <w:r>
+              <w:rPr>
+                <w:rFonts w:ascii="Verdana" w:hAnsi="Verdana"/>
                 <w:b w:val="0"/>
                 <w:sz w:val="16"/>
               </w:rPr>
@@ -5903,7 +5998,7 @@
             <w:r/>
             <w:r>
               <w:rPr>
-                <w:rFonts w:ascii="Arial" w:hAnsi="Arial"/>
+                <w:rFonts w:ascii="Verdana" w:hAnsi="Verdana"/>
                 <w:b w:val="0"/>
                 <w:sz w:val="16"/>
               </w:rPr>
@@ -5919,7 +6014,7 @@
             <w:r/>
             <w:r>
               <w:rPr>
-                <w:rFonts w:ascii="Arial" w:hAnsi="Arial"/>
+                <w:rFonts w:ascii="Verdana" w:hAnsi="Verdana"/>
                 <w:b w:val="0"/>
                 <w:sz w:val="16"/>
               </w:rPr>
@@ -5935,7 +6030,7 @@
             <w:r/>
             <w:r>
               <w:rPr>
-                <w:rFonts w:ascii="Arial" w:hAnsi="Arial"/>
+                <w:rFonts w:ascii="Verdana" w:hAnsi="Verdana"/>
                 <w:b w:val="0"/>
                 <w:sz w:val="16"/>
               </w:rPr>
@@ -5951,7 +6046,7 @@
             <w:r/>
             <w:r>
               <w:rPr>
-                <w:rFonts w:ascii="Arial" w:hAnsi="Arial"/>
+                <w:rFonts w:ascii="Verdana" w:hAnsi="Verdana"/>
                 <w:b w:val="0"/>
                 <w:sz w:val="16"/>
               </w:rPr>
@@ -5967,7 +6062,7 @@
             <w:r/>
             <w:r>
               <w:rPr>
-                <w:rFonts w:ascii="Arial" w:hAnsi="Arial"/>
+                <w:rFonts w:ascii="Verdana" w:hAnsi="Verdana"/>
                 <w:b w:val="0"/>
                 <w:sz w:val="16"/>
               </w:rPr>
@@ -5983,7 +6078,7 @@
             <w:r/>
             <w:r>
               <w:rPr>
-                <w:rFonts w:ascii="Arial" w:hAnsi="Arial"/>
+                <w:rFonts w:ascii="Verdana" w:hAnsi="Verdana"/>
                 <w:b w:val="0"/>
                 <w:sz w:val="16"/>
               </w:rPr>
@@ -5999,7 +6094,7 @@
             <w:r/>
             <w:r>
               <w:rPr>
-                <w:rFonts w:ascii="Arial" w:hAnsi="Arial"/>
+                <w:rFonts w:ascii="Verdana" w:hAnsi="Verdana"/>
                 <w:b w:val="0"/>
                 <w:sz w:val="16"/>
               </w:rPr>
@@ -6015,7 +6110,7 @@
             <w:r/>
             <w:r>
               <w:rPr>
-                <w:rFonts w:ascii="Arial" w:hAnsi="Arial"/>
+                <w:rFonts w:ascii="Verdana" w:hAnsi="Verdana"/>
                 <w:b w:val="0"/>
                 <w:sz w:val="16"/>
               </w:rPr>
@@ -6031,25 +6126,28 @@
             <w:r/>
             <w:r>
               <w:rPr>
-                <w:rFonts w:ascii="Arial" w:hAnsi="Arial"/>
-                <w:b w:val="0"/>
-                <w:sz w:val="16"/>
-              </w:rPr>
-              <w:t>Note 77: The expression 'at the station' refers to a land station or a ship.</w:t>
+                <w:rFonts w:ascii="Verdana" w:hAnsi="Verdana"/>
+                <w:b w:val="0"/>
+                <w:sz w:val="16"/>
+              </w:rPr>
+              <w:t>Note 77: Within RA III, the maximum daytime temperature and the minimum night-time temperature is reported (i.e. the ending time of the period may not be equal to the nominal time of the report). To construct the required time range, descriptor 0 04 024 has to be included two times. If the period ends at the nominal time of the report,value of the second 0 04 024 shall be set to 0.</w:t>
             </w:r>
           </w:p>
         </w:tc>
       </w:tr>
       <w:tr>
-        <w:tc>
-          <w:tcPr>
-            <w:tcW w:type="dxa" w:w="1514"/>
-          </w:tcPr>
-          <w:p>
-            <w:r/>
-            <w:r>
-              <w:rPr>
-                <w:rFonts w:ascii="Arial" w:hAnsi="Arial"/>
+        <w:trPr>
+          <w:cantSplit/>
+        </w:trPr>
+        <w:tc>
+          <w:tcPr>
+            <w:tcW w:type="dxa" w:w="1514"/>
+          </w:tcPr>
+          <w:p>
+            <w:r/>
+            <w:r>
+              <w:rPr>
+                <w:rFonts w:ascii="Verdana" w:hAnsi="Verdana"/>
                 <w:b w:val="0"/>
                 <w:sz w:val="16"/>
               </w:rPr>
@@ -6065,7 +6163,7 @@
             <w:r/>
             <w:r>
               <w:rPr>
-                <w:rFonts w:ascii="Arial" w:hAnsi="Arial"/>
+                <w:rFonts w:ascii="Verdana" w:hAnsi="Verdana"/>
                 <w:b w:val="0"/>
                 <w:sz w:val="16"/>
               </w:rPr>
@@ -6081,7 +6179,7 @@
             <w:r/>
             <w:r>
               <w:rPr>
-                <w:rFonts w:ascii="Arial" w:hAnsi="Arial"/>
+                <w:rFonts w:ascii="Verdana" w:hAnsi="Verdana"/>
                 <w:b w:val="0"/>
                 <w:sz w:val="16"/>
               </w:rPr>
@@ -6097,7 +6195,7 @@
             <w:r/>
             <w:r>
               <w:rPr>
-                <w:rFonts w:ascii="Arial" w:hAnsi="Arial"/>
+                <w:rFonts w:ascii="Verdana" w:hAnsi="Verdana"/>
                 <w:b w:val="0"/>
                 <w:sz w:val="16"/>
               </w:rPr>
@@ -6113,7 +6211,7 @@
             <w:r/>
             <w:r>
               <w:rPr>
-                <w:rFonts w:ascii="Arial" w:hAnsi="Arial"/>
+                <w:rFonts w:ascii="Verdana" w:hAnsi="Verdana"/>
                 <w:b w:val="0"/>
                 <w:sz w:val="16"/>
               </w:rPr>
@@ -6129,7 +6227,7 @@
             <w:r/>
             <w:r>
               <w:rPr>
-                <w:rFonts w:ascii="Arial" w:hAnsi="Arial"/>
+                <w:rFonts w:ascii="Verdana" w:hAnsi="Verdana"/>
                 <w:b w:val="0"/>
                 <w:sz w:val="16"/>
               </w:rPr>
@@ -6145,7 +6243,7 @@
             <w:r/>
             <w:r>
               <w:rPr>
-                <w:rFonts w:ascii="Arial" w:hAnsi="Arial"/>
+                <w:rFonts w:ascii="Verdana" w:hAnsi="Verdana"/>
                 <w:b w:val="0"/>
                 <w:sz w:val="16"/>
               </w:rPr>
@@ -6161,7 +6259,7 @@
             <w:r/>
             <w:r>
               <w:rPr>
-                <w:rFonts w:ascii="Arial" w:hAnsi="Arial"/>
+                <w:rFonts w:ascii="Verdana" w:hAnsi="Verdana"/>
                 <w:b w:val="0"/>
                 <w:sz w:val="16"/>
               </w:rPr>
@@ -6177,7 +6275,7 @@
             <w:r/>
             <w:r>
               <w:rPr>
-                <w:rFonts w:ascii="Arial" w:hAnsi="Arial"/>
+                <w:rFonts w:ascii="Verdana" w:hAnsi="Verdana"/>
                 <w:b w:val="0"/>
                 <w:sz w:val="16"/>
               </w:rPr>
@@ -6193,25 +6291,28 @@
             <w:r/>
             <w:r>
               <w:rPr>
-                <w:rFonts w:ascii="Arial" w:hAnsi="Arial"/>
-                <w:b w:val="0"/>
-                <w:sz w:val="16"/>
-              </w:rPr>
-              <w:t>Note 80: The middle portion of this code table (code figures 100-199) includes terms on several levels to cover simple and increasingly complex automatic stations.</w:t>
+                <w:rFonts w:ascii="Verdana" w:hAnsi="Verdana"/>
+                <w:b w:val="0"/>
+                <w:sz w:val="16"/>
+              </w:rPr>
+              <w:t>Note 80: For a discussion of 'Forecast indices from ground-based microwave radiometers for operational meteorology' see: https://doi.org/10.5194/amt-8-315-2015.</w:t>
             </w:r>
           </w:p>
         </w:tc>
       </w:tr>
       <w:tr>
-        <w:tc>
-          <w:tcPr>
-            <w:tcW w:type="dxa" w:w="1514"/>
-          </w:tcPr>
-          <w:p>
-            <w:r/>
-            <w:r>
-              <w:rPr>
-                <w:rFonts w:ascii="Arial" w:hAnsi="Arial"/>
+        <w:trPr>
+          <w:cantSplit/>
+        </w:trPr>
+        <w:tc>
+          <w:tcPr>
+            <w:tcW w:type="dxa" w:w="1514"/>
+          </w:tcPr>
+          <w:p>
+            <w:r/>
+            <w:r>
+              <w:rPr>
+                <w:rFonts w:ascii="Verdana" w:hAnsi="Verdana"/>
                 <w:b w:val="0"/>
                 <w:sz w:val="16"/>
               </w:rPr>
@@ -6227,7 +6328,7 @@
             <w:r/>
             <w:r>
               <w:rPr>
-                <w:rFonts w:ascii="Arial" w:hAnsi="Arial"/>
+                <w:rFonts w:ascii="Verdana" w:hAnsi="Verdana"/>
                 <w:b w:val="0"/>
                 <w:sz w:val="16"/>
               </w:rPr>
@@ -6243,7 +6344,7 @@
             <w:r/>
             <w:r>
               <w:rPr>
-                <w:rFonts w:ascii="Arial" w:hAnsi="Arial"/>
+                <w:rFonts w:ascii="Verdana" w:hAnsi="Verdana"/>
                 <w:b w:val="0"/>
                 <w:sz w:val="16"/>
               </w:rPr>
@@ -6259,7 +6360,7 @@
             <w:r/>
             <w:r>
               <w:rPr>
-                <w:rFonts w:ascii="Arial" w:hAnsi="Arial"/>
+                <w:rFonts w:ascii="Verdana" w:hAnsi="Verdana"/>
                 <w:b w:val="0"/>
                 <w:sz w:val="16"/>
               </w:rPr>
@@ -6275,7 +6376,7 @@
             <w:r/>
             <w:r>
               <w:rPr>
-                <w:rFonts w:ascii="Arial" w:hAnsi="Arial"/>
+                <w:rFonts w:ascii="Verdana" w:hAnsi="Verdana"/>
                 <w:b w:val="0"/>
                 <w:sz w:val="16"/>
               </w:rPr>
@@ -6291,7 +6392,7 @@
             <w:r/>
             <w:r>
               <w:rPr>
-                <w:rFonts w:ascii="Arial" w:hAnsi="Arial"/>
+                <w:rFonts w:ascii="Verdana" w:hAnsi="Verdana"/>
                 <w:b w:val="0"/>
                 <w:sz w:val="16"/>
               </w:rPr>
@@ -6307,7 +6408,7 @@
             <w:r/>
             <w:r>
               <w:rPr>
-                <w:rFonts w:ascii="Arial" w:hAnsi="Arial"/>
+                <w:rFonts w:ascii="Verdana" w:hAnsi="Verdana"/>
                 <w:b w:val="0"/>
                 <w:sz w:val="16"/>
               </w:rPr>
@@ -6323,7 +6424,7 @@
             <w:r/>
             <w:r>
               <w:rPr>
-                <w:rFonts w:ascii="Arial" w:hAnsi="Arial"/>
+                <w:rFonts w:ascii="Verdana" w:hAnsi="Verdana"/>
                 <w:b w:val="0"/>
                 <w:sz w:val="16"/>
               </w:rPr>
@@ -6339,7 +6440,7 @@
             <w:r/>
             <w:r>
               <w:rPr>
-                <w:rFonts w:ascii="Arial" w:hAnsi="Arial"/>
+                <w:rFonts w:ascii="Verdana" w:hAnsi="Verdana"/>
                 <w:b w:val="0"/>
                 <w:sz w:val="16"/>
               </w:rPr>
@@ -6355,7 +6456,7 @@
             <w:r/>
             <w:r>
               <w:rPr>
-                <w:rFonts w:ascii="Arial" w:hAnsi="Arial"/>
+                <w:rFonts w:ascii="Verdana" w:hAnsi="Verdana"/>
                 <w:b w:val="0"/>
                 <w:sz w:val="16"/>
               </w:rPr>
@@ -6364,15 +6465,18 @@
         </w:tc>
       </w:tr>
       <w:tr>
-        <w:tc>
-          <w:tcPr>
-            <w:tcW w:type="dxa" w:w="1514"/>
-          </w:tcPr>
-          <w:p>
-            <w:r/>
-            <w:r>
-              <w:rPr>
-                <w:rFonts w:ascii="Arial" w:hAnsi="Arial"/>
+        <w:trPr>
+          <w:cantSplit/>
+        </w:trPr>
+        <w:tc>
+          <w:tcPr>
+            <w:tcW w:type="dxa" w:w="1514"/>
+          </w:tcPr>
+          <w:p>
+            <w:r/>
+            <w:r>
+              <w:rPr>
+                <w:rFonts w:ascii="Verdana" w:hAnsi="Verdana"/>
                 <w:b w:val="0"/>
                 <w:sz w:val="16"/>
               </w:rPr>
@@ -6388,7 +6492,7 @@
             <w:r/>
             <w:r>
               <w:rPr>
-                <w:rFonts w:ascii="Arial" w:hAnsi="Arial"/>
+                <w:rFonts w:ascii="Verdana" w:hAnsi="Verdana"/>
                 <w:b w:val="0"/>
                 <w:sz w:val="16"/>
               </w:rPr>
@@ -6404,7 +6508,7 @@
             <w:r/>
             <w:r>
               <w:rPr>
-                <w:rFonts w:ascii="Arial" w:hAnsi="Arial"/>
+                <w:rFonts w:ascii="Verdana" w:hAnsi="Verdana"/>
                 <w:b w:val="0"/>
                 <w:sz w:val="16"/>
               </w:rPr>
@@ -6420,7 +6524,7 @@
             <w:r/>
             <w:r>
               <w:rPr>
-                <w:rFonts w:ascii="Arial" w:hAnsi="Arial"/>
+                <w:rFonts w:ascii="Verdana" w:hAnsi="Verdana"/>
                 <w:b w:val="0"/>
                 <w:sz w:val="16"/>
               </w:rPr>
@@ -6436,7 +6540,7 @@
             <w:r/>
             <w:r>
               <w:rPr>
-                <w:rFonts w:ascii="Arial" w:hAnsi="Arial"/>
+                <w:rFonts w:ascii="Verdana" w:hAnsi="Verdana"/>
                 <w:b w:val="0"/>
                 <w:sz w:val="16"/>
               </w:rPr>
@@ -6452,7 +6556,7 @@
             <w:r/>
             <w:r>
               <w:rPr>
-                <w:rFonts w:ascii="Arial" w:hAnsi="Arial"/>
+                <w:rFonts w:ascii="Verdana" w:hAnsi="Verdana"/>
                 <w:b w:val="0"/>
                 <w:sz w:val="16"/>
               </w:rPr>
@@ -6468,7 +6572,7 @@
             <w:r/>
             <w:r>
               <w:rPr>
-                <w:rFonts w:ascii="Arial" w:hAnsi="Arial"/>
+                <w:rFonts w:ascii="Verdana" w:hAnsi="Verdana"/>
                 <w:b w:val="0"/>
                 <w:sz w:val="16"/>
               </w:rPr>
@@ -6484,7 +6588,7 @@
             <w:r/>
             <w:r>
               <w:rPr>
-                <w:rFonts w:ascii="Arial" w:hAnsi="Arial"/>
+                <w:rFonts w:ascii="Verdana" w:hAnsi="Verdana"/>
                 <w:b w:val="0"/>
                 <w:sz w:val="16"/>
               </w:rPr>
@@ -6500,7 +6604,7 @@
             <w:r/>
             <w:r>
               <w:rPr>
-                <w:rFonts w:ascii="Arial" w:hAnsi="Arial"/>
+                <w:rFonts w:ascii="Verdana" w:hAnsi="Verdana"/>
                 <w:b w:val="0"/>
                 <w:sz w:val="16"/>
               </w:rPr>
@@ -6516,7 +6620,7 @@
             <w:r/>
             <w:r>
               <w:rPr>
-                <w:rFonts w:ascii="Arial" w:hAnsi="Arial"/>
+                <w:rFonts w:ascii="Verdana" w:hAnsi="Verdana"/>
                 <w:b w:val="0"/>
                 <w:sz w:val="16"/>
               </w:rPr>
@@ -6525,15 +6629,18 @@
         </w:tc>
       </w:tr>
       <w:tr>
-        <w:tc>
-          <w:tcPr>
-            <w:tcW w:type="dxa" w:w="1514"/>
-          </w:tcPr>
-          <w:p>
-            <w:r/>
-            <w:r>
-              <w:rPr>
-                <w:rFonts w:ascii="Arial" w:hAnsi="Arial"/>
+        <w:trPr>
+          <w:cantSplit/>
+        </w:trPr>
+        <w:tc>
+          <w:tcPr>
+            <w:tcW w:type="dxa" w:w="1514"/>
+          </w:tcPr>
+          <w:p>
+            <w:r/>
+            <w:r>
+              <w:rPr>
+                <w:rFonts w:ascii="Verdana" w:hAnsi="Verdana"/>
                 <w:b w:val="0"/>
                 <w:sz w:val="16"/>
               </w:rPr>
@@ -6549,7 +6656,7 @@
             <w:r/>
             <w:r>
               <w:rPr>
-                <w:rFonts w:ascii="Arial" w:hAnsi="Arial"/>
+                <w:rFonts w:ascii="Verdana" w:hAnsi="Verdana"/>
                 <w:b w:val="0"/>
                 <w:sz w:val="16"/>
               </w:rPr>
@@ -6565,7 +6672,7 @@
             <w:r/>
             <w:r>
               <w:rPr>
-                <w:rFonts w:ascii="Arial" w:hAnsi="Arial"/>
+                <w:rFonts w:ascii="Verdana" w:hAnsi="Verdana"/>
                 <w:b w:val="0"/>
                 <w:sz w:val="16"/>
               </w:rPr>
@@ -6581,7 +6688,7 @@
             <w:r/>
             <w:r>
               <w:rPr>
-                <w:rFonts w:ascii="Arial" w:hAnsi="Arial"/>
+                <w:rFonts w:ascii="Verdana" w:hAnsi="Verdana"/>
                 <w:b w:val="0"/>
                 <w:sz w:val="16"/>
               </w:rPr>
@@ -6597,7 +6704,7 @@
             <w:r/>
             <w:r>
               <w:rPr>
-                <w:rFonts w:ascii="Arial" w:hAnsi="Arial"/>
+                <w:rFonts w:ascii="Verdana" w:hAnsi="Verdana"/>
                 <w:b w:val="0"/>
                 <w:sz w:val="16"/>
               </w:rPr>
@@ -6613,7 +6720,7 @@
             <w:r/>
             <w:r>
               <w:rPr>
-                <w:rFonts w:ascii="Arial" w:hAnsi="Arial"/>
+                <w:rFonts w:ascii="Verdana" w:hAnsi="Verdana"/>
                 <w:b w:val="0"/>
                 <w:sz w:val="16"/>
               </w:rPr>
@@ -6629,7 +6736,7 @@
             <w:r/>
             <w:r>
               <w:rPr>
-                <w:rFonts w:ascii="Arial" w:hAnsi="Arial"/>
+                <w:rFonts w:ascii="Verdana" w:hAnsi="Verdana"/>
                 <w:b w:val="0"/>
                 <w:sz w:val="16"/>
               </w:rPr>
@@ -6645,7 +6752,7 @@
             <w:r/>
             <w:r>
               <w:rPr>
-                <w:rFonts w:ascii="Arial" w:hAnsi="Arial"/>
+                <w:rFonts w:ascii="Verdana" w:hAnsi="Verdana"/>
                 <w:b w:val="0"/>
                 <w:sz w:val="16"/>
               </w:rPr>
@@ -6661,7 +6768,7 @@
             <w:r/>
             <w:r>
               <w:rPr>
-                <w:rFonts w:ascii="Arial" w:hAnsi="Arial"/>
+                <w:rFonts w:ascii="Verdana" w:hAnsi="Verdana"/>
                 <w:b w:val="0"/>
                 <w:sz w:val="16"/>
               </w:rPr>
@@ -6677,7 +6784,7 @@
             <w:r/>
             <w:r>
               <w:rPr>
-                <w:rFonts w:ascii="Arial" w:hAnsi="Arial"/>
+                <w:rFonts w:ascii="Verdana" w:hAnsi="Verdana"/>
                 <w:b w:val="0"/>
                 <w:sz w:val="16"/>
               </w:rPr>
@@ -6686,15 +6793,18 @@
         </w:tc>
       </w:tr>
       <w:tr>
-        <w:tc>
-          <w:tcPr>
-            <w:tcW w:type="dxa" w:w="1514"/>
-          </w:tcPr>
-          <w:p>
-            <w:r/>
-            <w:r>
-              <w:rPr>
-                <w:rFonts w:ascii="Arial" w:hAnsi="Arial"/>
+        <w:trPr>
+          <w:cantSplit/>
+        </w:trPr>
+        <w:tc>
+          <w:tcPr>
+            <w:tcW w:type="dxa" w:w="1514"/>
+          </w:tcPr>
+          <w:p>
+            <w:r/>
+            <w:r>
+              <w:rPr>
+                <w:rFonts w:ascii="Verdana" w:hAnsi="Verdana"/>
                 <w:b w:val="0"/>
                 <w:sz w:val="16"/>
               </w:rPr>
@@ -6710,7 +6820,7 @@
             <w:r/>
             <w:r>
               <w:rPr>
-                <w:rFonts w:ascii="Arial" w:hAnsi="Arial"/>
+                <w:rFonts w:ascii="Verdana" w:hAnsi="Verdana"/>
                 <w:b w:val="0"/>
                 <w:sz w:val="16"/>
               </w:rPr>
@@ -6726,7 +6836,7 @@
             <w:r/>
             <w:r>
               <w:rPr>
-                <w:rFonts w:ascii="Arial" w:hAnsi="Arial"/>
+                <w:rFonts w:ascii="Verdana" w:hAnsi="Verdana"/>
                 <w:b w:val="0"/>
                 <w:sz w:val="16"/>
               </w:rPr>
@@ -6742,7 +6852,7 @@
             <w:r/>
             <w:r>
               <w:rPr>
-                <w:rFonts w:ascii="Arial" w:hAnsi="Arial"/>
+                <w:rFonts w:ascii="Verdana" w:hAnsi="Verdana"/>
                 <w:b w:val="0"/>
                 <w:sz w:val="16"/>
               </w:rPr>
@@ -6758,7 +6868,7 @@
             <w:r/>
             <w:r>
               <w:rPr>
-                <w:rFonts w:ascii="Arial" w:hAnsi="Arial"/>
+                <w:rFonts w:ascii="Verdana" w:hAnsi="Verdana"/>
                 <w:b w:val="0"/>
                 <w:sz w:val="16"/>
               </w:rPr>
@@ -6774,7 +6884,7 @@
             <w:r/>
             <w:r>
               <w:rPr>
-                <w:rFonts w:ascii="Arial" w:hAnsi="Arial"/>
+                <w:rFonts w:ascii="Verdana" w:hAnsi="Verdana"/>
                 <w:b w:val="0"/>
                 <w:sz w:val="16"/>
               </w:rPr>
@@ -6790,7 +6900,7 @@
             <w:r/>
             <w:r>
               <w:rPr>
-                <w:rFonts w:ascii="Arial" w:hAnsi="Arial"/>
+                <w:rFonts w:ascii="Verdana" w:hAnsi="Verdana"/>
                 <w:b w:val="0"/>
                 <w:sz w:val="16"/>
               </w:rPr>
@@ -6806,7 +6916,7 @@
             <w:r/>
             <w:r>
               <w:rPr>
-                <w:rFonts w:ascii="Arial" w:hAnsi="Arial"/>
+                <w:rFonts w:ascii="Verdana" w:hAnsi="Verdana"/>
                 <w:b w:val="0"/>
                 <w:sz w:val="16"/>
               </w:rPr>
@@ -6822,7 +6932,7 @@
             <w:r/>
             <w:r>
               <w:rPr>
-                <w:rFonts w:ascii="Arial" w:hAnsi="Arial"/>
+                <w:rFonts w:ascii="Verdana" w:hAnsi="Verdana"/>
                 <w:b w:val="0"/>
                 <w:sz w:val="16"/>
               </w:rPr>
@@ -6838,7 +6948,7 @@
             <w:r/>
             <w:r>
               <w:rPr>
-                <w:rFonts w:ascii="Arial" w:hAnsi="Arial"/>
+                <w:rFonts w:ascii="Verdana" w:hAnsi="Verdana"/>
                 <w:b w:val="0"/>
                 <w:sz w:val="16"/>
               </w:rPr>
@@ -6847,15 +6957,18 @@
         </w:tc>
       </w:tr>
       <w:tr>
-        <w:tc>
-          <w:tcPr>
-            <w:tcW w:type="dxa" w:w="1514"/>
-          </w:tcPr>
-          <w:p>
-            <w:r/>
-            <w:r>
-              <w:rPr>
-                <w:rFonts w:ascii="Arial" w:hAnsi="Arial"/>
+        <w:trPr>
+          <w:cantSplit/>
+        </w:trPr>
+        <w:tc>
+          <w:tcPr>
+            <w:tcW w:type="dxa" w:w="1514"/>
+          </w:tcPr>
+          <w:p>
+            <w:r/>
+            <w:r>
+              <w:rPr>
+                <w:rFonts w:ascii="Verdana" w:hAnsi="Verdana"/>
                 <w:b w:val="0"/>
                 <w:sz w:val="16"/>
               </w:rPr>
@@ -6871,7 +6984,7 @@
             <w:r/>
             <w:r>
               <w:rPr>
-                <w:rFonts w:ascii="Arial" w:hAnsi="Arial"/>
+                <w:rFonts w:ascii="Verdana" w:hAnsi="Verdana"/>
                 <w:b w:val="0"/>
                 <w:sz w:val="16"/>
               </w:rPr>
@@ -6887,7 +7000,7 @@
             <w:r/>
             <w:r>
               <w:rPr>
-                <w:rFonts w:ascii="Arial" w:hAnsi="Arial"/>
+                <w:rFonts w:ascii="Verdana" w:hAnsi="Verdana"/>
                 <w:b w:val="0"/>
                 <w:sz w:val="16"/>
               </w:rPr>
@@ -6903,7 +7016,7 @@
             <w:r/>
             <w:r>
               <w:rPr>
-                <w:rFonts w:ascii="Arial" w:hAnsi="Arial"/>
+                <w:rFonts w:ascii="Verdana" w:hAnsi="Verdana"/>
                 <w:b w:val="0"/>
                 <w:sz w:val="16"/>
               </w:rPr>
@@ -6919,7 +7032,7 @@
             <w:r/>
             <w:r>
               <w:rPr>
-                <w:rFonts w:ascii="Arial" w:hAnsi="Arial"/>
+                <w:rFonts w:ascii="Verdana" w:hAnsi="Verdana"/>
                 <w:b w:val="0"/>
                 <w:sz w:val="16"/>
               </w:rPr>
@@ -6935,7 +7048,7 @@
             <w:r/>
             <w:r>
               <w:rPr>
-                <w:rFonts w:ascii="Arial" w:hAnsi="Arial"/>
+                <w:rFonts w:ascii="Verdana" w:hAnsi="Verdana"/>
                 <w:b w:val="0"/>
                 <w:sz w:val="16"/>
               </w:rPr>
@@ -6951,7 +7064,7 @@
             <w:r/>
             <w:r>
               <w:rPr>
-                <w:rFonts w:ascii="Arial" w:hAnsi="Arial"/>
+                <w:rFonts w:ascii="Verdana" w:hAnsi="Verdana"/>
                 <w:b w:val="0"/>
                 <w:sz w:val="16"/>
               </w:rPr>
@@ -6967,7 +7080,7 @@
             <w:r/>
             <w:r>
               <w:rPr>
-                <w:rFonts w:ascii="Arial" w:hAnsi="Arial"/>
+                <w:rFonts w:ascii="Verdana" w:hAnsi="Verdana"/>
                 <w:b w:val="0"/>
                 <w:sz w:val="16"/>
               </w:rPr>
@@ -6983,7 +7096,7 @@
             <w:r/>
             <w:r>
               <w:rPr>
-                <w:rFonts w:ascii="Arial" w:hAnsi="Arial"/>
+                <w:rFonts w:ascii="Verdana" w:hAnsi="Verdana"/>
                 <w:b w:val="0"/>
                 <w:sz w:val="16"/>
               </w:rPr>
@@ -6999,7 +7112,7 @@
             <w:r/>
             <w:r>
               <w:rPr>
-                <w:rFonts w:ascii="Arial" w:hAnsi="Arial"/>
+                <w:rFonts w:ascii="Verdana" w:hAnsi="Verdana"/>
                 <w:b w:val="0"/>
                 <w:sz w:val="16"/>
               </w:rPr>
@@ -7008,15 +7121,18 @@
         </w:tc>
       </w:tr>
       <w:tr>
-        <w:tc>
-          <w:tcPr>
-            <w:tcW w:type="dxa" w:w="1514"/>
-          </w:tcPr>
-          <w:p>
-            <w:r/>
-            <w:r>
-              <w:rPr>
-                <w:rFonts w:ascii="Arial" w:hAnsi="Arial"/>
+        <w:trPr>
+          <w:cantSplit/>
+        </w:trPr>
+        <w:tc>
+          <w:tcPr>
+            <w:tcW w:type="dxa" w:w="1514"/>
+          </w:tcPr>
+          <w:p>
+            <w:r/>
+            <w:r>
+              <w:rPr>
+                <w:rFonts w:ascii="Verdana" w:hAnsi="Verdana"/>
                 <w:b w:val="0"/>
                 <w:sz w:val="16"/>
               </w:rPr>
@@ -7032,7 +7148,7 @@
             <w:r/>
             <w:r>
               <w:rPr>
-                <w:rFonts w:ascii="Arial" w:hAnsi="Arial"/>
+                <w:rFonts w:ascii="Verdana" w:hAnsi="Verdana"/>
                 <w:b w:val="0"/>
                 <w:sz w:val="16"/>
               </w:rPr>
@@ -7048,7 +7164,7 @@
             <w:r/>
             <w:r>
               <w:rPr>
-                <w:rFonts w:ascii="Arial" w:hAnsi="Arial"/>
+                <w:rFonts w:ascii="Verdana" w:hAnsi="Verdana"/>
                 <w:b w:val="0"/>
                 <w:sz w:val="16"/>
               </w:rPr>
@@ -7064,7 +7180,7 @@
             <w:r/>
             <w:r>
               <w:rPr>
-                <w:rFonts w:ascii="Arial" w:hAnsi="Arial"/>
+                <w:rFonts w:ascii="Verdana" w:hAnsi="Verdana"/>
                 <w:b w:val="0"/>
                 <w:sz w:val="16"/>
               </w:rPr>
@@ -7080,7 +7196,7 @@
             <w:r/>
             <w:r>
               <w:rPr>
-                <w:rFonts w:ascii="Arial" w:hAnsi="Arial"/>
+                <w:rFonts w:ascii="Verdana" w:hAnsi="Verdana"/>
                 <w:b w:val="0"/>
                 <w:sz w:val="16"/>
               </w:rPr>
@@ -7096,7 +7212,7 @@
             <w:r/>
             <w:r>
               <w:rPr>
-                <w:rFonts w:ascii="Arial" w:hAnsi="Arial"/>
+                <w:rFonts w:ascii="Verdana" w:hAnsi="Verdana"/>
                 <w:b w:val="0"/>
                 <w:sz w:val="16"/>
               </w:rPr>
@@ -7112,7 +7228,7 @@
             <w:r/>
             <w:r>
               <w:rPr>
-                <w:rFonts w:ascii="Arial" w:hAnsi="Arial"/>
+                <w:rFonts w:ascii="Verdana" w:hAnsi="Verdana"/>
                 <w:b w:val="0"/>
                 <w:sz w:val="16"/>
               </w:rPr>
@@ -7128,7 +7244,7 @@
             <w:r/>
             <w:r>
               <w:rPr>
-                <w:rFonts w:ascii="Arial" w:hAnsi="Arial"/>
+                <w:rFonts w:ascii="Verdana" w:hAnsi="Verdana"/>
                 <w:b w:val="0"/>
                 <w:sz w:val="16"/>
               </w:rPr>
@@ -7144,7 +7260,7 @@
             <w:r/>
             <w:r>
               <w:rPr>
-                <w:rFonts w:ascii="Arial" w:hAnsi="Arial"/>
+                <w:rFonts w:ascii="Verdana" w:hAnsi="Verdana"/>
                 <w:b w:val="0"/>
                 <w:sz w:val="16"/>
               </w:rPr>
@@ -7160,7 +7276,7 @@
             <w:r/>
             <w:r>
               <w:rPr>
-                <w:rFonts w:ascii="Arial" w:hAnsi="Arial"/>
+                <w:rFonts w:ascii="Verdana" w:hAnsi="Verdana"/>
                 <w:b w:val="0"/>
                 <w:sz w:val="16"/>
               </w:rPr>
@@ -7169,15 +7285,18 @@
         </w:tc>
       </w:tr>
       <w:tr>
-        <w:tc>
-          <w:tcPr>
-            <w:tcW w:type="dxa" w:w="1514"/>
-          </w:tcPr>
-          <w:p>
-            <w:r/>
-            <w:r>
-              <w:rPr>
-                <w:rFonts w:ascii="Arial" w:hAnsi="Arial"/>
+        <w:trPr>
+          <w:cantSplit/>
+        </w:trPr>
+        <w:tc>
+          <w:tcPr>
+            <w:tcW w:type="dxa" w:w="1514"/>
+          </w:tcPr>
+          <w:p>
+            <w:r/>
+            <w:r>
+              <w:rPr>
+                <w:rFonts w:ascii="Verdana" w:hAnsi="Verdana"/>
                 <w:b w:val="0"/>
                 <w:sz w:val="16"/>
               </w:rPr>
@@ -7193,7 +7312,7 @@
             <w:r/>
             <w:r>
               <w:rPr>
-                <w:rFonts w:ascii="Arial" w:hAnsi="Arial"/>
+                <w:rFonts w:ascii="Verdana" w:hAnsi="Verdana"/>
                 <w:b w:val="0"/>
                 <w:sz w:val="16"/>
               </w:rPr>
@@ -7209,7 +7328,7 @@
             <w:r/>
             <w:r>
               <w:rPr>
-                <w:rFonts w:ascii="Arial" w:hAnsi="Arial"/>
+                <w:rFonts w:ascii="Verdana" w:hAnsi="Verdana"/>
                 <w:b w:val="0"/>
                 <w:sz w:val="16"/>
               </w:rPr>
@@ -7225,7 +7344,7 @@
             <w:r/>
             <w:r>
               <w:rPr>
-                <w:rFonts w:ascii="Arial" w:hAnsi="Arial"/>
+                <w:rFonts w:ascii="Verdana" w:hAnsi="Verdana"/>
                 <w:b w:val="0"/>
                 <w:sz w:val="16"/>
               </w:rPr>
@@ -7241,7 +7360,7 @@
             <w:r/>
             <w:r>
               <w:rPr>
-                <w:rFonts w:ascii="Arial" w:hAnsi="Arial"/>
+                <w:rFonts w:ascii="Verdana" w:hAnsi="Verdana"/>
                 <w:b w:val="0"/>
                 <w:sz w:val="16"/>
               </w:rPr>
@@ -7257,7 +7376,7 @@
             <w:r/>
             <w:r>
               <w:rPr>
-                <w:rFonts w:ascii="Arial" w:hAnsi="Arial"/>
+                <w:rFonts w:ascii="Verdana" w:hAnsi="Verdana"/>
                 <w:b w:val="0"/>
                 <w:sz w:val="16"/>
               </w:rPr>
@@ -7273,7 +7392,7 @@
             <w:r/>
             <w:r>
               <w:rPr>
-                <w:rFonts w:ascii="Arial" w:hAnsi="Arial"/>
+                <w:rFonts w:ascii="Verdana" w:hAnsi="Verdana"/>
                 <w:b w:val="0"/>
                 <w:sz w:val="16"/>
               </w:rPr>
@@ -7289,7 +7408,7 @@
             <w:r/>
             <w:r>
               <w:rPr>
-                <w:rFonts w:ascii="Arial" w:hAnsi="Arial"/>
+                <w:rFonts w:ascii="Verdana" w:hAnsi="Verdana"/>
                 <w:b w:val="0"/>
                 <w:sz w:val="16"/>
               </w:rPr>
@@ -7305,7 +7424,7 @@
             <w:r/>
             <w:r>
               <w:rPr>
-                <w:rFonts w:ascii="Arial" w:hAnsi="Arial"/>
+                <w:rFonts w:ascii="Verdana" w:hAnsi="Verdana"/>
                 <w:b w:val="0"/>
                 <w:sz w:val="16"/>
               </w:rPr>
@@ -7321,7 +7440,7 @@
             <w:r/>
             <w:r>
               <w:rPr>
-                <w:rFonts w:ascii="Arial" w:hAnsi="Arial"/>
+                <w:rFonts w:ascii="Verdana" w:hAnsi="Verdana"/>
                 <w:b w:val="0"/>
                 <w:sz w:val="16"/>
               </w:rPr>
@@ -7330,15 +7449,18 @@
         </w:tc>
       </w:tr>
       <w:tr>
-        <w:tc>
-          <w:tcPr>
-            <w:tcW w:type="dxa" w:w="1514"/>
-          </w:tcPr>
-          <w:p>
-            <w:r/>
-            <w:r>
-              <w:rPr>
-                <w:rFonts w:ascii="Arial" w:hAnsi="Arial"/>
+        <w:trPr>
+          <w:cantSplit/>
+        </w:trPr>
+        <w:tc>
+          <w:tcPr>
+            <w:tcW w:type="dxa" w:w="1514"/>
+          </w:tcPr>
+          <w:p>
+            <w:r/>
+            <w:r>
+              <w:rPr>
+                <w:rFonts w:ascii="Verdana" w:hAnsi="Verdana"/>
                 <w:b w:val="0"/>
                 <w:sz w:val="16"/>
               </w:rPr>
@@ -7354,7 +7476,7 @@
             <w:r/>
             <w:r>
               <w:rPr>
-                <w:rFonts w:ascii="Arial" w:hAnsi="Arial"/>
+                <w:rFonts w:ascii="Verdana" w:hAnsi="Verdana"/>
                 <w:b w:val="0"/>
                 <w:sz w:val="16"/>
               </w:rPr>
@@ -7370,7 +7492,7 @@
             <w:r/>
             <w:r>
               <w:rPr>
-                <w:rFonts w:ascii="Arial" w:hAnsi="Arial"/>
+                <w:rFonts w:ascii="Verdana" w:hAnsi="Verdana"/>
                 <w:b w:val="0"/>
                 <w:sz w:val="16"/>
               </w:rPr>
@@ -7386,7 +7508,7 @@
             <w:r/>
             <w:r>
               <w:rPr>
-                <w:rFonts w:ascii="Arial" w:hAnsi="Arial"/>
+                <w:rFonts w:ascii="Verdana" w:hAnsi="Verdana"/>
                 <w:b w:val="0"/>
                 <w:sz w:val="16"/>
               </w:rPr>
@@ -7402,7 +7524,7 @@
             <w:r/>
             <w:r>
               <w:rPr>
-                <w:rFonts w:ascii="Arial" w:hAnsi="Arial"/>
+                <w:rFonts w:ascii="Verdana" w:hAnsi="Verdana"/>
                 <w:b w:val="0"/>
                 <w:sz w:val="16"/>
               </w:rPr>
@@ -7418,7 +7540,7 @@
             <w:r/>
             <w:r>
               <w:rPr>
-                <w:rFonts w:ascii="Arial" w:hAnsi="Arial"/>
+                <w:rFonts w:ascii="Verdana" w:hAnsi="Verdana"/>
                 <w:b w:val="0"/>
                 <w:sz w:val="16"/>
               </w:rPr>
@@ -7434,7 +7556,7 @@
             <w:r/>
             <w:r>
               <w:rPr>
-                <w:rFonts w:ascii="Arial" w:hAnsi="Arial"/>
+                <w:rFonts w:ascii="Verdana" w:hAnsi="Verdana"/>
                 <w:b w:val="0"/>
                 <w:sz w:val="16"/>
               </w:rPr>
@@ -7450,7 +7572,7 @@
             <w:r/>
             <w:r>
               <w:rPr>
-                <w:rFonts w:ascii="Arial" w:hAnsi="Arial"/>
+                <w:rFonts w:ascii="Verdana" w:hAnsi="Verdana"/>
                 <w:b w:val="0"/>
                 <w:sz w:val="16"/>
               </w:rPr>
@@ -7466,7 +7588,7 @@
             <w:r/>
             <w:r>
               <w:rPr>
-                <w:rFonts w:ascii="Arial" w:hAnsi="Arial"/>
+                <w:rFonts w:ascii="Verdana" w:hAnsi="Verdana"/>
                 <w:b w:val="0"/>
                 <w:sz w:val="16"/>
               </w:rPr>
@@ -7482,7 +7604,7 @@
             <w:r/>
             <w:r>
               <w:rPr>
-                <w:rFonts w:ascii="Arial" w:hAnsi="Arial"/>
+                <w:rFonts w:ascii="Verdana" w:hAnsi="Verdana"/>
                 <w:b w:val="0"/>
                 <w:sz w:val="16"/>
               </w:rPr>
@@ -7491,15 +7613,18 @@
         </w:tc>
       </w:tr>
       <w:tr>
-        <w:tc>
-          <w:tcPr>
-            <w:tcW w:type="dxa" w:w="1514"/>
-          </w:tcPr>
-          <w:p>
-            <w:r/>
-            <w:r>
-              <w:rPr>
-                <w:rFonts w:ascii="Arial" w:hAnsi="Arial"/>
+        <w:trPr>
+          <w:cantSplit/>
+        </w:trPr>
+        <w:tc>
+          <w:tcPr>
+            <w:tcW w:type="dxa" w:w="1514"/>
+          </w:tcPr>
+          <w:p>
+            <w:r/>
+            <w:r>
+              <w:rPr>
+                <w:rFonts w:ascii="Verdana" w:hAnsi="Verdana"/>
                 <w:b w:val="0"/>
                 <w:sz w:val="16"/>
               </w:rPr>
@@ -7515,7 +7640,7 @@
             <w:r/>
             <w:r>
               <w:rPr>
-                <w:rFonts w:ascii="Arial" w:hAnsi="Arial"/>
+                <w:rFonts w:ascii="Verdana" w:hAnsi="Verdana"/>
                 <w:b w:val="0"/>
                 <w:sz w:val="16"/>
               </w:rPr>
@@ -7531,7 +7656,7 @@
             <w:r/>
             <w:r>
               <w:rPr>
-                <w:rFonts w:ascii="Arial" w:hAnsi="Arial"/>
+                <w:rFonts w:ascii="Verdana" w:hAnsi="Verdana"/>
                 <w:b w:val="0"/>
                 <w:sz w:val="16"/>
               </w:rPr>
@@ -7547,7 +7672,7 @@
             <w:r/>
             <w:r>
               <w:rPr>
-                <w:rFonts w:ascii="Arial" w:hAnsi="Arial"/>
+                <w:rFonts w:ascii="Verdana" w:hAnsi="Verdana"/>
                 <w:b w:val="0"/>
                 <w:sz w:val="16"/>
               </w:rPr>
@@ -7563,7 +7688,7 @@
             <w:r/>
             <w:r>
               <w:rPr>
-                <w:rFonts w:ascii="Arial" w:hAnsi="Arial"/>
+                <w:rFonts w:ascii="Verdana" w:hAnsi="Verdana"/>
                 <w:b w:val="0"/>
                 <w:sz w:val="16"/>
               </w:rPr>
@@ -7579,7 +7704,7 @@
             <w:r/>
             <w:r>
               <w:rPr>
-                <w:rFonts w:ascii="Arial" w:hAnsi="Arial"/>
+                <w:rFonts w:ascii="Verdana" w:hAnsi="Verdana"/>
                 <w:b w:val="0"/>
                 <w:sz w:val="16"/>
               </w:rPr>
@@ -7595,7 +7720,7 @@
             <w:r/>
             <w:r>
               <w:rPr>
-                <w:rFonts w:ascii="Arial" w:hAnsi="Arial"/>
+                <w:rFonts w:ascii="Verdana" w:hAnsi="Verdana"/>
                 <w:b w:val="0"/>
                 <w:sz w:val="16"/>
               </w:rPr>
@@ -7611,7 +7736,7 @@
             <w:r/>
             <w:r>
               <w:rPr>
-                <w:rFonts w:ascii="Arial" w:hAnsi="Arial"/>
+                <w:rFonts w:ascii="Verdana" w:hAnsi="Verdana"/>
                 <w:b w:val="0"/>
                 <w:sz w:val="16"/>
               </w:rPr>
@@ -7627,7 +7752,7 @@
             <w:r/>
             <w:r>
               <w:rPr>
-                <w:rFonts w:ascii="Arial" w:hAnsi="Arial"/>
+                <w:rFonts w:ascii="Verdana" w:hAnsi="Verdana"/>
                 <w:b w:val="0"/>
                 <w:sz w:val="16"/>
               </w:rPr>
@@ -7643,7 +7768,7 @@
             <w:r/>
             <w:r>
               <w:rPr>
-                <w:rFonts w:ascii="Arial" w:hAnsi="Arial"/>
+                <w:rFonts w:ascii="Verdana" w:hAnsi="Verdana"/>
                 <w:b w:val="0"/>
                 <w:sz w:val="16"/>
               </w:rPr>
@@ -7652,15 +7777,18 @@
         </w:tc>
       </w:tr>
       <w:tr>
-        <w:tc>
-          <w:tcPr>
-            <w:tcW w:type="dxa" w:w="1514"/>
-          </w:tcPr>
-          <w:p>
-            <w:r/>
-            <w:r>
-              <w:rPr>
-                <w:rFonts w:ascii="Arial" w:hAnsi="Arial"/>
+        <w:trPr>
+          <w:cantSplit/>
+        </w:trPr>
+        <w:tc>
+          <w:tcPr>
+            <w:tcW w:type="dxa" w:w="1514"/>
+          </w:tcPr>
+          <w:p>
+            <w:r/>
+            <w:r>
+              <w:rPr>
+                <w:rFonts w:ascii="Verdana" w:hAnsi="Verdana"/>
                 <w:b w:val="0"/>
                 <w:sz w:val="16"/>
               </w:rPr>
@@ -7676,7 +7804,7 @@
             <w:r/>
             <w:r>
               <w:rPr>
-                <w:rFonts w:ascii="Arial" w:hAnsi="Arial"/>
+                <w:rFonts w:ascii="Verdana" w:hAnsi="Verdana"/>
                 <w:b w:val="0"/>
                 <w:sz w:val="16"/>
               </w:rPr>
@@ -7692,7 +7820,7 @@
             <w:r/>
             <w:r>
               <w:rPr>
-                <w:rFonts w:ascii="Arial" w:hAnsi="Arial"/>
+                <w:rFonts w:ascii="Verdana" w:hAnsi="Verdana"/>
                 <w:b w:val="0"/>
                 <w:sz w:val="16"/>
               </w:rPr>
@@ -7708,7 +7836,7 @@
             <w:r/>
             <w:r>
               <w:rPr>
-                <w:rFonts w:ascii="Arial" w:hAnsi="Arial"/>
+                <w:rFonts w:ascii="Verdana" w:hAnsi="Verdana"/>
                 <w:b w:val="0"/>
                 <w:sz w:val="16"/>
               </w:rPr>
@@ -7724,7 +7852,7 @@
             <w:r/>
             <w:r>
               <w:rPr>
-                <w:rFonts w:ascii="Arial" w:hAnsi="Arial"/>
+                <w:rFonts w:ascii="Verdana" w:hAnsi="Verdana"/>
                 <w:b w:val="0"/>
                 <w:sz w:val="16"/>
               </w:rPr>
@@ -7740,7 +7868,7 @@
             <w:r/>
             <w:r>
               <w:rPr>
-                <w:rFonts w:ascii="Arial" w:hAnsi="Arial"/>
+                <w:rFonts w:ascii="Verdana" w:hAnsi="Verdana"/>
                 <w:b w:val="0"/>
                 <w:sz w:val="16"/>
               </w:rPr>
@@ -7756,7 +7884,7 @@
             <w:r/>
             <w:r>
               <w:rPr>
-                <w:rFonts w:ascii="Arial" w:hAnsi="Arial"/>
+                <w:rFonts w:ascii="Verdana" w:hAnsi="Verdana"/>
                 <w:b w:val="0"/>
                 <w:sz w:val="16"/>
               </w:rPr>
@@ -7772,7 +7900,7 @@
             <w:r/>
             <w:r>
               <w:rPr>
-                <w:rFonts w:ascii="Arial" w:hAnsi="Arial"/>
+                <w:rFonts w:ascii="Verdana" w:hAnsi="Verdana"/>
                 <w:b w:val="0"/>
                 <w:sz w:val="16"/>
               </w:rPr>
@@ -7788,7 +7916,7 @@
             <w:r/>
             <w:r>
               <w:rPr>
-                <w:rFonts w:ascii="Arial" w:hAnsi="Arial"/>
+                <w:rFonts w:ascii="Verdana" w:hAnsi="Verdana"/>
                 <w:b w:val="0"/>
                 <w:sz w:val="16"/>
               </w:rPr>
@@ -7804,7 +7932,7 @@
             <w:r/>
             <w:r>
               <w:rPr>
-                <w:rFonts w:ascii="Arial" w:hAnsi="Arial"/>
+                <w:rFonts w:ascii="Verdana" w:hAnsi="Verdana"/>
                 <w:b w:val="0"/>
                 <w:sz w:val="16"/>
               </w:rPr>
@@ -7813,15 +7941,18 @@
         </w:tc>
       </w:tr>
       <w:tr>
-        <w:tc>
-          <w:tcPr>
-            <w:tcW w:type="dxa" w:w="1514"/>
-          </w:tcPr>
-          <w:p>
-            <w:r/>
-            <w:r>
-              <w:rPr>
-                <w:rFonts w:ascii="Arial" w:hAnsi="Arial"/>
+        <w:trPr>
+          <w:cantSplit/>
+        </w:trPr>
+        <w:tc>
+          <w:tcPr>
+            <w:tcW w:type="dxa" w:w="1514"/>
+          </w:tcPr>
+          <w:p>
+            <w:r/>
+            <w:r>
+              <w:rPr>
+                <w:rFonts w:ascii="Verdana" w:hAnsi="Verdana"/>
                 <w:b w:val="0"/>
                 <w:sz w:val="16"/>
               </w:rPr>
@@ -7837,7 +7968,7 @@
             <w:r/>
             <w:r>
               <w:rPr>
-                <w:rFonts w:ascii="Arial" w:hAnsi="Arial"/>
+                <w:rFonts w:ascii="Verdana" w:hAnsi="Verdana"/>
                 <w:b w:val="0"/>
                 <w:sz w:val="16"/>
               </w:rPr>
@@ -7853,7 +7984,7 @@
             <w:r/>
             <w:r>
               <w:rPr>
-                <w:rFonts w:ascii="Arial" w:hAnsi="Arial"/>
+                <w:rFonts w:ascii="Verdana" w:hAnsi="Verdana"/>
                 <w:b w:val="0"/>
                 <w:sz w:val="16"/>
               </w:rPr>
@@ -7869,7 +8000,7 @@
             <w:r/>
             <w:r>
               <w:rPr>
-                <w:rFonts w:ascii="Arial" w:hAnsi="Arial"/>
+                <w:rFonts w:ascii="Verdana" w:hAnsi="Verdana"/>
                 <w:b w:val="0"/>
                 <w:sz w:val="16"/>
               </w:rPr>
@@ -7885,7 +8016,7 @@
             <w:r/>
             <w:r>
               <w:rPr>
-                <w:rFonts w:ascii="Arial" w:hAnsi="Arial"/>
+                <w:rFonts w:ascii="Verdana" w:hAnsi="Verdana"/>
                 <w:b w:val="0"/>
                 <w:sz w:val="16"/>
               </w:rPr>
@@ -7901,7 +8032,7 @@
             <w:r/>
             <w:r>
               <w:rPr>
-                <w:rFonts w:ascii="Arial" w:hAnsi="Arial"/>
+                <w:rFonts w:ascii="Verdana" w:hAnsi="Verdana"/>
                 <w:b w:val="0"/>
                 <w:sz w:val="16"/>
               </w:rPr>
@@ -7917,7 +8048,7 @@
             <w:r/>
             <w:r>
               <w:rPr>
-                <w:rFonts w:ascii="Arial" w:hAnsi="Arial"/>
+                <w:rFonts w:ascii="Verdana" w:hAnsi="Verdana"/>
                 <w:b w:val="0"/>
                 <w:sz w:val="16"/>
               </w:rPr>
@@ -7933,7 +8064,7 @@
             <w:r/>
             <w:r>
               <w:rPr>
-                <w:rFonts w:ascii="Arial" w:hAnsi="Arial"/>
+                <w:rFonts w:ascii="Verdana" w:hAnsi="Verdana"/>
                 <w:b w:val="0"/>
                 <w:sz w:val="16"/>
               </w:rPr>
@@ -7949,7 +8080,7 @@
             <w:r/>
             <w:r>
               <w:rPr>
-                <w:rFonts w:ascii="Arial" w:hAnsi="Arial"/>
+                <w:rFonts w:ascii="Verdana" w:hAnsi="Verdana"/>
                 <w:b w:val="0"/>
                 <w:sz w:val="16"/>
               </w:rPr>
@@ -7965,7 +8096,7 @@
             <w:r/>
             <w:r>
               <w:rPr>
-                <w:rFonts w:ascii="Arial" w:hAnsi="Arial"/>
+                <w:rFonts w:ascii="Verdana" w:hAnsi="Verdana"/>
                 <w:b w:val="0"/>
                 <w:sz w:val="16"/>
               </w:rPr>
@@ -7974,15 +8105,18 @@
         </w:tc>
       </w:tr>
       <w:tr>
-        <w:tc>
-          <w:tcPr>
-            <w:tcW w:type="dxa" w:w="1514"/>
-          </w:tcPr>
-          <w:p>
-            <w:r/>
-            <w:r>
-              <w:rPr>
-                <w:rFonts w:ascii="Arial" w:hAnsi="Arial"/>
+        <w:trPr>
+          <w:cantSplit/>
+        </w:trPr>
+        <w:tc>
+          <w:tcPr>
+            <w:tcW w:type="dxa" w:w="1514"/>
+          </w:tcPr>
+          <w:p>
+            <w:r/>
+            <w:r>
+              <w:rPr>
+                <w:rFonts w:ascii="Verdana" w:hAnsi="Verdana"/>
                 <w:b w:val="0"/>
                 <w:sz w:val="16"/>
               </w:rPr>
@@ -7998,7 +8132,7 @@
             <w:r/>
             <w:r>
               <w:rPr>
-                <w:rFonts w:ascii="Arial" w:hAnsi="Arial"/>
+                <w:rFonts w:ascii="Verdana" w:hAnsi="Verdana"/>
                 <w:b w:val="0"/>
                 <w:sz w:val="16"/>
               </w:rPr>
@@ -8014,7 +8148,7 @@
             <w:r/>
             <w:r>
               <w:rPr>
-                <w:rFonts w:ascii="Arial" w:hAnsi="Arial"/>
+                <w:rFonts w:ascii="Verdana" w:hAnsi="Verdana"/>
                 <w:b w:val="0"/>
                 <w:sz w:val="16"/>
               </w:rPr>
@@ -8030,7 +8164,7 @@
             <w:r/>
             <w:r>
               <w:rPr>
-                <w:rFonts w:ascii="Arial" w:hAnsi="Arial"/>
+                <w:rFonts w:ascii="Verdana" w:hAnsi="Verdana"/>
                 <w:b w:val="0"/>
                 <w:sz w:val="16"/>
               </w:rPr>
@@ -8046,7 +8180,7 @@
             <w:r/>
             <w:r>
               <w:rPr>
-                <w:rFonts w:ascii="Arial" w:hAnsi="Arial"/>
+                <w:rFonts w:ascii="Verdana" w:hAnsi="Verdana"/>
                 <w:b w:val="0"/>
                 <w:sz w:val="16"/>
               </w:rPr>
@@ -8062,7 +8196,7 @@
             <w:r/>
             <w:r>
               <w:rPr>
-                <w:rFonts w:ascii="Arial" w:hAnsi="Arial"/>
+                <w:rFonts w:ascii="Verdana" w:hAnsi="Verdana"/>
                 <w:b w:val="0"/>
                 <w:sz w:val="16"/>
               </w:rPr>
@@ -8078,7 +8212,7 @@
             <w:r/>
             <w:r>
               <w:rPr>
-                <w:rFonts w:ascii="Arial" w:hAnsi="Arial"/>
+                <w:rFonts w:ascii="Verdana" w:hAnsi="Verdana"/>
                 <w:b w:val="0"/>
                 <w:sz w:val="16"/>
               </w:rPr>
@@ -8094,7 +8228,7 @@
             <w:r/>
             <w:r>
               <w:rPr>
-                <w:rFonts w:ascii="Arial" w:hAnsi="Arial"/>
+                <w:rFonts w:ascii="Verdana" w:hAnsi="Verdana"/>
                 <w:b w:val="0"/>
                 <w:sz w:val="16"/>
               </w:rPr>
@@ -8110,7 +8244,7 @@
             <w:r/>
             <w:r>
               <w:rPr>
-                <w:rFonts w:ascii="Arial" w:hAnsi="Arial"/>
+                <w:rFonts w:ascii="Verdana" w:hAnsi="Verdana"/>
                 <w:b w:val="0"/>
                 <w:sz w:val="16"/>
               </w:rPr>
@@ -8126,7 +8260,7 @@
             <w:r/>
             <w:r>
               <w:rPr>
-                <w:rFonts w:ascii="Arial" w:hAnsi="Arial"/>
+                <w:rFonts w:ascii="Verdana" w:hAnsi="Verdana"/>
                 <w:b w:val="0"/>
                 <w:sz w:val="16"/>
               </w:rPr>
@@ -8135,15 +8269,18 @@
         </w:tc>
       </w:tr>
       <w:tr>
-        <w:tc>
-          <w:tcPr>
-            <w:tcW w:type="dxa" w:w="1514"/>
-          </w:tcPr>
-          <w:p>
-            <w:r/>
-            <w:r>
-              <w:rPr>
-                <w:rFonts w:ascii="Arial" w:hAnsi="Arial"/>
+        <w:trPr>
+          <w:cantSplit/>
+        </w:trPr>
+        <w:tc>
+          <w:tcPr>
+            <w:tcW w:type="dxa" w:w="1514"/>
+          </w:tcPr>
+          <w:p>
+            <w:r/>
+            <w:r>
+              <w:rPr>
+                <w:rFonts w:ascii="Verdana" w:hAnsi="Verdana"/>
                 <w:b w:val="0"/>
                 <w:sz w:val="16"/>
               </w:rPr>
@@ -8159,7 +8296,7 @@
             <w:r/>
             <w:r>
               <w:rPr>
-                <w:rFonts w:ascii="Arial" w:hAnsi="Arial"/>
+                <w:rFonts w:ascii="Verdana" w:hAnsi="Verdana"/>
                 <w:b w:val="0"/>
                 <w:sz w:val="16"/>
               </w:rPr>
@@ -8175,7 +8312,7 @@
             <w:r/>
             <w:r>
               <w:rPr>
-                <w:rFonts w:ascii="Arial" w:hAnsi="Arial"/>
+                <w:rFonts w:ascii="Verdana" w:hAnsi="Verdana"/>
                 <w:b w:val="0"/>
                 <w:sz w:val="16"/>
               </w:rPr>
@@ -8191,7 +8328,7 @@
             <w:r/>
             <w:r>
               <w:rPr>
-                <w:rFonts w:ascii="Arial" w:hAnsi="Arial"/>
+                <w:rFonts w:ascii="Verdana" w:hAnsi="Verdana"/>
                 <w:b w:val="0"/>
                 <w:sz w:val="16"/>
               </w:rPr>
@@ -8207,7 +8344,7 @@
             <w:r/>
             <w:r>
               <w:rPr>
-                <w:rFonts w:ascii="Arial" w:hAnsi="Arial"/>
+                <w:rFonts w:ascii="Verdana" w:hAnsi="Verdana"/>
                 <w:b w:val="0"/>
                 <w:sz w:val="16"/>
               </w:rPr>
@@ -8223,7 +8360,7 @@
             <w:r/>
             <w:r>
               <w:rPr>
-                <w:rFonts w:ascii="Arial" w:hAnsi="Arial"/>
+                <w:rFonts w:ascii="Verdana" w:hAnsi="Verdana"/>
                 <w:b w:val="0"/>
                 <w:sz w:val="16"/>
               </w:rPr>
@@ -8239,7 +8376,7 @@
             <w:r/>
             <w:r>
               <w:rPr>
-                <w:rFonts w:ascii="Arial" w:hAnsi="Arial"/>
+                <w:rFonts w:ascii="Verdana" w:hAnsi="Verdana"/>
                 <w:b w:val="0"/>
                 <w:sz w:val="16"/>
               </w:rPr>
@@ -8255,7 +8392,7 @@
             <w:r/>
             <w:r>
               <w:rPr>
-                <w:rFonts w:ascii="Arial" w:hAnsi="Arial"/>
+                <w:rFonts w:ascii="Verdana" w:hAnsi="Verdana"/>
                 <w:b w:val="0"/>
                 <w:sz w:val="16"/>
               </w:rPr>
@@ -8271,7 +8408,7 @@
             <w:r/>
             <w:r>
               <w:rPr>
-                <w:rFonts w:ascii="Arial" w:hAnsi="Arial"/>
+                <w:rFonts w:ascii="Verdana" w:hAnsi="Verdana"/>
                 <w:b w:val="0"/>
                 <w:sz w:val="16"/>
               </w:rPr>
@@ -8287,7 +8424,7 @@
             <w:r/>
             <w:r>
               <w:rPr>
-                <w:rFonts w:ascii="Arial" w:hAnsi="Arial"/>
+                <w:rFonts w:ascii="Verdana" w:hAnsi="Verdana"/>
                 <w:b w:val="0"/>
                 <w:sz w:val="16"/>
               </w:rPr>
@@ -8296,15 +8433,18 @@
         </w:tc>
       </w:tr>
       <w:tr>
-        <w:tc>
-          <w:tcPr>
-            <w:tcW w:type="dxa" w:w="1514"/>
-          </w:tcPr>
-          <w:p>
-            <w:r/>
-            <w:r>
-              <w:rPr>
-                <w:rFonts w:ascii="Arial" w:hAnsi="Arial"/>
+        <w:trPr>
+          <w:cantSplit/>
+        </w:trPr>
+        <w:tc>
+          <w:tcPr>
+            <w:tcW w:type="dxa" w:w="1514"/>
+          </w:tcPr>
+          <w:p>
+            <w:r/>
+            <w:r>
+              <w:rPr>
+                <w:rFonts w:ascii="Verdana" w:hAnsi="Verdana"/>
                 <w:b w:val="0"/>
                 <w:sz w:val="16"/>
               </w:rPr>
@@ -8320,7 +8460,7 @@
             <w:r/>
             <w:r>
               <w:rPr>
-                <w:rFonts w:ascii="Arial" w:hAnsi="Arial"/>
+                <w:rFonts w:ascii="Verdana" w:hAnsi="Verdana"/>
                 <w:b w:val="0"/>
                 <w:sz w:val="16"/>
               </w:rPr>
@@ -8336,7 +8476,7 @@
             <w:r/>
             <w:r>
               <w:rPr>
-                <w:rFonts w:ascii="Arial" w:hAnsi="Arial"/>
+                <w:rFonts w:ascii="Verdana" w:hAnsi="Verdana"/>
                 <w:b w:val="0"/>
                 <w:sz w:val="16"/>
               </w:rPr>
@@ -8352,7 +8492,7 @@
             <w:r/>
             <w:r>
               <w:rPr>
-                <w:rFonts w:ascii="Arial" w:hAnsi="Arial"/>
+                <w:rFonts w:ascii="Verdana" w:hAnsi="Verdana"/>
                 <w:b w:val="0"/>
                 <w:sz w:val="16"/>
               </w:rPr>
@@ -8368,7 +8508,7 @@
             <w:r/>
             <w:r>
               <w:rPr>
-                <w:rFonts w:ascii="Arial" w:hAnsi="Arial"/>
+                <w:rFonts w:ascii="Verdana" w:hAnsi="Verdana"/>
                 <w:b w:val="0"/>
                 <w:sz w:val="16"/>
               </w:rPr>
@@ -8384,7 +8524,7 @@
             <w:r/>
             <w:r>
               <w:rPr>
-                <w:rFonts w:ascii="Arial" w:hAnsi="Arial"/>
+                <w:rFonts w:ascii="Verdana" w:hAnsi="Verdana"/>
                 <w:b w:val="0"/>
                 <w:sz w:val="16"/>
               </w:rPr>
@@ -8400,7 +8540,7 @@
             <w:r/>
             <w:r>
               <w:rPr>
-                <w:rFonts w:ascii="Arial" w:hAnsi="Arial"/>
+                <w:rFonts w:ascii="Verdana" w:hAnsi="Verdana"/>
                 <w:b w:val="0"/>
                 <w:sz w:val="16"/>
               </w:rPr>
@@ -8416,7 +8556,7 @@
             <w:r/>
             <w:r>
               <w:rPr>
-                <w:rFonts w:ascii="Arial" w:hAnsi="Arial"/>
+                <w:rFonts w:ascii="Verdana" w:hAnsi="Verdana"/>
                 <w:b w:val="0"/>
                 <w:sz w:val="16"/>
               </w:rPr>
@@ -8432,7 +8572,7 @@
             <w:r/>
             <w:r>
               <w:rPr>
-                <w:rFonts w:ascii="Arial" w:hAnsi="Arial"/>
+                <w:rFonts w:ascii="Verdana" w:hAnsi="Verdana"/>
                 <w:b w:val="0"/>
                 <w:sz w:val="16"/>
               </w:rPr>
@@ -8448,7 +8588,7 @@
             <w:r/>
             <w:r>
               <w:rPr>
-                <w:rFonts w:ascii="Arial" w:hAnsi="Arial"/>
+                <w:rFonts w:ascii="Verdana" w:hAnsi="Verdana"/>
                 <w:b w:val="0"/>
                 <w:sz w:val="16"/>
               </w:rPr>
@@ -8457,15 +8597,18 @@
         </w:tc>
       </w:tr>
       <w:tr>
-        <w:tc>
-          <w:tcPr>
-            <w:tcW w:type="dxa" w:w="1514"/>
-          </w:tcPr>
-          <w:p>
-            <w:r/>
-            <w:r>
-              <w:rPr>
-                <w:rFonts w:ascii="Arial" w:hAnsi="Arial"/>
+        <w:trPr>
+          <w:cantSplit/>
+        </w:trPr>
+        <w:tc>
+          <w:tcPr>
+            <w:tcW w:type="dxa" w:w="1514"/>
+          </w:tcPr>
+          <w:p>
+            <w:r/>
+            <w:r>
+              <w:rPr>
+                <w:rFonts w:ascii="Verdana" w:hAnsi="Verdana"/>
                 <w:b w:val="0"/>
                 <w:sz w:val="16"/>
               </w:rPr>
@@ -8481,7 +8624,7 @@
             <w:r/>
             <w:r>
               <w:rPr>
-                <w:rFonts w:ascii="Arial" w:hAnsi="Arial"/>
+                <w:rFonts w:ascii="Verdana" w:hAnsi="Verdana"/>
                 <w:b w:val="0"/>
                 <w:sz w:val="16"/>
               </w:rPr>
@@ -8497,7 +8640,7 @@
             <w:r/>
             <w:r>
               <w:rPr>
-                <w:rFonts w:ascii="Arial" w:hAnsi="Arial"/>
+                <w:rFonts w:ascii="Verdana" w:hAnsi="Verdana"/>
                 <w:b w:val="0"/>
                 <w:sz w:val="16"/>
               </w:rPr>
@@ -8513,7 +8656,7 @@
             <w:r/>
             <w:r>
               <w:rPr>
-                <w:rFonts w:ascii="Arial" w:hAnsi="Arial"/>
+                <w:rFonts w:ascii="Verdana" w:hAnsi="Verdana"/>
                 <w:b w:val="0"/>
                 <w:sz w:val="16"/>
               </w:rPr>
@@ -8529,7 +8672,7 @@
             <w:r/>
             <w:r>
               <w:rPr>
-                <w:rFonts w:ascii="Arial" w:hAnsi="Arial"/>
+                <w:rFonts w:ascii="Verdana" w:hAnsi="Verdana"/>
                 <w:b w:val="0"/>
                 <w:sz w:val="16"/>
               </w:rPr>
@@ -8545,7 +8688,7 @@
             <w:r/>
             <w:r>
               <w:rPr>
-                <w:rFonts w:ascii="Arial" w:hAnsi="Arial"/>
+                <w:rFonts w:ascii="Verdana" w:hAnsi="Verdana"/>
                 <w:b w:val="0"/>
                 <w:sz w:val="16"/>
               </w:rPr>
@@ -8561,7 +8704,7 @@
             <w:r/>
             <w:r>
               <w:rPr>
-                <w:rFonts w:ascii="Arial" w:hAnsi="Arial"/>
+                <w:rFonts w:ascii="Verdana" w:hAnsi="Verdana"/>
                 <w:b w:val="0"/>
                 <w:sz w:val="16"/>
               </w:rPr>
@@ -8577,7 +8720,7 @@
             <w:r/>
             <w:r>
               <w:rPr>
-                <w:rFonts w:ascii="Arial" w:hAnsi="Arial"/>
+                <w:rFonts w:ascii="Verdana" w:hAnsi="Verdana"/>
                 <w:b w:val="0"/>
                 <w:sz w:val="16"/>
               </w:rPr>
@@ -8593,7 +8736,7 @@
             <w:r/>
             <w:r>
               <w:rPr>
-                <w:rFonts w:ascii="Arial" w:hAnsi="Arial"/>
+                <w:rFonts w:ascii="Verdana" w:hAnsi="Verdana"/>
                 <w:b w:val="0"/>
                 <w:sz w:val="16"/>
               </w:rPr>
@@ -8609,7 +8752,7 @@
             <w:r/>
             <w:r>
               <w:rPr>
-                <w:rFonts w:ascii="Arial" w:hAnsi="Arial"/>
+                <w:rFonts w:ascii="Verdana" w:hAnsi="Verdana"/>
                 <w:b w:val="0"/>
                 <w:sz w:val="16"/>
               </w:rPr>
@@ -8618,15 +8761,18 @@
         </w:tc>
       </w:tr>
       <w:tr>
-        <w:tc>
-          <w:tcPr>
-            <w:tcW w:type="dxa" w:w="1514"/>
-          </w:tcPr>
-          <w:p>
-            <w:r/>
-            <w:r>
-              <w:rPr>
-                <w:rFonts w:ascii="Arial" w:hAnsi="Arial"/>
+        <w:trPr>
+          <w:cantSplit/>
+        </w:trPr>
+        <w:tc>
+          <w:tcPr>
+            <w:tcW w:type="dxa" w:w="1514"/>
+          </w:tcPr>
+          <w:p>
+            <w:r/>
+            <w:r>
+              <w:rPr>
+                <w:rFonts w:ascii="Verdana" w:hAnsi="Verdana"/>
                 <w:b w:val="0"/>
                 <w:sz w:val="16"/>
               </w:rPr>
@@ -8642,7 +8788,7 @@
             <w:r/>
             <w:r>
               <w:rPr>
-                <w:rFonts w:ascii="Arial" w:hAnsi="Arial"/>
+                <w:rFonts w:ascii="Verdana" w:hAnsi="Verdana"/>
                 <w:b w:val="0"/>
                 <w:sz w:val="16"/>
               </w:rPr>
@@ -8658,7 +8804,7 @@
             <w:r/>
             <w:r>
               <w:rPr>
-                <w:rFonts w:ascii="Arial" w:hAnsi="Arial"/>
+                <w:rFonts w:ascii="Verdana" w:hAnsi="Verdana"/>
                 <w:b w:val="0"/>
                 <w:sz w:val="16"/>
               </w:rPr>
@@ -8674,7 +8820,7 @@
             <w:r/>
             <w:r>
               <w:rPr>
-                <w:rFonts w:ascii="Arial" w:hAnsi="Arial"/>
+                <w:rFonts w:ascii="Verdana" w:hAnsi="Verdana"/>
                 <w:b w:val="0"/>
                 <w:sz w:val="16"/>
               </w:rPr>
@@ -8690,7 +8836,7 @@
             <w:r/>
             <w:r>
               <w:rPr>
-                <w:rFonts w:ascii="Arial" w:hAnsi="Arial"/>
+                <w:rFonts w:ascii="Verdana" w:hAnsi="Verdana"/>
                 <w:b w:val="0"/>
                 <w:sz w:val="16"/>
               </w:rPr>
@@ -8706,7 +8852,7 @@
             <w:r/>
             <w:r>
               <w:rPr>
-                <w:rFonts w:ascii="Arial" w:hAnsi="Arial"/>
+                <w:rFonts w:ascii="Verdana" w:hAnsi="Verdana"/>
                 <w:b w:val="0"/>
                 <w:sz w:val="16"/>
               </w:rPr>
@@ -8722,7 +8868,7 @@
             <w:r/>
             <w:r>
               <w:rPr>
-                <w:rFonts w:ascii="Arial" w:hAnsi="Arial"/>
+                <w:rFonts w:ascii="Verdana" w:hAnsi="Verdana"/>
                 <w:b w:val="0"/>
                 <w:sz w:val="16"/>
               </w:rPr>
@@ -8738,7 +8884,7 @@
             <w:r/>
             <w:r>
               <w:rPr>
-                <w:rFonts w:ascii="Arial" w:hAnsi="Arial"/>
+                <w:rFonts w:ascii="Verdana" w:hAnsi="Verdana"/>
                 <w:b w:val="0"/>
                 <w:sz w:val="16"/>
               </w:rPr>
@@ -8754,7 +8900,7 @@
             <w:r/>
             <w:r>
               <w:rPr>
-                <w:rFonts w:ascii="Arial" w:hAnsi="Arial"/>
+                <w:rFonts w:ascii="Verdana" w:hAnsi="Verdana"/>
                 <w:b w:val="0"/>
                 <w:sz w:val="16"/>
               </w:rPr>
@@ -8770,7 +8916,7 @@
             <w:r/>
             <w:r>
               <w:rPr>
-                <w:rFonts w:ascii="Arial" w:hAnsi="Arial"/>
+                <w:rFonts w:ascii="Verdana" w:hAnsi="Verdana"/>
                 <w:b w:val="0"/>
                 <w:sz w:val="16"/>
               </w:rPr>
@@ -8779,15 +8925,18 @@
         </w:tc>
       </w:tr>
       <w:tr>
-        <w:tc>
-          <w:tcPr>
-            <w:tcW w:type="dxa" w:w="1514"/>
-          </w:tcPr>
-          <w:p>
-            <w:r/>
-            <w:r>
-              <w:rPr>
-                <w:rFonts w:ascii="Arial" w:hAnsi="Arial"/>
+        <w:trPr>
+          <w:cantSplit/>
+        </w:trPr>
+        <w:tc>
+          <w:tcPr>
+            <w:tcW w:type="dxa" w:w="1514"/>
+          </w:tcPr>
+          <w:p>
+            <w:r/>
+            <w:r>
+              <w:rPr>
+                <w:rFonts w:ascii="Verdana" w:hAnsi="Verdana"/>
                 <w:b w:val="0"/>
                 <w:sz w:val="16"/>
               </w:rPr>
@@ -8803,7 +8952,7 @@
             <w:r/>
             <w:r>
               <w:rPr>
-                <w:rFonts w:ascii="Arial" w:hAnsi="Arial"/>
+                <w:rFonts w:ascii="Verdana" w:hAnsi="Verdana"/>
                 <w:b w:val="0"/>
                 <w:sz w:val="16"/>
               </w:rPr>
@@ -8819,7 +8968,7 @@
             <w:r/>
             <w:r>
               <w:rPr>
-                <w:rFonts w:ascii="Arial" w:hAnsi="Arial"/>
+                <w:rFonts w:ascii="Verdana" w:hAnsi="Verdana"/>
                 <w:b w:val="0"/>
                 <w:sz w:val="16"/>
               </w:rPr>
@@ -8835,7 +8984,7 @@
             <w:r/>
             <w:r>
               <w:rPr>
-                <w:rFonts w:ascii="Arial" w:hAnsi="Arial"/>
+                <w:rFonts w:ascii="Verdana" w:hAnsi="Verdana"/>
                 <w:b w:val="0"/>
                 <w:sz w:val="16"/>
               </w:rPr>
@@ -8851,7 +9000,7 @@
             <w:r/>
             <w:r>
               <w:rPr>
-                <w:rFonts w:ascii="Arial" w:hAnsi="Arial"/>
+                <w:rFonts w:ascii="Verdana" w:hAnsi="Verdana"/>
                 <w:b w:val="0"/>
                 <w:sz w:val="16"/>
               </w:rPr>
@@ -8867,7 +9016,7 @@
             <w:r/>
             <w:r>
               <w:rPr>
-                <w:rFonts w:ascii="Arial" w:hAnsi="Arial"/>
+                <w:rFonts w:ascii="Verdana" w:hAnsi="Verdana"/>
                 <w:b w:val="0"/>
                 <w:sz w:val="16"/>
               </w:rPr>
@@ -8883,7 +9032,7 @@
             <w:r/>
             <w:r>
               <w:rPr>
-                <w:rFonts w:ascii="Arial" w:hAnsi="Arial"/>
+                <w:rFonts w:ascii="Verdana" w:hAnsi="Verdana"/>
                 <w:b w:val="0"/>
                 <w:sz w:val="16"/>
               </w:rPr>
@@ -8899,7 +9048,7 @@
             <w:r/>
             <w:r>
               <w:rPr>
-                <w:rFonts w:ascii="Arial" w:hAnsi="Arial"/>
+                <w:rFonts w:ascii="Verdana" w:hAnsi="Verdana"/>
                 <w:b w:val="0"/>
                 <w:sz w:val="16"/>
               </w:rPr>
@@ -8915,7 +9064,7 @@
             <w:r/>
             <w:r>
               <w:rPr>
-                <w:rFonts w:ascii="Arial" w:hAnsi="Arial"/>
+                <w:rFonts w:ascii="Verdana" w:hAnsi="Verdana"/>
                 <w:b w:val="0"/>
                 <w:sz w:val="16"/>
               </w:rPr>
@@ -8931,7 +9080,7 @@
             <w:r/>
             <w:r>
               <w:rPr>
-                <w:rFonts w:ascii="Arial" w:hAnsi="Arial"/>
+                <w:rFonts w:ascii="Verdana" w:hAnsi="Verdana"/>
                 <w:b w:val="0"/>
                 <w:sz w:val="16"/>
               </w:rPr>
@@ -8940,15 +9089,18 @@
         </w:tc>
       </w:tr>
       <w:tr>
-        <w:tc>
-          <w:tcPr>
-            <w:tcW w:type="dxa" w:w="1514"/>
-          </w:tcPr>
-          <w:p>
-            <w:r/>
-            <w:r>
-              <w:rPr>
-                <w:rFonts w:ascii="Arial" w:hAnsi="Arial"/>
+        <w:trPr>
+          <w:cantSplit/>
+        </w:trPr>
+        <w:tc>
+          <w:tcPr>
+            <w:tcW w:type="dxa" w:w="1514"/>
+          </w:tcPr>
+          <w:p>
+            <w:r/>
+            <w:r>
+              <w:rPr>
+                <w:rFonts w:ascii="Verdana" w:hAnsi="Verdana"/>
                 <w:b w:val="0"/>
                 <w:sz w:val="16"/>
               </w:rPr>
@@ -8964,7 +9116,7 @@
             <w:r/>
             <w:r>
               <w:rPr>
-                <w:rFonts w:ascii="Arial" w:hAnsi="Arial"/>
+                <w:rFonts w:ascii="Verdana" w:hAnsi="Verdana"/>
                 <w:b w:val="0"/>
                 <w:sz w:val="16"/>
               </w:rPr>
@@ -8980,7 +9132,7 @@
             <w:r/>
             <w:r>
               <w:rPr>
-                <w:rFonts w:ascii="Arial" w:hAnsi="Arial"/>
+                <w:rFonts w:ascii="Verdana" w:hAnsi="Verdana"/>
                 <w:b w:val="0"/>
                 <w:sz w:val="16"/>
               </w:rPr>
@@ -8996,7 +9148,7 @@
             <w:r/>
             <w:r>
               <w:rPr>
-                <w:rFonts w:ascii="Arial" w:hAnsi="Arial"/>
+                <w:rFonts w:ascii="Verdana" w:hAnsi="Verdana"/>
                 <w:b w:val="0"/>
                 <w:sz w:val="16"/>
               </w:rPr>
@@ -9012,7 +9164,7 @@
             <w:r/>
             <w:r>
               <w:rPr>
-                <w:rFonts w:ascii="Arial" w:hAnsi="Arial"/>
+                <w:rFonts w:ascii="Verdana" w:hAnsi="Verdana"/>
                 <w:b w:val="0"/>
                 <w:sz w:val="16"/>
               </w:rPr>
@@ -9028,7 +9180,7 @@
             <w:r/>
             <w:r>
               <w:rPr>
-                <w:rFonts w:ascii="Arial" w:hAnsi="Arial"/>
+                <w:rFonts w:ascii="Verdana" w:hAnsi="Verdana"/>
                 <w:b w:val="0"/>
                 <w:sz w:val="16"/>
               </w:rPr>
@@ -9044,7 +9196,7 @@
             <w:r/>
             <w:r>
               <w:rPr>
-                <w:rFonts w:ascii="Arial" w:hAnsi="Arial"/>
+                <w:rFonts w:ascii="Verdana" w:hAnsi="Verdana"/>
                 <w:b w:val="0"/>
                 <w:sz w:val="16"/>
               </w:rPr>
@@ -9060,7 +9212,7 @@
             <w:r/>
             <w:r>
               <w:rPr>
-                <w:rFonts w:ascii="Arial" w:hAnsi="Arial"/>
+                <w:rFonts w:ascii="Verdana" w:hAnsi="Verdana"/>
                 <w:b w:val="0"/>
                 <w:sz w:val="16"/>
               </w:rPr>
@@ -9076,7 +9228,7 @@
             <w:r/>
             <w:r>
               <w:rPr>
-                <w:rFonts w:ascii="Arial" w:hAnsi="Arial"/>
+                <w:rFonts w:ascii="Verdana" w:hAnsi="Verdana"/>
                 <w:b w:val="0"/>
                 <w:sz w:val="16"/>
               </w:rPr>
@@ -9092,7 +9244,7 @@
             <w:r/>
             <w:r>
               <w:rPr>
-                <w:rFonts w:ascii="Arial" w:hAnsi="Arial"/>
+                <w:rFonts w:ascii="Verdana" w:hAnsi="Verdana"/>
                 <w:b w:val="0"/>
                 <w:sz w:val="16"/>
               </w:rPr>
@@ -9101,15 +9253,18 @@
         </w:tc>
       </w:tr>
       <w:tr>
-        <w:tc>
-          <w:tcPr>
-            <w:tcW w:type="dxa" w:w="1514"/>
-          </w:tcPr>
-          <w:p>
-            <w:r/>
-            <w:r>
-              <w:rPr>
-                <w:rFonts w:ascii="Arial" w:hAnsi="Arial"/>
+        <w:trPr>
+          <w:cantSplit/>
+        </w:trPr>
+        <w:tc>
+          <w:tcPr>
+            <w:tcW w:type="dxa" w:w="1514"/>
+          </w:tcPr>
+          <w:p>
+            <w:r/>
+            <w:r>
+              <w:rPr>
+                <w:rFonts w:ascii="Verdana" w:hAnsi="Verdana"/>
                 <w:b w:val="0"/>
                 <w:sz w:val="16"/>
               </w:rPr>
@@ -9125,7 +9280,7 @@
             <w:r/>
             <w:r>
               <w:rPr>
-                <w:rFonts w:ascii="Arial" w:hAnsi="Arial"/>
+                <w:rFonts w:ascii="Verdana" w:hAnsi="Verdana"/>
                 <w:b w:val="0"/>
                 <w:sz w:val="16"/>
               </w:rPr>
@@ -9141,7 +9296,7 @@
             <w:r/>
             <w:r>
               <w:rPr>
-                <w:rFonts w:ascii="Arial" w:hAnsi="Arial"/>
+                <w:rFonts w:ascii="Verdana" w:hAnsi="Verdana"/>
                 <w:b w:val="0"/>
                 <w:sz w:val="16"/>
               </w:rPr>
@@ -9157,7 +9312,7 @@
             <w:r/>
             <w:r>
               <w:rPr>
-                <w:rFonts w:ascii="Arial" w:hAnsi="Arial"/>
+                <w:rFonts w:ascii="Verdana" w:hAnsi="Verdana"/>
                 <w:b w:val="0"/>
                 <w:sz w:val="16"/>
               </w:rPr>
@@ -9173,7 +9328,7 @@
             <w:r/>
             <w:r>
               <w:rPr>
-                <w:rFonts w:ascii="Arial" w:hAnsi="Arial"/>
+                <w:rFonts w:ascii="Verdana" w:hAnsi="Verdana"/>
                 <w:b w:val="0"/>
                 <w:sz w:val="16"/>
               </w:rPr>
@@ -9189,7 +9344,7 @@
             <w:r/>
             <w:r>
               <w:rPr>
-                <w:rFonts w:ascii="Arial" w:hAnsi="Arial"/>
+                <w:rFonts w:ascii="Verdana" w:hAnsi="Verdana"/>
                 <w:b w:val="0"/>
                 <w:sz w:val="16"/>
               </w:rPr>
@@ -9205,7 +9360,7 @@
             <w:r/>
             <w:r>
               <w:rPr>
-                <w:rFonts w:ascii="Arial" w:hAnsi="Arial"/>
+                <w:rFonts w:ascii="Verdana" w:hAnsi="Verdana"/>
                 <w:b w:val="0"/>
                 <w:sz w:val="16"/>
               </w:rPr>
@@ -9221,7 +9376,7 @@
             <w:r/>
             <w:r>
               <w:rPr>
-                <w:rFonts w:ascii="Arial" w:hAnsi="Arial"/>
+                <w:rFonts w:ascii="Verdana" w:hAnsi="Verdana"/>
                 <w:b w:val="0"/>
                 <w:sz w:val="16"/>
               </w:rPr>
@@ -9237,7 +9392,7 @@
             <w:r/>
             <w:r>
               <w:rPr>
-                <w:rFonts w:ascii="Arial" w:hAnsi="Arial"/>
+                <w:rFonts w:ascii="Verdana" w:hAnsi="Verdana"/>
                 <w:b w:val="0"/>
                 <w:sz w:val="16"/>
               </w:rPr>
@@ -9253,7 +9408,7 @@
             <w:r/>
             <w:r>
               <w:rPr>
-                <w:rFonts w:ascii="Arial" w:hAnsi="Arial"/>
+                <w:rFonts w:ascii="Verdana" w:hAnsi="Verdana"/>
                 <w:b w:val="0"/>
                 <w:sz w:val="16"/>
               </w:rPr>
@@ -9262,15 +9417,18 @@
         </w:tc>
       </w:tr>
       <w:tr>
-        <w:tc>
-          <w:tcPr>
-            <w:tcW w:type="dxa" w:w="1514"/>
-          </w:tcPr>
-          <w:p>
-            <w:r/>
-            <w:r>
-              <w:rPr>
-                <w:rFonts w:ascii="Arial" w:hAnsi="Arial"/>
+        <w:trPr>
+          <w:cantSplit/>
+        </w:trPr>
+        <w:tc>
+          <w:tcPr>
+            <w:tcW w:type="dxa" w:w="1514"/>
+          </w:tcPr>
+          <w:p>
+            <w:r/>
+            <w:r>
+              <w:rPr>
+                <w:rFonts w:ascii="Verdana" w:hAnsi="Verdana"/>
                 <w:b w:val="0"/>
                 <w:sz w:val="16"/>
               </w:rPr>
@@ -9286,7 +9444,7 @@
             <w:r/>
             <w:r>
               <w:rPr>
-                <w:rFonts w:ascii="Arial" w:hAnsi="Arial"/>
+                <w:rFonts w:ascii="Verdana" w:hAnsi="Verdana"/>
                 <w:b w:val="0"/>
                 <w:sz w:val="16"/>
               </w:rPr>
@@ -9302,7 +9460,7 @@
             <w:r/>
             <w:r>
               <w:rPr>
-                <w:rFonts w:ascii="Arial" w:hAnsi="Arial"/>
+                <w:rFonts w:ascii="Verdana" w:hAnsi="Verdana"/>
                 <w:b w:val="0"/>
                 <w:sz w:val="16"/>
               </w:rPr>
@@ -9318,7 +9476,7 @@
             <w:r/>
             <w:r>
               <w:rPr>
-                <w:rFonts w:ascii="Arial" w:hAnsi="Arial"/>
+                <w:rFonts w:ascii="Verdana" w:hAnsi="Verdana"/>
                 <w:b w:val="0"/>
                 <w:sz w:val="16"/>
               </w:rPr>
@@ -9334,7 +9492,7 @@
             <w:r/>
             <w:r>
               <w:rPr>
-                <w:rFonts w:ascii="Arial" w:hAnsi="Arial"/>
+                <w:rFonts w:ascii="Verdana" w:hAnsi="Verdana"/>
                 <w:b w:val="0"/>
                 <w:sz w:val="16"/>
               </w:rPr>
@@ -9350,7 +9508,7 @@
             <w:r/>
             <w:r>
               <w:rPr>
-                <w:rFonts w:ascii="Arial" w:hAnsi="Arial"/>
+                <w:rFonts w:ascii="Verdana" w:hAnsi="Verdana"/>
                 <w:b w:val="0"/>
                 <w:sz w:val="16"/>
               </w:rPr>
@@ -9366,7 +9524,7 @@
             <w:r/>
             <w:r>
               <w:rPr>
-                <w:rFonts w:ascii="Arial" w:hAnsi="Arial"/>
+                <w:rFonts w:ascii="Verdana" w:hAnsi="Verdana"/>
                 <w:b w:val="0"/>
                 <w:sz w:val="16"/>
               </w:rPr>
@@ -9382,7 +9540,7 @@
             <w:r/>
             <w:r>
               <w:rPr>
-                <w:rFonts w:ascii="Arial" w:hAnsi="Arial"/>
+                <w:rFonts w:ascii="Verdana" w:hAnsi="Verdana"/>
                 <w:b w:val="0"/>
                 <w:sz w:val="16"/>
               </w:rPr>
@@ -9398,7 +9556,7 @@
             <w:r/>
             <w:r>
               <w:rPr>
-                <w:rFonts w:ascii="Arial" w:hAnsi="Arial"/>
+                <w:rFonts w:ascii="Verdana" w:hAnsi="Verdana"/>
                 <w:b w:val="0"/>
                 <w:sz w:val="16"/>
               </w:rPr>
@@ -9414,7 +9572,7 @@
             <w:r/>
             <w:r>
               <w:rPr>
-                <w:rFonts w:ascii="Arial" w:hAnsi="Arial"/>
+                <w:rFonts w:ascii="Verdana" w:hAnsi="Verdana"/>
                 <w:b w:val="0"/>
                 <w:sz w:val="16"/>
               </w:rPr>
@@ -9423,15 +9581,18 @@
         </w:tc>
       </w:tr>
       <w:tr>
-        <w:tc>
-          <w:tcPr>
-            <w:tcW w:type="dxa" w:w="1514"/>
-          </w:tcPr>
-          <w:p>
-            <w:r/>
-            <w:r>
-              <w:rPr>
-                <w:rFonts w:ascii="Arial" w:hAnsi="Arial"/>
+        <w:trPr>
+          <w:cantSplit/>
+        </w:trPr>
+        <w:tc>
+          <w:tcPr>
+            <w:tcW w:type="dxa" w:w="1514"/>
+          </w:tcPr>
+          <w:p>
+            <w:r/>
+            <w:r>
+              <w:rPr>
+                <w:rFonts w:ascii="Verdana" w:hAnsi="Verdana"/>
                 <w:b w:val="0"/>
                 <w:sz w:val="16"/>
               </w:rPr>
@@ -9447,7 +9608,7 @@
             <w:r/>
             <w:r>
               <w:rPr>
-                <w:rFonts w:ascii="Arial" w:hAnsi="Arial"/>
+                <w:rFonts w:ascii="Verdana" w:hAnsi="Verdana"/>
                 <w:b w:val="0"/>
                 <w:sz w:val="16"/>
               </w:rPr>
@@ -9463,7 +9624,7 @@
             <w:r/>
             <w:r>
               <w:rPr>
-                <w:rFonts w:ascii="Arial" w:hAnsi="Arial"/>
+                <w:rFonts w:ascii="Verdana" w:hAnsi="Verdana"/>
                 <w:b w:val="0"/>
                 <w:sz w:val="16"/>
               </w:rPr>
@@ -9479,7 +9640,7 @@
             <w:r/>
             <w:r>
               <w:rPr>
-                <w:rFonts w:ascii="Arial" w:hAnsi="Arial"/>
+                <w:rFonts w:ascii="Verdana" w:hAnsi="Verdana"/>
                 <w:b w:val="0"/>
                 <w:sz w:val="16"/>
               </w:rPr>
@@ -9495,7 +9656,7 @@
             <w:r/>
             <w:r>
               <w:rPr>
-                <w:rFonts w:ascii="Arial" w:hAnsi="Arial"/>
+                <w:rFonts w:ascii="Verdana" w:hAnsi="Verdana"/>
                 <w:b w:val="0"/>
                 <w:sz w:val="16"/>
               </w:rPr>
@@ -9511,7 +9672,7 @@
             <w:r/>
             <w:r>
               <w:rPr>
-                <w:rFonts w:ascii="Arial" w:hAnsi="Arial"/>
+                <w:rFonts w:ascii="Verdana" w:hAnsi="Verdana"/>
                 <w:b w:val="0"/>
                 <w:sz w:val="16"/>
               </w:rPr>
@@ -9527,7 +9688,7 @@
             <w:r/>
             <w:r>
               <w:rPr>
-                <w:rFonts w:ascii="Arial" w:hAnsi="Arial"/>
+                <w:rFonts w:ascii="Verdana" w:hAnsi="Verdana"/>
                 <w:b w:val="0"/>
                 <w:sz w:val="16"/>
               </w:rPr>
@@ -9543,7 +9704,7 @@
             <w:r/>
             <w:r>
               <w:rPr>
-                <w:rFonts w:ascii="Arial" w:hAnsi="Arial"/>
+                <w:rFonts w:ascii="Verdana" w:hAnsi="Verdana"/>
                 <w:b w:val="0"/>
                 <w:sz w:val="16"/>
               </w:rPr>
@@ -9559,7 +9720,7 @@
             <w:r/>
             <w:r>
               <w:rPr>
-                <w:rFonts w:ascii="Arial" w:hAnsi="Arial"/>
+                <w:rFonts w:ascii="Verdana" w:hAnsi="Verdana"/>
                 <w:b w:val="0"/>
                 <w:sz w:val="16"/>
               </w:rPr>
@@ -9575,7 +9736,7 @@
             <w:r/>
             <w:r>
               <w:rPr>
-                <w:rFonts w:ascii="Arial" w:hAnsi="Arial"/>
+                <w:rFonts w:ascii="Verdana" w:hAnsi="Verdana"/>
                 <w:b w:val="0"/>
                 <w:sz w:val="16"/>
               </w:rPr>
@@ -9584,15 +9745,18 @@
         </w:tc>
       </w:tr>
       <w:tr>
-        <w:tc>
-          <w:tcPr>
-            <w:tcW w:type="dxa" w:w="1514"/>
-          </w:tcPr>
-          <w:p>
-            <w:r/>
-            <w:r>
-              <w:rPr>
-                <w:rFonts w:ascii="Arial" w:hAnsi="Arial"/>
+        <w:trPr>
+          <w:cantSplit/>
+        </w:trPr>
+        <w:tc>
+          <w:tcPr>
+            <w:tcW w:type="dxa" w:w="1514"/>
+          </w:tcPr>
+          <w:p>
+            <w:r/>
+            <w:r>
+              <w:rPr>
+                <w:rFonts w:ascii="Verdana" w:hAnsi="Verdana"/>
                 <w:b w:val="0"/>
                 <w:sz w:val="16"/>
               </w:rPr>
@@ -9608,7 +9772,7 @@
             <w:r/>
             <w:r>
               <w:rPr>
-                <w:rFonts w:ascii="Arial" w:hAnsi="Arial"/>
+                <w:rFonts w:ascii="Verdana" w:hAnsi="Verdana"/>
                 <w:b w:val="0"/>
                 <w:sz w:val="16"/>
               </w:rPr>
@@ -9624,7 +9788,7 @@
             <w:r/>
             <w:r>
               <w:rPr>
-                <w:rFonts w:ascii="Arial" w:hAnsi="Arial"/>
+                <w:rFonts w:ascii="Verdana" w:hAnsi="Verdana"/>
                 <w:b w:val="0"/>
                 <w:sz w:val="16"/>
               </w:rPr>
@@ -9640,7 +9804,7 @@
             <w:r/>
             <w:r>
               <w:rPr>
-                <w:rFonts w:ascii="Arial" w:hAnsi="Arial"/>
+                <w:rFonts w:ascii="Verdana" w:hAnsi="Verdana"/>
                 <w:b w:val="0"/>
                 <w:sz w:val="16"/>
               </w:rPr>
@@ -9656,7 +9820,7 @@
             <w:r/>
             <w:r>
               <w:rPr>
-                <w:rFonts w:ascii="Arial" w:hAnsi="Arial"/>
+                <w:rFonts w:ascii="Verdana" w:hAnsi="Verdana"/>
                 <w:b w:val="0"/>
                 <w:sz w:val="16"/>
               </w:rPr>
@@ -9672,7 +9836,7 @@
             <w:r/>
             <w:r>
               <w:rPr>
-                <w:rFonts w:ascii="Arial" w:hAnsi="Arial"/>
+                <w:rFonts w:ascii="Verdana" w:hAnsi="Verdana"/>
                 <w:b w:val="0"/>
                 <w:sz w:val="16"/>
               </w:rPr>
@@ -9688,7 +9852,7 @@
             <w:r/>
             <w:r>
               <w:rPr>
-                <w:rFonts w:ascii="Arial" w:hAnsi="Arial"/>
+                <w:rFonts w:ascii="Verdana" w:hAnsi="Verdana"/>
                 <w:b w:val="0"/>
                 <w:sz w:val="16"/>
               </w:rPr>
@@ -9704,7 +9868,7 @@
             <w:r/>
             <w:r>
               <w:rPr>
-                <w:rFonts w:ascii="Arial" w:hAnsi="Arial"/>
+                <w:rFonts w:ascii="Verdana" w:hAnsi="Verdana"/>
                 <w:b w:val="0"/>
                 <w:sz w:val="16"/>
               </w:rPr>
@@ -9720,7 +9884,7 @@
             <w:r/>
             <w:r>
               <w:rPr>
-                <w:rFonts w:ascii="Arial" w:hAnsi="Arial"/>
+                <w:rFonts w:ascii="Verdana" w:hAnsi="Verdana"/>
                 <w:b w:val="0"/>
                 <w:sz w:val="16"/>
               </w:rPr>
@@ -9736,7 +9900,7 @@
             <w:r/>
             <w:r>
               <w:rPr>
-                <w:rFonts w:ascii="Arial" w:hAnsi="Arial"/>
+                <w:rFonts w:ascii="Verdana" w:hAnsi="Verdana"/>
                 <w:b w:val="0"/>
                 <w:sz w:val="16"/>
               </w:rPr>
@@ -9745,15 +9909,18 @@
         </w:tc>
       </w:tr>
       <w:tr>
-        <w:tc>
-          <w:tcPr>
-            <w:tcW w:type="dxa" w:w="1514"/>
-          </w:tcPr>
-          <w:p>
-            <w:r/>
-            <w:r>
-              <w:rPr>
-                <w:rFonts w:ascii="Arial" w:hAnsi="Arial"/>
+        <w:trPr>
+          <w:cantSplit/>
+        </w:trPr>
+        <w:tc>
+          <w:tcPr>
+            <w:tcW w:type="dxa" w:w="1514"/>
+          </w:tcPr>
+          <w:p>
+            <w:r/>
+            <w:r>
+              <w:rPr>
+                <w:rFonts w:ascii="Verdana" w:hAnsi="Verdana"/>
                 <w:b w:val="0"/>
                 <w:sz w:val="16"/>
               </w:rPr>
@@ -9769,7 +9936,7 @@
             <w:r/>
             <w:r>
               <w:rPr>
-                <w:rFonts w:ascii="Arial" w:hAnsi="Arial"/>
+                <w:rFonts w:ascii="Verdana" w:hAnsi="Verdana"/>
                 <w:b w:val="0"/>
                 <w:sz w:val="16"/>
               </w:rPr>
@@ -9785,7 +9952,7 @@
             <w:r/>
             <w:r>
               <w:rPr>
-                <w:rFonts w:ascii="Arial" w:hAnsi="Arial"/>
+                <w:rFonts w:ascii="Verdana" w:hAnsi="Verdana"/>
                 <w:b w:val="0"/>
                 <w:sz w:val="16"/>
               </w:rPr>
@@ -9801,7 +9968,7 @@
             <w:r/>
             <w:r>
               <w:rPr>
-                <w:rFonts w:ascii="Arial" w:hAnsi="Arial"/>
+                <w:rFonts w:ascii="Verdana" w:hAnsi="Verdana"/>
                 <w:b w:val="0"/>
                 <w:sz w:val="16"/>
               </w:rPr>
@@ -9817,7 +9984,7 @@
             <w:r/>
             <w:r>
               <w:rPr>
-                <w:rFonts w:ascii="Arial" w:hAnsi="Arial"/>
+                <w:rFonts w:ascii="Verdana" w:hAnsi="Verdana"/>
                 <w:b w:val="0"/>
                 <w:sz w:val="16"/>
               </w:rPr>
@@ -9833,7 +10000,7 @@
             <w:r/>
             <w:r>
               <w:rPr>
-                <w:rFonts w:ascii="Arial" w:hAnsi="Arial"/>
+                <w:rFonts w:ascii="Verdana" w:hAnsi="Verdana"/>
                 <w:b w:val="0"/>
                 <w:sz w:val="16"/>
               </w:rPr>
@@ -9849,7 +10016,7 @@
             <w:r/>
             <w:r>
               <w:rPr>
-                <w:rFonts w:ascii="Arial" w:hAnsi="Arial"/>
+                <w:rFonts w:ascii="Verdana" w:hAnsi="Verdana"/>
                 <w:b w:val="0"/>
                 <w:sz w:val="16"/>
               </w:rPr>
@@ -9865,7 +10032,7 @@
             <w:r/>
             <w:r>
               <w:rPr>
-                <w:rFonts w:ascii="Arial" w:hAnsi="Arial"/>
+                <w:rFonts w:ascii="Verdana" w:hAnsi="Verdana"/>
                 <w:b w:val="0"/>
                 <w:sz w:val="16"/>
               </w:rPr>
@@ -9881,7 +10048,7 @@
             <w:r/>
             <w:r>
               <w:rPr>
-                <w:rFonts w:ascii="Arial" w:hAnsi="Arial"/>
+                <w:rFonts w:ascii="Verdana" w:hAnsi="Verdana"/>
                 <w:b w:val="0"/>
                 <w:sz w:val="16"/>
               </w:rPr>
@@ -9897,7 +10064,7 @@
             <w:r/>
             <w:r>
               <w:rPr>
-                <w:rFonts w:ascii="Arial" w:hAnsi="Arial"/>
+                <w:rFonts w:ascii="Verdana" w:hAnsi="Verdana"/>
                 <w:b w:val="0"/>
                 <w:sz w:val="16"/>
               </w:rPr>
@@ -9906,15 +10073,18 @@
         </w:tc>
       </w:tr>
       <w:tr>
-        <w:tc>
-          <w:tcPr>
-            <w:tcW w:type="dxa" w:w="1514"/>
-          </w:tcPr>
-          <w:p>
-            <w:r/>
-            <w:r>
-              <w:rPr>
-                <w:rFonts w:ascii="Arial" w:hAnsi="Arial"/>
+        <w:trPr>
+          <w:cantSplit/>
+        </w:trPr>
+        <w:tc>
+          <w:tcPr>
+            <w:tcW w:type="dxa" w:w="1514"/>
+          </w:tcPr>
+          <w:p>
+            <w:r/>
+            <w:r>
+              <w:rPr>
+                <w:rFonts w:ascii="Verdana" w:hAnsi="Verdana"/>
                 <w:b w:val="0"/>
                 <w:sz w:val="16"/>
               </w:rPr>
@@ -9930,7 +10100,7 @@
             <w:r/>
             <w:r>
               <w:rPr>
-                <w:rFonts w:ascii="Arial" w:hAnsi="Arial"/>
+                <w:rFonts w:ascii="Verdana" w:hAnsi="Verdana"/>
                 <w:b w:val="0"/>
                 <w:sz w:val="16"/>
               </w:rPr>
@@ -9946,7 +10116,7 @@
             <w:r/>
             <w:r>
               <w:rPr>
-                <w:rFonts w:ascii="Arial" w:hAnsi="Arial"/>
+                <w:rFonts w:ascii="Verdana" w:hAnsi="Verdana"/>
                 <w:b w:val="0"/>
                 <w:sz w:val="16"/>
               </w:rPr>
@@ -9962,7 +10132,7 @@
             <w:r/>
             <w:r>
               <w:rPr>
-                <w:rFonts w:ascii="Arial" w:hAnsi="Arial"/>
+                <w:rFonts w:ascii="Verdana" w:hAnsi="Verdana"/>
                 <w:b w:val="0"/>
                 <w:sz w:val="16"/>
               </w:rPr>
@@ -9978,7 +10148,7 @@
             <w:r/>
             <w:r>
               <w:rPr>
-                <w:rFonts w:ascii="Arial" w:hAnsi="Arial"/>
+                <w:rFonts w:ascii="Verdana" w:hAnsi="Verdana"/>
                 <w:b w:val="0"/>
                 <w:sz w:val="16"/>
               </w:rPr>
@@ -9994,7 +10164,7 @@
             <w:r/>
             <w:r>
               <w:rPr>
-                <w:rFonts w:ascii="Arial" w:hAnsi="Arial"/>
+                <w:rFonts w:ascii="Verdana" w:hAnsi="Verdana"/>
                 <w:b w:val="0"/>
                 <w:sz w:val="16"/>
               </w:rPr>
@@ -10010,7 +10180,7 @@
             <w:r/>
             <w:r>
               <w:rPr>
-                <w:rFonts w:ascii="Arial" w:hAnsi="Arial"/>
+                <w:rFonts w:ascii="Verdana" w:hAnsi="Verdana"/>
                 <w:b w:val="0"/>
                 <w:sz w:val="16"/>
               </w:rPr>
@@ -10026,7 +10196,7 @@
             <w:r/>
             <w:r>
               <w:rPr>
-                <w:rFonts w:ascii="Arial" w:hAnsi="Arial"/>
+                <w:rFonts w:ascii="Verdana" w:hAnsi="Verdana"/>
                 <w:b w:val="0"/>
                 <w:sz w:val="16"/>
               </w:rPr>
@@ -10042,7 +10212,7 @@
             <w:r/>
             <w:r>
               <w:rPr>
-                <w:rFonts w:ascii="Arial" w:hAnsi="Arial"/>
+                <w:rFonts w:ascii="Verdana" w:hAnsi="Verdana"/>
                 <w:b w:val="0"/>
                 <w:sz w:val="16"/>
               </w:rPr>
@@ -10058,25 +10228,28 @@
             <w:r/>
             <w:r>
               <w:rPr>
-                <w:rFonts w:ascii="Arial" w:hAnsi="Arial"/>
-                <w:b w:val="0"/>
-                <w:sz w:val="16"/>
-              </w:rPr>
-              <w:t>Note 5: (0 is good, 1 is bad)</w:t>
+                <w:rFonts w:ascii="Verdana" w:hAnsi="Verdana"/>
+                <w:b w:val="0"/>
+                <w:sz w:val="16"/>
+              </w:rPr>
+              <w:t>Note 5: As supplied by originating sub-centre ARINC, this value is a pseudo-value rather than the actual value. The Relationship between this pseudo-value and the true value is known only by ARINC.</w:t>
             </w:r>
           </w:p>
         </w:tc>
       </w:tr>
       <w:tr>
-        <w:tc>
-          <w:tcPr>
-            <w:tcW w:type="dxa" w:w="1514"/>
-          </w:tcPr>
-          <w:p>
-            <w:r/>
-            <w:r>
-              <w:rPr>
-                <w:rFonts w:ascii="Arial" w:hAnsi="Arial"/>
+        <w:trPr>
+          <w:cantSplit/>
+        </w:trPr>
+        <w:tc>
+          <w:tcPr>
+            <w:tcW w:type="dxa" w:w="1514"/>
+          </w:tcPr>
+          <w:p>
+            <w:r/>
+            <w:r>
+              <w:rPr>
+                <w:rFonts w:ascii="Verdana" w:hAnsi="Verdana"/>
                 <w:b w:val="0"/>
                 <w:sz w:val="16"/>
               </w:rPr>
@@ -10092,7 +10265,7 @@
             <w:r/>
             <w:r>
               <w:rPr>
-                <w:rFonts w:ascii="Arial" w:hAnsi="Arial"/>
+                <w:rFonts w:ascii="Verdana" w:hAnsi="Verdana"/>
                 <w:b w:val="0"/>
                 <w:sz w:val="16"/>
               </w:rPr>
@@ -10108,7 +10281,7 @@
             <w:r/>
             <w:r>
               <w:rPr>
-                <w:rFonts w:ascii="Arial" w:hAnsi="Arial"/>
+                <w:rFonts w:ascii="Verdana" w:hAnsi="Verdana"/>
                 <w:b w:val="0"/>
                 <w:sz w:val="16"/>
               </w:rPr>
@@ -10124,7 +10297,7 @@
             <w:r/>
             <w:r>
               <w:rPr>
-                <w:rFonts w:ascii="Arial" w:hAnsi="Arial"/>
+                <w:rFonts w:ascii="Verdana" w:hAnsi="Verdana"/>
                 <w:b w:val="0"/>
                 <w:sz w:val="16"/>
               </w:rPr>
@@ -10140,7 +10313,7 @@
             <w:r/>
             <w:r>
               <w:rPr>
-                <w:rFonts w:ascii="Arial" w:hAnsi="Arial"/>
+                <w:rFonts w:ascii="Verdana" w:hAnsi="Verdana"/>
                 <w:b w:val="0"/>
                 <w:sz w:val="16"/>
               </w:rPr>
@@ -10156,7 +10329,7 @@
             <w:r/>
             <w:r>
               <w:rPr>
-                <w:rFonts w:ascii="Arial" w:hAnsi="Arial"/>
+                <w:rFonts w:ascii="Verdana" w:hAnsi="Verdana"/>
                 <w:b w:val="0"/>
                 <w:sz w:val="16"/>
               </w:rPr>
@@ -10172,7 +10345,7 @@
             <w:r/>
             <w:r>
               <w:rPr>
-                <w:rFonts w:ascii="Arial" w:hAnsi="Arial"/>
+                <w:rFonts w:ascii="Verdana" w:hAnsi="Verdana"/>
                 <w:b w:val="0"/>
                 <w:sz w:val="16"/>
               </w:rPr>
@@ -10188,7 +10361,7 @@
             <w:r/>
             <w:r>
               <w:rPr>
-                <w:rFonts w:ascii="Arial" w:hAnsi="Arial"/>
+                <w:rFonts w:ascii="Verdana" w:hAnsi="Verdana"/>
                 <w:b w:val="0"/>
                 <w:sz w:val="16"/>
               </w:rPr>
@@ -10204,7 +10377,7 @@
             <w:r/>
             <w:r>
               <w:rPr>
-                <w:rFonts w:ascii="Arial" w:hAnsi="Arial"/>
+                <w:rFonts w:ascii="Verdana" w:hAnsi="Verdana"/>
                 <w:b w:val="0"/>
                 <w:sz w:val="16"/>
               </w:rPr>
@@ -10220,7 +10393,7 @@
             <w:r/>
             <w:r>
               <w:rPr>
-                <w:rFonts w:ascii="Arial" w:hAnsi="Arial"/>
+                <w:rFonts w:ascii="Verdana" w:hAnsi="Verdana"/>
                 <w:b w:val="0"/>
                 <w:sz w:val="16"/>
               </w:rPr>
@@ -10229,15 +10402,18 @@
         </w:tc>
       </w:tr>
       <w:tr>
-        <w:tc>
-          <w:tcPr>
-            <w:tcW w:type="dxa" w:w="1514"/>
-          </w:tcPr>
-          <w:p>
-            <w:r/>
-            <w:r>
-              <w:rPr>
-                <w:rFonts w:ascii="Arial" w:hAnsi="Arial"/>
+        <w:trPr>
+          <w:cantSplit/>
+        </w:trPr>
+        <w:tc>
+          <w:tcPr>
+            <w:tcW w:type="dxa" w:w="1514"/>
+          </w:tcPr>
+          <w:p>
+            <w:r/>
+            <w:r>
+              <w:rPr>
+                <w:rFonts w:ascii="Verdana" w:hAnsi="Verdana"/>
                 <w:b w:val="0"/>
                 <w:sz w:val="16"/>
               </w:rPr>
@@ -10253,7 +10429,7 @@
             <w:r/>
             <w:r>
               <w:rPr>
-                <w:rFonts w:ascii="Arial" w:hAnsi="Arial"/>
+                <w:rFonts w:ascii="Verdana" w:hAnsi="Verdana"/>
                 <w:b w:val="0"/>
                 <w:sz w:val="16"/>
               </w:rPr>
@@ -10269,7 +10445,7 @@
             <w:r/>
             <w:r>
               <w:rPr>
-                <w:rFonts w:ascii="Arial" w:hAnsi="Arial"/>
+                <w:rFonts w:ascii="Verdana" w:hAnsi="Verdana"/>
                 <w:b w:val="0"/>
                 <w:sz w:val="16"/>
               </w:rPr>
@@ -10285,7 +10461,7 @@
             <w:r/>
             <w:r>
               <w:rPr>
-                <w:rFonts w:ascii="Arial" w:hAnsi="Arial"/>
+                <w:rFonts w:ascii="Verdana" w:hAnsi="Verdana"/>
                 <w:b w:val="0"/>
                 <w:sz w:val="16"/>
               </w:rPr>
@@ -10301,7 +10477,7 @@
             <w:r/>
             <w:r>
               <w:rPr>
-                <w:rFonts w:ascii="Arial" w:hAnsi="Arial"/>
+                <w:rFonts w:ascii="Verdana" w:hAnsi="Verdana"/>
                 <w:b w:val="0"/>
                 <w:sz w:val="16"/>
               </w:rPr>
@@ -10317,7 +10493,7 @@
             <w:r/>
             <w:r>
               <w:rPr>
-                <w:rFonts w:ascii="Arial" w:hAnsi="Arial"/>
+                <w:rFonts w:ascii="Verdana" w:hAnsi="Verdana"/>
                 <w:b w:val="0"/>
                 <w:sz w:val="16"/>
               </w:rPr>
@@ -10333,7 +10509,7 @@
             <w:r/>
             <w:r>
               <w:rPr>
-                <w:rFonts w:ascii="Arial" w:hAnsi="Arial"/>
+                <w:rFonts w:ascii="Verdana" w:hAnsi="Verdana"/>
                 <w:b w:val="0"/>
                 <w:sz w:val="16"/>
               </w:rPr>
@@ -10349,7 +10525,7 @@
             <w:r/>
             <w:r>
               <w:rPr>
-                <w:rFonts w:ascii="Arial" w:hAnsi="Arial"/>
+                <w:rFonts w:ascii="Verdana" w:hAnsi="Verdana"/>
                 <w:b w:val="0"/>
                 <w:sz w:val="16"/>
               </w:rPr>
@@ -10365,7 +10541,7 @@
             <w:r/>
             <w:r>
               <w:rPr>
-                <w:rFonts w:ascii="Arial" w:hAnsi="Arial"/>
+                <w:rFonts w:ascii="Verdana" w:hAnsi="Verdana"/>
                 <w:b w:val="0"/>
                 <w:sz w:val="16"/>
               </w:rPr>
@@ -10381,25 +10557,28 @@
             <w:r/>
             <w:r>
               <w:rPr>
-                <w:rFonts w:ascii="Arial" w:hAnsi="Arial"/>
-                <w:b w:val="0"/>
-                <w:sz w:val="16"/>
-              </w:rPr>
-              <w:t>Note 6: (See Common Code table C-1 in Part C/c.)</w:t>
+                <w:rFonts w:ascii="Verdana" w:hAnsi="Verdana"/>
+                <w:b w:val="0"/>
+                <w:sz w:val="16"/>
+              </w:rPr>
+              <w:t>Note 6: Code table values: FRQ = code figure 8 (8 oktas) OCNL EMBD = code figure 6 (6 oktas) ISOL = code figure 2 (2 oktas) when the cloud = Cb.</w:t>
             </w:r>
           </w:p>
         </w:tc>
       </w:tr>
       <w:tr>
-        <w:tc>
-          <w:tcPr>
-            <w:tcW w:type="dxa" w:w="1514"/>
-          </w:tcPr>
-          <w:p>
-            <w:r/>
-            <w:r>
-              <w:rPr>
-                <w:rFonts w:ascii="Arial" w:hAnsi="Arial"/>
+        <w:trPr>
+          <w:cantSplit/>
+        </w:trPr>
+        <w:tc>
+          <w:tcPr>
+            <w:tcW w:type="dxa" w:w="1514"/>
+          </w:tcPr>
+          <w:p>
+            <w:r/>
+            <w:r>
+              <w:rPr>
+                <w:rFonts w:ascii="Verdana" w:hAnsi="Verdana"/>
                 <w:b w:val="0"/>
                 <w:sz w:val="16"/>
               </w:rPr>
@@ -10415,7 +10594,7 @@
             <w:r/>
             <w:r>
               <w:rPr>
-                <w:rFonts w:ascii="Arial" w:hAnsi="Arial"/>
+                <w:rFonts w:ascii="Verdana" w:hAnsi="Verdana"/>
                 <w:b w:val="0"/>
                 <w:sz w:val="16"/>
               </w:rPr>
@@ -10431,7 +10610,7 @@
             <w:r/>
             <w:r>
               <w:rPr>
-                <w:rFonts w:ascii="Arial" w:hAnsi="Arial"/>
+                <w:rFonts w:ascii="Verdana" w:hAnsi="Verdana"/>
                 <w:b w:val="0"/>
                 <w:sz w:val="16"/>
               </w:rPr>
@@ -10447,7 +10626,7 @@
             <w:r/>
             <w:r>
               <w:rPr>
-                <w:rFonts w:ascii="Arial" w:hAnsi="Arial"/>
+                <w:rFonts w:ascii="Verdana" w:hAnsi="Verdana"/>
                 <w:b w:val="0"/>
                 <w:sz w:val="16"/>
               </w:rPr>
@@ -10463,7 +10642,7 @@
             <w:r/>
             <w:r>
               <w:rPr>
-                <w:rFonts w:ascii="Arial" w:hAnsi="Arial"/>
+                <w:rFonts w:ascii="Verdana" w:hAnsi="Verdana"/>
                 <w:b w:val="0"/>
                 <w:sz w:val="16"/>
               </w:rPr>
@@ -10479,7 +10658,7 @@
             <w:r/>
             <w:r>
               <w:rPr>
-                <w:rFonts w:ascii="Arial" w:hAnsi="Arial"/>
+                <w:rFonts w:ascii="Verdana" w:hAnsi="Verdana"/>
                 <w:b w:val="0"/>
                 <w:sz w:val="16"/>
               </w:rPr>
@@ -10495,7 +10674,7 @@
             <w:r/>
             <w:r>
               <w:rPr>
-                <w:rFonts w:ascii="Arial" w:hAnsi="Arial"/>
+                <w:rFonts w:ascii="Verdana" w:hAnsi="Verdana"/>
                 <w:b w:val="0"/>
                 <w:sz w:val="16"/>
               </w:rPr>
@@ -10511,7 +10690,7 @@
             <w:r/>
             <w:r>
               <w:rPr>
-                <w:rFonts w:ascii="Arial" w:hAnsi="Arial"/>
+                <w:rFonts w:ascii="Verdana" w:hAnsi="Verdana"/>
                 <w:b w:val="0"/>
                 <w:sz w:val="16"/>
               </w:rPr>
@@ -10527,7 +10706,7 @@
             <w:r/>
             <w:r>
               <w:rPr>
-                <w:rFonts w:ascii="Arial" w:hAnsi="Arial"/>
+                <w:rFonts w:ascii="Verdana" w:hAnsi="Verdana"/>
                 <w:b w:val="0"/>
                 <w:sz w:val="16"/>
               </w:rPr>
@@ -10543,25 +10722,28 @@
             <w:r/>
             <w:r>
               <w:rPr>
-                <w:rFonts w:ascii="Arial" w:hAnsi="Arial"/>
-                <w:b w:val="0"/>
-                <w:sz w:val="16"/>
-              </w:rPr>
-              <w:t>Note 16: A consecutive sequence of 2 or more of location coordinates, such as latitude and longitude pairs,defines a line or polygon. Points shall be joined in the order given in the message. Any area described will fall left of the drawn boundary in the direction established by the order of the points given in the message. This definition is for simple non-intersecting polygons without holes.</w:t>
+                <w:rFonts w:ascii="Verdana" w:hAnsi="Verdana"/>
+                <w:b w:val="0"/>
+                <w:sz w:val="16"/>
+              </w:rPr>
+              <w:t>Note 16: Each BUFR message may contain data for a number of locations; the BUFR compression technique involves negligible overheads for data items that are invariant.</w:t>
             </w:r>
           </w:p>
         </w:tc>
       </w:tr>
       <w:tr>
-        <w:tc>
-          <w:tcPr>
-            <w:tcW w:type="dxa" w:w="1514"/>
-          </w:tcPr>
-          <w:p>
-            <w:r/>
-            <w:r>
-              <w:rPr>
-                <w:rFonts w:ascii="Arial" w:hAnsi="Arial"/>
+        <w:trPr>
+          <w:cantSplit/>
+        </w:trPr>
+        <w:tc>
+          <w:tcPr>
+            <w:tcW w:type="dxa" w:w="1514"/>
+          </w:tcPr>
+          <w:p>
+            <w:r/>
+            <w:r>
+              <w:rPr>
+                <w:rFonts w:ascii="Verdana" w:hAnsi="Verdana"/>
                 <w:b w:val="0"/>
                 <w:sz w:val="16"/>
               </w:rPr>
@@ -10577,7 +10759,7 @@
             <w:r/>
             <w:r>
               <w:rPr>
-                <w:rFonts w:ascii="Arial" w:hAnsi="Arial"/>
+                <w:rFonts w:ascii="Verdana" w:hAnsi="Verdana"/>
                 <w:b w:val="0"/>
                 <w:sz w:val="16"/>
               </w:rPr>
@@ -10593,7 +10775,7 @@
             <w:r/>
             <w:r>
               <w:rPr>
-                <w:rFonts w:ascii="Arial" w:hAnsi="Arial"/>
+                <w:rFonts w:ascii="Verdana" w:hAnsi="Verdana"/>
                 <w:b w:val="0"/>
                 <w:sz w:val="16"/>
               </w:rPr>
@@ -10609,7 +10791,7 @@
             <w:r/>
             <w:r>
               <w:rPr>
-                <w:rFonts w:ascii="Arial" w:hAnsi="Arial"/>
+                <w:rFonts w:ascii="Verdana" w:hAnsi="Verdana"/>
                 <w:b w:val="0"/>
                 <w:sz w:val="16"/>
               </w:rPr>
@@ -10625,7 +10807,7 @@
             <w:r/>
             <w:r>
               <w:rPr>
-                <w:rFonts w:ascii="Arial" w:hAnsi="Arial"/>
+                <w:rFonts w:ascii="Verdana" w:hAnsi="Verdana"/>
                 <w:b w:val="0"/>
                 <w:sz w:val="16"/>
               </w:rPr>
@@ -10641,7 +10823,7 @@
             <w:r/>
             <w:r>
               <w:rPr>
-                <w:rFonts w:ascii="Arial" w:hAnsi="Arial"/>
+                <w:rFonts w:ascii="Verdana" w:hAnsi="Verdana"/>
                 <w:b w:val="0"/>
                 <w:sz w:val="16"/>
               </w:rPr>
@@ -10657,7 +10839,7 @@
             <w:r/>
             <w:r>
               <w:rPr>
-                <w:rFonts w:ascii="Arial" w:hAnsi="Arial"/>
+                <w:rFonts w:ascii="Verdana" w:hAnsi="Verdana"/>
                 <w:b w:val="0"/>
                 <w:sz w:val="16"/>
               </w:rPr>
@@ -10673,7 +10855,7 @@
             <w:r/>
             <w:r>
               <w:rPr>
-                <w:rFonts w:ascii="Arial" w:hAnsi="Arial"/>
+                <w:rFonts w:ascii="Verdana" w:hAnsi="Verdana"/>
                 <w:b w:val="0"/>
                 <w:sz w:val="16"/>
               </w:rPr>
@@ -10689,7 +10871,7 @@
             <w:r/>
             <w:r>
               <w:rPr>
-                <w:rFonts w:ascii="Arial" w:hAnsi="Arial"/>
+                <w:rFonts w:ascii="Verdana" w:hAnsi="Verdana"/>
                 <w:b w:val="0"/>
                 <w:sz w:val="16"/>
               </w:rPr>
@@ -10705,25 +10887,28 @@
             <w:r/>
             <w:r>
               <w:rPr>
-                <w:rFonts w:ascii="Arial" w:hAnsi="Arial"/>
-                <w:b w:val="0"/>
-                <w:sz w:val="16"/>
-              </w:rPr>
-              <w:t>Note 7: (See Common Code table C-2 in Part C/c.)</w:t>
+                <w:rFonts w:ascii="Verdana" w:hAnsi="Verdana"/>
+                <w:b w:val="0"/>
+                <w:sz w:val="16"/>
+              </w:rPr>
+              <w:t>Note 7: Compound BUFR messages may be described within the data description section, if required (e.g. 3 01 041, 3 04 001, 3 04 002, 3 04 003, 3 04 004, 3 04 005, 3 04 006).</w:t>
             </w:r>
           </w:p>
         </w:tc>
       </w:tr>
       <w:tr>
-        <w:tc>
-          <w:tcPr>
-            <w:tcW w:type="dxa" w:w="1514"/>
-          </w:tcPr>
-          <w:p>
-            <w:r/>
-            <w:r>
-              <w:rPr>
-                <w:rFonts w:ascii="Arial" w:hAnsi="Arial"/>
+        <w:trPr>
+          <w:cantSplit/>
+        </w:trPr>
+        <w:tc>
+          <w:tcPr>
+            <w:tcW w:type="dxa" w:w="1514"/>
+          </w:tcPr>
+          <w:p>
+            <w:r/>
+            <w:r>
+              <w:rPr>
+                <w:rFonts w:ascii="Verdana" w:hAnsi="Verdana"/>
                 <w:b w:val="0"/>
                 <w:sz w:val="16"/>
               </w:rPr>
@@ -10739,7 +10924,7 @@
             <w:r/>
             <w:r>
               <w:rPr>
-                <w:rFonts w:ascii="Arial" w:hAnsi="Arial"/>
+                <w:rFonts w:ascii="Verdana" w:hAnsi="Verdana"/>
                 <w:b w:val="0"/>
                 <w:sz w:val="16"/>
               </w:rPr>
@@ -10755,7 +10940,7 @@
             <w:r/>
             <w:r>
               <w:rPr>
-                <w:rFonts w:ascii="Arial" w:hAnsi="Arial"/>
+                <w:rFonts w:ascii="Verdana" w:hAnsi="Verdana"/>
                 <w:b w:val="0"/>
                 <w:sz w:val="16"/>
               </w:rPr>
@@ -10771,7 +10956,7 @@
             <w:r/>
             <w:r>
               <w:rPr>
-                <w:rFonts w:ascii="Arial" w:hAnsi="Arial"/>
+                <w:rFonts w:ascii="Verdana" w:hAnsi="Verdana"/>
                 <w:b w:val="0"/>
                 <w:sz w:val="16"/>
               </w:rPr>
@@ -10787,7 +10972,7 @@
             <w:r/>
             <w:r>
               <w:rPr>
-                <w:rFonts w:ascii="Arial" w:hAnsi="Arial"/>
+                <w:rFonts w:ascii="Verdana" w:hAnsi="Verdana"/>
                 <w:b w:val="0"/>
                 <w:sz w:val="16"/>
               </w:rPr>
@@ -10803,7 +10988,7 @@
             <w:r/>
             <w:r>
               <w:rPr>
-                <w:rFonts w:ascii="Arial" w:hAnsi="Arial"/>
+                <w:rFonts w:ascii="Verdana" w:hAnsi="Verdana"/>
                 <w:b w:val="0"/>
                 <w:sz w:val="16"/>
               </w:rPr>
@@ -10819,7 +11004,7 @@
             <w:r/>
             <w:r>
               <w:rPr>
-                <w:rFonts w:ascii="Arial" w:hAnsi="Arial"/>
+                <w:rFonts w:ascii="Verdana" w:hAnsi="Verdana"/>
                 <w:b w:val="0"/>
                 <w:sz w:val="16"/>
               </w:rPr>
@@ -10835,7 +11020,7 @@
             <w:r/>
             <w:r>
               <w:rPr>
-                <w:rFonts w:ascii="Arial" w:hAnsi="Arial"/>
+                <w:rFonts w:ascii="Verdana" w:hAnsi="Verdana"/>
                 <w:b w:val="0"/>
                 <w:sz w:val="16"/>
               </w:rPr>
@@ -10851,7 +11036,7 @@
             <w:r/>
             <w:r>
               <w:rPr>
-                <w:rFonts w:ascii="Arial" w:hAnsi="Arial"/>
+                <w:rFonts w:ascii="Verdana" w:hAnsi="Verdana"/>
                 <w:b w:val="0"/>
                 <w:sz w:val="16"/>
               </w:rPr>
@@ -10867,25 +11052,28 @@
             <w:r/>
             <w:r>
               <w:rPr>
-                <w:rFonts w:ascii="Arial" w:hAnsi="Arial"/>
-                <w:b w:val="0"/>
-                <w:sz w:val="16"/>
-              </w:rPr>
-              <w:t>Note 17: All bits off implies a good calibration.</w:t>
+                <w:rFonts w:ascii="Verdana" w:hAnsi="Verdana"/>
+                <w:b w:val="0"/>
+                <w:sz w:val="16"/>
+              </w:rPr>
+              <w:t>Note 17: Each position of road sensors includes the measurements of: - Road surface temperature - Road subsurface temperatures - Water film thickness - Road surface condition</w:t>
             </w:r>
           </w:p>
         </w:tc>
       </w:tr>
       <w:tr>
-        <w:tc>
-          <w:tcPr>
-            <w:tcW w:type="dxa" w:w="1514"/>
-          </w:tcPr>
-          <w:p>
-            <w:r/>
-            <w:r>
-              <w:rPr>
-                <w:rFonts w:ascii="Arial" w:hAnsi="Arial"/>
+        <w:trPr>
+          <w:cantSplit/>
+        </w:trPr>
+        <w:tc>
+          <w:tcPr>
+            <w:tcW w:type="dxa" w:w="1514"/>
+          </w:tcPr>
+          <w:p>
+            <w:r/>
+            <w:r>
+              <w:rPr>
+                <w:rFonts w:ascii="Verdana" w:hAnsi="Verdana"/>
                 <w:b w:val="0"/>
                 <w:sz w:val="16"/>
               </w:rPr>
@@ -10901,7 +11089,7 @@
             <w:r/>
             <w:r>
               <w:rPr>
-                <w:rFonts w:ascii="Arial" w:hAnsi="Arial"/>
+                <w:rFonts w:ascii="Verdana" w:hAnsi="Verdana"/>
                 <w:b w:val="0"/>
                 <w:sz w:val="16"/>
               </w:rPr>
@@ -10917,7 +11105,7 @@
             <w:r/>
             <w:r>
               <w:rPr>
-                <w:rFonts w:ascii="Arial" w:hAnsi="Arial"/>
+                <w:rFonts w:ascii="Verdana" w:hAnsi="Verdana"/>
                 <w:b w:val="0"/>
                 <w:sz w:val="16"/>
               </w:rPr>
@@ -10933,7 +11121,7 @@
             <w:r/>
             <w:r>
               <w:rPr>
-                <w:rFonts w:ascii="Arial" w:hAnsi="Arial"/>
+                <w:rFonts w:ascii="Verdana" w:hAnsi="Verdana"/>
                 <w:b w:val="0"/>
                 <w:sz w:val="16"/>
               </w:rPr>
@@ -10949,7 +11137,7 @@
             <w:r/>
             <w:r>
               <w:rPr>
-                <w:rFonts w:ascii="Arial" w:hAnsi="Arial"/>
+                <w:rFonts w:ascii="Verdana" w:hAnsi="Verdana"/>
                 <w:b w:val="0"/>
                 <w:sz w:val="16"/>
               </w:rPr>
@@ -10965,7 +11153,7 @@
             <w:r/>
             <w:r>
               <w:rPr>
-                <w:rFonts w:ascii="Arial" w:hAnsi="Arial"/>
+                <w:rFonts w:ascii="Verdana" w:hAnsi="Verdana"/>
                 <w:b w:val="0"/>
                 <w:sz w:val="16"/>
               </w:rPr>
@@ -10981,7 +11169,7 @@
             <w:r/>
             <w:r>
               <w:rPr>
-                <w:rFonts w:ascii="Arial" w:hAnsi="Arial"/>
+                <w:rFonts w:ascii="Verdana" w:hAnsi="Verdana"/>
                 <w:b w:val="0"/>
                 <w:sz w:val="16"/>
               </w:rPr>
@@ -10997,7 +11185,7 @@
             <w:r/>
             <w:r>
               <w:rPr>
-                <w:rFonts w:ascii="Arial" w:hAnsi="Arial"/>
+                <w:rFonts w:ascii="Verdana" w:hAnsi="Verdana"/>
                 <w:b w:val="0"/>
                 <w:sz w:val="16"/>
               </w:rPr>
@@ -11013,7 +11201,7 @@
             <w:r/>
             <w:r>
               <w:rPr>
-                <w:rFonts w:ascii="Arial" w:hAnsi="Arial"/>
+                <w:rFonts w:ascii="Verdana" w:hAnsi="Verdana"/>
                 <w:b w:val="0"/>
                 <w:sz w:val="16"/>
               </w:rPr>
@@ -11029,25 +11217,28 @@
             <w:r/>
             <w:r>
               <w:rPr>
-                <w:rFonts w:ascii="Arial" w:hAnsi="Arial"/>
-                <w:b w:val="0"/>
-                <w:sz w:val="16"/>
-              </w:rPr>
-              <w:t>Note 8: (See Common Code table C-3)</w:t>
+                <w:rFonts w:ascii="Verdana" w:hAnsi="Verdana"/>
+                <w:b w:val="0"/>
+                <w:sz w:val="16"/>
+              </w:rPr>
+              <w:t>Note 8: Data represented by this sequence should be sorted in descending order with respect to pressure.</w:t>
             </w:r>
           </w:p>
         </w:tc>
       </w:tr>
       <w:tr>
-        <w:tc>
-          <w:tcPr>
-            <w:tcW w:type="dxa" w:w="1514"/>
-          </w:tcPr>
-          <w:p>
-            <w:r/>
-            <w:r>
-              <w:rPr>
-                <w:rFonts w:ascii="Arial" w:hAnsi="Arial"/>
+        <w:trPr>
+          <w:cantSplit/>
+        </w:trPr>
+        <w:tc>
+          <w:tcPr>
+            <w:tcW w:type="dxa" w:w="1514"/>
+          </w:tcPr>
+          <w:p>
+            <w:r/>
+            <w:r>
+              <w:rPr>
+                <w:rFonts w:ascii="Verdana" w:hAnsi="Verdana"/>
                 <w:b w:val="0"/>
                 <w:sz w:val="16"/>
               </w:rPr>
@@ -11063,7 +11254,7 @@
             <w:r/>
             <w:r>
               <w:rPr>
-                <w:rFonts w:ascii="Arial" w:hAnsi="Arial"/>
+                <w:rFonts w:ascii="Verdana" w:hAnsi="Verdana"/>
                 <w:b w:val="0"/>
                 <w:sz w:val="16"/>
               </w:rPr>
@@ -11079,7 +11270,7 @@
             <w:r/>
             <w:r>
               <w:rPr>
-                <w:rFonts w:ascii="Arial" w:hAnsi="Arial"/>
+                <w:rFonts w:ascii="Verdana" w:hAnsi="Verdana"/>
                 <w:b w:val="0"/>
                 <w:sz w:val="16"/>
               </w:rPr>
@@ -11095,7 +11286,7 @@
             <w:r/>
             <w:r>
               <w:rPr>
-                <w:rFonts w:ascii="Arial" w:hAnsi="Arial"/>
+                <w:rFonts w:ascii="Verdana" w:hAnsi="Verdana"/>
                 <w:b w:val="0"/>
                 <w:sz w:val="16"/>
               </w:rPr>
@@ -11111,7 +11302,7 @@
             <w:r/>
             <w:r>
               <w:rPr>
-                <w:rFonts w:ascii="Arial" w:hAnsi="Arial"/>
+                <w:rFonts w:ascii="Verdana" w:hAnsi="Verdana"/>
                 <w:b w:val="0"/>
                 <w:sz w:val="16"/>
               </w:rPr>
@@ -11127,7 +11318,7 @@
             <w:r/>
             <w:r>
               <w:rPr>
-                <w:rFonts w:ascii="Arial" w:hAnsi="Arial"/>
+                <w:rFonts w:ascii="Verdana" w:hAnsi="Verdana"/>
                 <w:b w:val="0"/>
                 <w:sz w:val="16"/>
               </w:rPr>
@@ -11143,7 +11334,7 @@
             <w:r/>
             <w:r>
               <w:rPr>
-                <w:rFonts w:ascii="Arial" w:hAnsi="Arial"/>
+                <w:rFonts w:ascii="Verdana" w:hAnsi="Verdana"/>
                 <w:b w:val="0"/>
                 <w:sz w:val="16"/>
               </w:rPr>
@@ -11159,7 +11350,7 @@
             <w:r/>
             <w:r>
               <w:rPr>
-                <w:rFonts w:ascii="Arial" w:hAnsi="Arial"/>
+                <w:rFonts w:ascii="Verdana" w:hAnsi="Verdana"/>
                 <w:b w:val="0"/>
                 <w:sz w:val="16"/>
               </w:rPr>
@@ -11175,7 +11366,7 @@
             <w:r/>
             <w:r>
               <w:rPr>
-                <w:rFonts w:ascii="Arial" w:hAnsi="Arial"/>
+                <w:rFonts w:ascii="Verdana" w:hAnsi="Verdana"/>
                 <w:b w:val="0"/>
                 <w:sz w:val="16"/>
               </w:rPr>
@@ -11191,25 +11382,28 @@
             <w:r/>
             <w:r>
               <w:rPr>
-                <w:rFonts w:ascii="Arial" w:hAnsi="Arial"/>
-                <w:b w:val="0"/>
-                <w:sz w:val="16"/>
-              </w:rPr>
-              <w:t>Note 22: Bit flags denoting the elements included in processing sounding data.</w:t>
+                <w:rFonts w:ascii="Verdana" w:hAnsi="Verdana"/>
+                <w:b w:val="0"/>
+                <w:sz w:val="16"/>
+              </w:rPr>
+              <w:t>Note 22: Full directional spectra (Ib = 1 in WAVEOB with more than one direction per wave number band). The replication count is the number of directions per wave number band that should normally cover the full circle.</w:t>
             </w:r>
           </w:p>
         </w:tc>
       </w:tr>
       <w:tr>
-        <w:tc>
-          <w:tcPr>
-            <w:tcW w:type="dxa" w:w="1514"/>
-          </w:tcPr>
-          <w:p>
-            <w:r/>
-            <w:r>
-              <w:rPr>
-                <w:rFonts w:ascii="Arial" w:hAnsi="Arial"/>
+        <w:trPr>
+          <w:cantSplit/>
+        </w:trPr>
+        <w:tc>
+          <w:tcPr>
+            <w:tcW w:type="dxa" w:w="1514"/>
+          </w:tcPr>
+          <w:p>
+            <w:r/>
+            <w:r>
+              <w:rPr>
+                <w:rFonts w:ascii="Verdana" w:hAnsi="Verdana"/>
                 <w:b w:val="0"/>
                 <w:sz w:val="16"/>
               </w:rPr>
@@ -11225,7 +11419,7 @@
             <w:r/>
             <w:r>
               <w:rPr>
-                <w:rFonts w:ascii="Arial" w:hAnsi="Arial"/>
+                <w:rFonts w:ascii="Verdana" w:hAnsi="Verdana"/>
                 <w:b w:val="0"/>
                 <w:sz w:val="16"/>
               </w:rPr>
@@ -11241,7 +11435,7 @@
             <w:r/>
             <w:r>
               <w:rPr>
-                <w:rFonts w:ascii="Arial" w:hAnsi="Arial"/>
+                <w:rFonts w:ascii="Verdana" w:hAnsi="Verdana"/>
                 <w:b w:val="0"/>
                 <w:sz w:val="16"/>
               </w:rPr>
@@ -11257,7 +11451,7 @@
             <w:r/>
             <w:r>
               <w:rPr>
-                <w:rFonts w:ascii="Arial" w:hAnsi="Arial"/>
+                <w:rFonts w:ascii="Verdana" w:hAnsi="Verdana"/>
                 <w:b w:val="0"/>
                 <w:sz w:val="16"/>
               </w:rPr>
@@ -11273,7 +11467,7 @@
             <w:r/>
             <w:r>
               <w:rPr>
-                <w:rFonts w:ascii="Arial" w:hAnsi="Arial"/>
+                <w:rFonts w:ascii="Verdana" w:hAnsi="Verdana"/>
                 <w:b w:val="0"/>
                 <w:sz w:val="16"/>
               </w:rPr>
@@ -11289,7 +11483,7 @@
             <w:r/>
             <w:r>
               <w:rPr>
-                <w:rFonts w:ascii="Arial" w:hAnsi="Arial"/>
+                <w:rFonts w:ascii="Verdana" w:hAnsi="Verdana"/>
                 <w:b w:val="0"/>
                 <w:sz w:val="16"/>
               </w:rPr>
@@ -11305,7 +11499,7 @@
             <w:r/>
             <w:r>
               <w:rPr>
-                <w:rFonts w:ascii="Arial" w:hAnsi="Arial"/>
+                <w:rFonts w:ascii="Verdana" w:hAnsi="Verdana"/>
                 <w:b w:val="0"/>
                 <w:sz w:val="16"/>
               </w:rPr>
@@ -11321,7 +11515,7 @@
             <w:r/>
             <w:r>
               <w:rPr>
-                <w:rFonts w:ascii="Arial" w:hAnsi="Arial"/>
+                <w:rFonts w:ascii="Verdana" w:hAnsi="Verdana"/>
                 <w:b w:val="0"/>
                 <w:sz w:val="16"/>
               </w:rPr>
@@ -11337,7 +11531,7 @@
             <w:r/>
             <w:r>
               <w:rPr>
-                <w:rFonts w:ascii="Arial" w:hAnsi="Arial"/>
+                <w:rFonts w:ascii="Verdana" w:hAnsi="Verdana"/>
                 <w:b w:val="0"/>
                 <w:sz w:val="16"/>
               </w:rPr>
@@ -11353,25 +11547,28 @@
             <w:r/>
             <w:r>
               <w:rPr>
-                <w:rFonts w:ascii="Arial" w:hAnsi="Arial"/>
-                <w:b w:val="0"/>
-                <w:sz w:val="16"/>
-              </w:rPr>
-              <w:t>Note 22: Bit flags denoting the elements included in processing sounding data.</w:t>
+                <w:rFonts w:ascii="Verdana" w:hAnsi="Verdana"/>
+                <w:b w:val="0"/>
+                <w:sz w:val="16"/>
+              </w:rPr>
+              <w:t>Note 22: Full directional spectra (Ib = 1 in WAVEOB with more than one direction per wave number band). The replication count is the number of directions per wave number band that should normally cover the full circle.</w:t>
             </w:r>
           </w:p>
         </w:tc>
       </w:tr>
       <w:tr>
-        <w:tc>
-          <w:tcPr>
-            <w:tcW w:type="dxa" w:w="1514"/>
-          </w:tcPr>
-          <w:p>
-            <w:r/>
-            <w:r>
-              <w:rPr>
-                <w:rFonts w:ascii="Arial" w:hAnsi="Arial"/>
+        <w:trPr>
+          <w:cantSplit/>
+        </w:trPr>
+        <w:tc>
+          <w:tcPr>
+            <w:tcW w:type="dxa" w:w="1514"/>
+          </w:tcPr>
+          <w:p>
+            <w:r/>
+            <w:r>
+              <w:rPr>
+                <w:rFonts w:ascii="Verdana" w:hAnsi="Verdana"/>
                 <w:b w:val="0"/>
                 <w:sz w:val="16"/>
               </w:rPr>
@@ -11387,7 +11584,7 @@
             <w:r/>
             <w:r>
               <w:rPr>
-                <w:rFonts w:ascii="Arial" w:hAnsi="Arial"/>
+                <w:rFonts w:ascii="Verdana" w:hAnsi="Verdana"/>
                 <w:b w:val="0"/>
                 <w:sz w:val="16"/>
               </w:rPr>
@@ -11403,7 +11600,7 @@
             <w:r/>
             <w:r>
               <w:rPr>
-                <w:rFonts w:ascii="Arial" w:hAnsi="Arial"/>
+                <w:rFonts w:ascii="Verdana" w:hAnsi="Verdana"/>
                 <w:b w:val="0"/>
                 <w:sz w:val="16"/>
               </w:rPr>
@@ -11419,7 +11616,7 @@
             <w:r/>
             <w:r>
               <w:rPr>
-                <w:rFonts w:ascii="Arial" w:hAnsi="Arial"/>
+                <w:rFonts w:ascii="Verdana" w:hAnsi="Verdana"/>
                 <w:b w:val="0"/>
                 <w:sz w:val="16"/>
               </w:rPr>
@@ -11435,7 +11632,7 @@
             <w:r/>
             <w:r>
               <w:rPr>
-                <w:rFonts w:ascii="Arial" w:hAnsi="Arial"/>
+                <w:rFonts w:ascii="Verdana" w:hAnsi="Verdana"/>
                 <w:b w:val="0"/>
                 <w:sz w:val="16"/>
               </w:rPr>
@@ -11451,7 +11648,7 @@
             <w:r/>
             <w:r>
               <w:rPr>
-                <w:rFonts w:ascii="Arial" w:hAnsi="Arial"/>
+                <w:rFonts w:ascii="Verdana" w:hAnsi="Verdana"/>
                 <w:b w:val="0"/>
                 <w:sz w:val="16"/>
               </w:rPr>
@@ -11467,7 +11664,7 @@
             <w:r/>
             <w:r>
               <w:rPr>
-                <w:rFonts w:ascii="Arial" w:hAnsi="Arial"/>
+                <w:rFonts w:ascii="Verdana" w:hAnsi="Verdana"/>
                 <w:b w:val="0"/>
                 <w:sz w:val="16"/>
               </w:rPr>
@@ -11483,7 +11680,7 @@
             <w:r/>
             <w:r>
               <w:rPr>
-                <w:rFonts w:ascii="Arial" w:hAnsi="Arial"/>
+                <w:rFonts w:ascii="Verdana" w:hAnsi="Verdana"/>
                 <w:b w:val="0"/>
                 <w:sz w:val="16"/>
               </w:rPr>
@@ -11499,7 +11696,7 @@
             <w:r/>
             <w:r>
               <w:rPr>
-                <w:rFonts w:ascii="Arial" w:hAnsi="Arial"/>
+                <w:rFonts w:ascii="Verdana" w:hAnsi="Verdana"/>
                 <w:b w:val="0"/>
                 <w:sz w:val="16"/>
               </w:rPr>
@@ -11515,25 +11712,28 @@
             <w:r/>
             <w:r>
               <w:rPr>
-                <w:rFonts w:ascii="Arial" w:hAnsi="Arial"/>
-                <w:b w:val="0"/>
-                <w:sz w:val="16"/>
-              </w:rPr>
-              <w:t>Note 22: Bit flags denoting the elements included in processing sounding data.</w:t>
+                <w:rFonts w:ascii="Verdana" w:hAnsi="Verdana"/>
+                <w:b w:val="0"/>
+                <w:sz w:val="16"/>
+              </w:rPr>
+              <w:t>Note 22: Full directional spectra (Ib = 1 in WAVEOB with more than one direction per wave number band). The replication count is the number of directions per wave number band that should normally cover the full circle.</w:t>
             </w:r>
           </w:p>
         </w:tc>
       </w:tr>
       <w:tr>
-        <w:tc>
-          <w:tcPr>
-            <w:tcW w:type="dxa" w:w="1514"/>
-          </w:tcPr>
-          <w:p>
-            <w:r/>
-            <w:r>
-              <w:rPr>
-                <w:rFonts w:ascii="Arial" w:hAnsi="Arial"/>
+        <w:trPr>
+          <w:cantSplit/>
+        </w:trPr>
+        <w:tc>
+          <w:tcPr>
+            <w:tcW w:type="dxa" w:w="1514"/>
+          </w:tcPr>
+          <w:p>
+            <w:r/>
+            <w:r>
+              <w:rPr>
+                <w:rFonts w:ascii="Verdana" w:hAnsi="Verdana"/>
                 <w:b w:val="0"/>
                 <w:sz w:val="16"/>
               </w:rPr>
@@ -11549,7 +11749,7 @@
             <w:r/>
             <w:r>
               <w:rPr>
-                <w:rFonts w:ascii="Arial" w:hAnsi="Arial"/>
+                <w:rFonts w:ascii="Verdana" w:hAnsi="Verdana"/>
                 <w:b w:val="0"/>
                 <w:sz w:val="16"/>
               </w:rPr>
@@ -11565,7 +11765,7 @@
             <w:r/>
             <w:r>
               <w:rPr>
-                <w:rFonts w:ascii="Arial" w:hAnsi="Arial"/>
+                <w:rFonts w:ascii="Verdana" w:hAnsi="Verdana"/>
                 <w:b w:val="0"/>
                 <w:sz w:val="16"/>
               </w:rPr>
@@ -11581,7 +11781,7 @@
             <w:r/>
             <w:r>
               <w:rPr>
-                <w:rFonts w:ascii="Arial" w:hAnsi="Arial"/>
+                <w:rFonts w:ascii="Verdana" w:hAnsi="Verdana"/>
                 <w:b w:val="0"/>
                 <w:sz w:val="16"/>
               </w:rPr>
@@ -11597,7 +11797,7 @@
             <w:r/>
             <w:r>
               <w:rPr>
-                <w:rFonts w:ascii="Arial" w:hAnsi="Arial"/>
+                <w:rFonts w:ascii="Verdana" w:hAnsi="Verdana"/>
                 <w:b w:val="0"/>
                 <w:sz w:val="16"/>
               </w:rPr>
@@ -11613,7 +11813,7 @@
             <w:r/>
             <w:r>
               <w:rPr>
-                <w:rFonts w:ascii="Arial" w:hAnsi="Arial"/>
+                <w:rFonts w:ascii="Verdana" w:hAnsi="Verdana"/>
                 <w:b w:val="0"/>
                 <w:sz w:val="16"/>
               </w:rPr>
@@ -11629,7 +11829,7 @@
             <w:r/>
             <w:r>
               <w:rPr>
-                <w:rFonts w:ascii="Arial" w:hAnsi="Arial"/>
+                <w:rFonts w:ascii="Verdana" w:hAnsi="Verdana"/>
                 <w:b w:val="0"/>
                 <w:sz w:val="16"/>
               </w:rPr>
@@ -11645,7 +11845,7 @@
             <w:r/>
             <w:r>
               <w:rPr>
-                <w:rFonts w:ascii="Arial" w:hAnsi="Arial"/>
+                <w:rFonts w:ascii="Verdana" w:hAnsi="Verdana"/>
                 <w:b w:val="0"/>
                 <w:sz w:val="16"/>
               </w:rPr>
@@ -11661,7 +11861,7 @@
             <w:r/>
             <w:r>
               <w:rPr>
-                <w:rFonts w:ascii="Arial" w:hAnsi="Arial"/>
+                <w:rFonts w:ascii="Verdana" w:hAnsi="Verdana"/>
                 <w:b w:val="0"/>
                 <w:sz w:val="16"/>
               </w:rPr>
@@ -11677,25 +11877,28 @@
             <w:r/>
             <w:r>
               <w:rPr>
-                <w:rFonts w:ascii="Arial" w:hAnsi="Arial"/>
-                <w:b w:val="0"/>
-                <w:sz w:val="16"/>
-              </w:rPr>
-              <w:t>Note 18: All first-order statistics are in the units defined by the original data descriptors.</w:t>
+                <w:rFonts w:ascii="Verdana" w:hAnsi="Verdana"/>
+                <w:b w:val="0"/>
+                <w:sz w:val="16"/>
+              </w:rPr>
+              <w:t>Note 18: No operator descriptors are reserved for local use.</w:t>
             </w:r>
           </w:p>
         </w:tc>
       </w:tr>
       <w:tr>
-        <w:tc>
-          <w:tcPr>
-            <w:tcW w:type="dxa" w:w="1514"/>
-          </w:tcPr>
-          <w:p>
-            <w:r/>
-            <w:r>
-              <w:rPr>
-                <w:rFonts w:ascii="Arial" w:hAnsi="Arial"/>
+        <w:trPr>
+          <w:cantSplit/>
+        </w:trPr>
+        <w:tc>
+          <w:tcPr>
+            <w:tcW w:type="dxa" w:w="1514"/>
+          </w:tcPr>
+          <w:p>
+            <w:r/>
+            <w:r>
+              <w:rPr>
+                <w:rFonts w:ascii="Verdana" w:hAnsi="Verdana"/>
                 <w:b w:val="0"/>
                 <w:sz w:val="16"/>
               </w:rPr>
@@ -11711,7 +11914,7 @@
             <w:r/>
             <w:r>
               <w:rPr>
-                <w:rFonts w:ascii="Arial" w:hAnsi="Arial"/>
+                <w:rFonts w:ascii="Verdana" w:hAnsi="Verdana"/>
                 <w:b w:val="0"/>
                 <w:sz w:val="16"/>
               </w:rPr>
@@ -11727,7 +11930,7 @@
             <w:r/>
             <w:r>
               <w:rPr>
-                <w:rFonts w:ascii="Arial" w:hAnsi="Arial"/>
+                <w:rFonts w:ascii="Verdana" w:hAnsi="Verdana"/>
                 <w:b w:val="0"/>
                 <w:sz w:val="16"/>
               </w:rPr>
@@ -11743,7 +11946,7 @@
             <w:r/>
             <w:r>
               <w:rPr>
-                <w:rFonts w:ascii="Arial" w:hAnsi="Arial"/>
+                <w:rFonts w:ascii="Verdana" w:hAnsi="Verdana"/>
                 <w:b w:val="0"/>
                 <w:sz w:val="16"/>
               </w:rPr>
@@ -11759,7 +11962,7 @@
             <w:r/>
             <w:r>
               <w:rPr>
-                <w:rFonts w:ascii="Arial" w:hAnsi="Arial"/>
+                <w:rFonts w:ascii="Verdana" w:hAnsi="Verdana"/>
                 <w:b w:val="0"/>
                 <w:sz w:val="16"/>
               </w:rPr>
@@ -11775,7 +11978,7 @@
             <w:r/>
             <w:r>
               <w:rPr>
-                <w:rFonts w:ascii="Arial" w:hAnsi="Arial"/>
+                <w:rFonts w:ascii="Verdana" w:hAnsi="Verdana"/>
                 <w:b w:val="0"/>
                 <w:sz w:val="16"/>
               </w:rPr>
@@ -11791,7 +11994,7 @@
             <w:r/>
             <w:r>
               <w:rPr>
-                <w:rFonts w:ascii="Arial" w:hAnsi="Arial"/>
+                <w:rFonts w:ascii="Verdana" w:hAnsi="Verdana"/>
                 <w:b w:val="0"/>
                 <w:sz w:val="16"/>
               </w:rPr>
@@ -11807,7 +12010,7 @@
             <w:r/>
             <w:r>
               <w:rPr>
-                <w:rFonts w:ascii="Arial" w:hAnsi="Arial"/>
+                <w:rFonts w:ascii="Verdana" w:hAnsi="Verdana"/>
                 <w:b w:val="0"/>
                 <w:sz w:val="16"/>
               </w:rPr>
@@ -11823,7 +12026,7 @@
             <w:r/>
             <w:r>
               <w:rPr>
-                <w:rFonts w:ascii="Arial" w:hAnsi="Arial"/>
+                <w:rFonts w:ascii="Verdana" w:hAnsi="Verdana"/>
                 <w:b w:val="0"/>
                 <w:sz w:val="16"/>
               </w:rPr>
@@ -11839,11 +12042,11 @@
             <w:r/>
             <w:r>
               <w:rPr>
-                <w:rFonts w:ascii="Arial" w:hAnsi="Arial"/>
-                <w:b w:val="0"/>
-                <w:sz w:val="16"/>
-              </w:rPr>
-              <w:t>Note 19: Associated field significance shall be used initially in conjunction with the quality of observed data.</w:t>
+                <w:rFonts w:ascii="Verdana" w:hAnsi="Verdana"/>
+                <w:b w:val="0"/>
+                <w:sz w:val="16"/>
+              </w:rPr>
+              <w:t>Note 19: An event, as defined for use with operators 2 41 000 and 2 42 000, is a set of one or more circumstances described using appropriate Table B descriptors along with their corresponding data values. The grouping of such descriptors together as a single "event" allows them to be collectively assigned as the target of a separate descriptor such as 0 33 045 or 0 33 046. When defining a circumstance within an event, descriptor 0 33 042 may be employed preceding the appropriate Table B descriptor in order to indicate that the corresponding value is actually a bound for a range of values.</w:t>
             </w:r>
           </w:p>
         </w:tc>

--- a/docx/en/BUFRCREX_TableB_en_15.docx
+++ b/docx/en/BUFRCREX_TableB_en_15.docx
@@ -239,7 +239,7 @@
                 <w:b w:val="0"/>
                 <w:sz w:val="16"/>
               </w:rPr>
-              <w:t>015001</w:t>
+              <w:t>0 15 001</w:t>
             </w:r>
           </w:p>
         </w:tc>
@@ -403,7 +403,7 @@
                 <w:b w:val="0"/>
                 <w:sz w:val="16"/>
               </w:rPr>
-              <w:t>015002</w:t>
+              <w:t>0 15 002</w:t>
             </w:r>
           </w:p>
         </w:tc>
@@ -567,7 +567,7 @@
                 <w:b w:val="0"/>
                 <w:sz w:val="16"/>
               </w:rPr>
-              <w:t>015003</w:t>
+              <w:t>0 15 003</w:t>
             </w:r>
           </w:p>
         </w:tc>
@@ -732,7 +732,7 @@
                 <w:b w:val="0"/>
                 <w:sz w:val="16"/>
               </w:rPr>
-              <w:t>015004</w:t>
+              <w:t>0 15 004</w:t>
             </w:r>
           </w:p>
         </w:tc>
@@ -897,7 +897,7 @@
                 <w:b w:val="0"/>
                 <w:sz w:val="16"/>
               </w:rPr>
-              <w:t>015005</w:t>
+              <w:t>0 15 005</w:t>
             </w:r>
           </w:p>
         </w:tc>
@@ -1062,7 +1062,7 @@
                 <w:b w:val="0"/>
                 <w:sz w:val="16"/>
               </w:rPr>
-              <w:t>015006</w:t>
+              <w:t>0 15 006</w:t>
             </w:r>
           </w:p>
         </w:tc>
@@ -1226,7 +1226,7 @@
                 <w:b w:val="0"/>
                 <w:sz w:val="16"/>
               </w:rPr>
-              <w:t>015007</w:t>
+              <w:t>0 15 007</w:t>
             </w:r>
           </w:p>
         </w:tc>
@@ -1390,7 +1390,7 @@
                 <w:b w:val="0"/>
                 <w:sz w:val="16"/>
               </w:rPr>
-              <w:t>015008</w:t>
+              <w:t>0 15 008</w:t>
             </w:r>
           </w:p>
         </w:tc>
@@ -1554,7 +1554,7 @@
                 <w:b w:val="0"/>
                 <w:sz w:val="16"/>
               </w:rPr>
-              <w:t>015009</w:t>
+              <w:t>0 15 009</w:t>
             </w:r>
           </w:p>
         </w:tc>
@@ -1718,7 +1718,7 @@
                 <w:b w:val="0"/>
                 <w:sz w:val="16"/>
               </w:rPr>
-              <w:t>015011</w:t>
+              <w:t>0 15 011</w:t>
             </w:r>
           </w:p>
         </w:tc>
@@ -1882,7 +1882,7 @@
                 <w:b w:val="0"/>
                 <w:sz w:val="16"/>
               </w:rPr>
-              <w:t>015012</w:t>
+              <w:t>0 15 012</w:t>
             </w:r>
           </w:p>
         </w:tc>
@@ -2046,7 +2046,7 @@
                 <w:b w:val="0"/>
                 <w:sz w:val="16"/>
               </w:rPr>
-              <w:t>015015</w:t>
+              <w:t>0 15 015</w:t>
             </w:r>
           </w:p>
         </w:tc>
@@ -2210,7 +2210,7 @@
                 <w:b w:val="0"/>
                 <w:sz w:val="16"/>
               </w:rPr>
-              <w:t>015020</w:t>
+              <w:t>0 15 020</w:t>
             </w:r>
           </w:p>
         </w:tc>
@@ -2374,7 +2374,7 @@
                 <w:b w:val="0"/>
                 <w:sz w:val="16"/>
               </w:rPr>
-              <w:t>015021</w:t>
+              <w:t>0 15 021</w:t>
             </w:r>
           </w:p>
         </w:tc>
@@ -2538,7 +2538,7 @@
                 <w:b w:val="0"/>
                 <w:sz w:val="16"/>
               </w:rPr>
-              <w:t>015022</w:t>
+              <w:t>0 15 022</w:t>
             </w:r>
           </w:p>
         </w:tc>
@@ -2702,7 +2702,7 @@
                 <w:b w:val="0"/>
                 <w:sz w:val="16"/>
               </w:rPr>
-              <w:t>015024</w:t>
+              <w:t>0 15 024</w:t>
             </w:r>
           </w:p>
         </w:tc>
@@ -2866,7 +2866,7 @@
                 <w:b w:val="0"/>
                 <w:sz w:val="16"/>
               </w:rPr>
-              <w:t>015025</w:t>
+              <w:t>0 15 025</w:t>
             </w:r>
           </w:p>
         </w:tc>
@@ -3030,7 +3030,7 @@
                 <w:b w:val="0"/>
                 <w:sz w:val="16"/>
               </w:rPr>
-              <w:t>015026</w:t>
+              <w:t>0 15 026</w:t>
             </w:r>
           </w:p>
         </w:tc>
@@ -3194,7 +3194,7 @@
                 <w:b w:val="0"/>
                 <w:sz w:val="16"/>
               </w:rPr>
-              <w:t>015027</w:t>
+              <w:t>0 15 027</w:t>
             </w:r>
           </w:p>
         </w:tc>
@@ -3358,7 +3358,7 @@
                 <w:b w:val="0"/>
                 <w:sz w:val="16"/>
               </w:rPr>
-              <w:t>015028</w:t>
+              <w:t>0 15 028</w:t>
             </w:r>
           </w:p>
         </w:tc>
@@ -3522,7 +3522,7 @@
                 <w:b w:val="0"/>
                 <w:sz w:val="16"/>
               </w:rPr>
-              <w:t>015029</w:t>
+              <w:t>0 15 029</w:t>
             </w:r>
           </w:p>
         </w:tc>
@@ -3686,7 +3686,7 @@
                 <w:b w:val="0"/>
                 <w:sz w:val="16"/>
               </w:rPr>
-              <w:t>015030</w:t>
+              <w:t>0 15 030</w:t>
             </w:r>
           </w:p>
         </w:tc>
@@ -3851,7 +3851,7 @@
                 <w:b w:val="0"/>
                 <w:sz w:val="16"/>
               </w:rPr>
-              <w:t>015031</w:t>
+              <w:t>0 15 031</w:t>
             </w:r>
           </w:p>
         </w:tc>
@@ -4015,7 +4015,7 @@
                 <w:b w:val="0"/>
                 <w:sz w:val="16"/>
               </w:rPr>
-              <w:t>015032</w:t>
+              <w:t>0 15 032</w:t>
             </w:r>
           </w:p>
         </w:tc>
@@ -4179,7 +4179,7 @@
                 <w:b w:val="0"/>
                 <w:sz w:val="16"/>
               </w:rPr>
-              <w:t>015033</w:t>
+              <w:t>0 15 033</w:t>
             </w:r>
           </w:p>
         </w:tc>
@@ -4343,7 +4343,7 @@
                 <w:b w:val="0"/>
                 <w:sz w:val="16"/>
               </w:rPr>
-              <w:t>015034</w:t>
+              <w:t>0 15 034</w:t>
             </w:r>
           </w:p>
         </w:tc>
@@ -4507,7 +4507,7 @@
                 <w:b w:val="0"/>
                 <w:sz w:val="16"/>
               </w:rPr>
-              <w:t>015035</w:t>
+              <w:t>0 15 035</w:t>
             </w:r>
           </w:p>
         </w:tc>
@@ -4671,7 +4671,7 @@
                 <w:b w:val="0"/>
                 <w:sz w:val="16"/>
               </w:rPr>
-              <w:t>015036</w:t>
+              <w:t>0 15 036</w:t>
             </w:r>
           </w:p>
         </w:tc>
@@ -4836,7 +4836,7 @@
                 <w:b w:val="0"/>
                 <w:sz w:val="16"/>
               </w:rPr>
-              <w:t>015037</w:t>
+              <w:t>0 15 037</w:t>
             </w:r>
           </w:p>
         </w:tc>
@@ -5000,7 +5000,7 @@
                 <w:b w:val="0"/>
                 <w:sz w:val="16"/>
               </w:rPr>
-              <w:t>015038</w:t>
+              <w:t>0 15 038</w:t>
             </w:r>
           </w:p>
         </w:tc>
@@ -5165,7 +5165,7 @@
                 <w:b w:val="0"/>
                 <w:sz w:val="16"/>
               </w:rPr>
-              <w:t>015039</w:t>
+              <w:t>0 15 039</w:t>
             </w:r>
           </w:p>
         </w:tc>
@@ -5329,7 +5329,7 @@
                 <w:b w:val="0"/>
                 <w:sz w:val="16"/>
               </w:rPr>
-              <w:t>015041</w:t>
+              <w:t>0 15 041</w:t>
             </w:r>
           </w:p>
         </w:tc>
@@ -5494,7 +5494,7 @@
                 <w:b w:val="0"/>
                 <w:sz w:val="16"/>
               </w:rPr>
-              <w:t>015042</w:t>
+              <w:t>0 15 042</w:t>
             </w:r>
           </w:p>
         </w:tc>
@@ -5658,7 +5658,7 @@
                 <w:b w:val="0"/>
                 <w:sz w:val="16"/>
               </w:rPr>
-              <w:t>015043</w:t>
+              <w:t>0 15 043</w:t>
             </w:r>
           </w:p>
         </w:tc>
@@ -5822,7 +5822,7 @@
                 <w:b w:val="0"/>
                 <w:sz w:val="16"/>
               </w:rPr>
-              <w:t>015044</w:t>
+              <w:t>0 15 044</w:t>
             </w:r>
           </w:p>
         </w:tc>
@@ -5986,7 +5986,7 @@
                 <w:b w:val="0"/>
                 <w:sz w:val="16"/>
               </w:rPr>
-              <w:t>015045</w:t>
+              <w:t>0 15 045</w:t>
             </w:r>
           </w:p>
         </w:tc>
@@ -6151,7 +6151,7 @@
                 <w:b w:val="0"/>
                 <w:sz w:val="16"/>
               </w:rPr>
-              <w:t>015046</w:t>
+              <w:t>0 15 046</w:t>
             </w:r>
           </w:p>
         </w:tc>
@@ -6316,7 +6316,7 @@
                 <w:b w:val="0"/>
                 <w:sz w:val="16"/>
               </w:rPr>
-              <w:t>015049</w:t>
+              <w:t>0 15 049</w:t>
             </w:r>
           </w:p>
         </w:tc>
@@ -6480,7 +6480,7 @@
                 <w:b w:val="0"/>
                 <w:sz w:val="16"/>
               </w:rPr>
-              <w:t>015051</w:t>
+              <w:t>0 15 051</w:t>
             </w:r>
           </w:p>
         </w:tc>
@@ -6644,7 +6644,7 @@
                 <w:b w:val="0"/>
                 <w:sz w:val="16"/>
               </w:rPr>
-              <w:t>015052</w:t>
+              <w:t>0 15 052</w:t>
             </w:r>
           </w:p>
         </w:tc>
@@ -6808,7 +6808,7 @@
                 <w:b w:val="0"/>
                 <w:sz w:val="16"/>
               </w:rPr>
-              <w:t>015053</w:t>
+              <w:t>0 15 053</w:t>
             </w:r>
           </w:p>
         </w:tc>
@@ -6972,7 +6972,7 @@
                 <w:b w:val="0"/>
                 <w:sz w:val="16"/>
               </w:rPr>
-              <w:t>015054</w:t>
+              <w:t>0 15 054</w:t>
             </w:r>
           </w:p>
         </w:tc>
@@ -7136,7 +7136,7 @@
                 <w:b w:val="0"/>
                 <w:sz w:val="16"/>
               </w:rPr>
-              <w:t>015055</w:t>
+              <w:t>0 15 055</w:t>
             </w:r>
           </w:p>
         </w:tc>
@@ -7300,7 +7300,7 @@
                 <w:b w:val="0"/>
                 <w:sz w:val="16"/>
               </w:rPr>
-              <w:t>015062</w:t>
+              <w:t>0 15 062</w:t>
             </w:r>
           </w:p>
         </w:tc>
@@ -7464,7 +7464,7 @@
                 <w:b w:val="0"/>
                 <w:sz w:val="16"/>
               </w:rPr>
-              <w:t>015063</w:t>
+              <w:t>0 15 063</w:t>
             </w:r>
           </w:p>
         </w:tc>
@@ -7628,7 +7628,7 @@
                 <w:b w:val="0"/>
                 <w:sz w:val="16"/>
               </w:rPr>
-              <w:t>015064</w:t>
+              <w:t>0 15 064</w:t>
             </w:r>
           </w:p>
         </w:tc>
@@ -7792,7 +7792,7 @@
                 <w:b w:val="0"/>
                 <w:sz w:val="16"/>
               </w:rPr>
-              <w:t>015065</w:t>
+              <w:t>0 15 065</w:t>
             </w:r>
           </w:p>
         </w:tc>
@@ -7956,7 +7956,7 @@
                 <w:b w:val="0"/>
                 <w:sz w:val="16"/>
               </w:rPr>
-              <w:t>015066</w:t>
+              <w:t>0 15 066</w:t>
             </w:r>
           </w:p>
         </w:tc>
@@ -8120,7 +8120,7 @@
                 <w:b w:val="0"/>
                 <w:sz w:val="16"/>
               </w:rPr>
-              <w:t>015067</w:t>
+              <w:t>0 15 067</w:t>
             </w:r>
           </w:p>
         </w:tc>
@@ -8284,7 +8284,7 @@
                 <w:b w:val="0"/>
                 <w:sz w:val="16"/>
               </w:rPr>
-              <w:t>015068</w:t>
+              <w:t>0 15 068</w:t>
             </w:r>
           </w:p>
         </w:tc>
@@ -8448,7 +8448,7 @@
                 <w:b w:val="0"/>
                 <w:sz w:val="16"/>
               </w:rPr>
-              <w:t>015069</w:t>
+              <w:t>0 15 069</w:t>
             </w:r>
           </w:p>
         </w:tc>
@@ -8612,7 +8612,7 @@
                 <w:b w:val="0"/>
                 <w:sz w:val="16"/>
               </w:rPr>
-              <w:t>015070</w:t>
+              <w:t>0 15 070</w:t>
             </w:r>
           </w:p>
         </w:tc>
@@ -8776,7 +8776,7 @@
                 <w:b w:val="0"/>
                 <w:sz w:val="16"/>
               </w:rPr>
-              <w:t>015071</w:t>
+              <w:t>0 15 071</w:t>
             </w:r>
           </w:p>
         </w:tc>
@@ -8940,7 +8940,7 @@
                 <w:b w:val="0"/>
                 <w:sz w:val="16"/>
               </w:rPr>
-              <w:t>015072</w:t>
+              <w:t>0 15 072</w:t>
             </w:r>
           </w:p>
         </w:tc>
@@ -9104,7 +9104,7 @@
                 <w:b w:val="0"/>
                 <w:sz w:val="16"/>
               </w:rPr>
-              <w:t>015073</w:t>
+              <w:t>0 15 073</w:t>
             </w:r>
           </w:p>
         </w:tc>
@@ -9268,7 +9268,7 @@
                 <w:b w:val="0"/>
                 <w:sz w:val="16"/>
               </w:rPr>
-              <w:t>015074</w:t>
+              <w:t>0 15 074</w:t>
             </w:r>
           </w:p>
         </w:tc>
@@ -9432,7 +9432,7 @@
                 <w:b w:val="0"/>
                 <w:sz w:val="16"/>
               </w:rPr>
-              <w:t>015075</w:t>
+              <w:t>0 15 075</w:t>
             </w:r>
           </w:p>
         </w:tc>
@@ -9596,7 +9596,7 @@
                 <w:b w:val="0"/>
                 <w:sz w:val="16"/>
               </w:rPr>
-              <w:t>015076</w:t>
+              <w:t>0 15 076</w:t>
             </w:r>
           </w:p>
         </w:tc>
@@ -9760,7 +9760,7 @@
                 <w:b w:val="0"/>
                 <w:sz w:val="16"/>
               </w:rPr>
-              <w:t>015077</w:t>
+              <w:t>0 15 077</w:t>
             </w:r>
           </w:p>
         </w:tc>
@@ -9924,7 +9924,7 @@
                 <w:b w:val="0"/>
                 <w:sz w:val="16"/>
               </w:rPr>
-              <w:t>015078</w:t>
+              <w:t>0 15 078</w:t>
             </w:r>
           </w:p>
         </w:tc>
@@ -10088,7 +10088,7 @@
                 <w:b w:val="0"/>
                 <w:sz w:val="16"/>
               </w:rPr>
-              <w:t>015079</w:t>
+              <w:t>0 15 079</w:t>
             </w:r>
           </w:p>
         </w:tc>
@@ -10253,7 +10253,7 @@
                 <w:b w:val="0"/>
                 <w:sz w:val="16"/>
               </w:rPr>
-              <w:t>015080</w:t>
+              <w:t>0 15 080</w:t>
             </w:r>
           </w:p>
         </w:tc>
@@ -10417,7 +10417,7 @@
                 <w:b w:val="0"/>
                 <w:sz w:val="16"/>
               </w:rPr>
-              <w:t>015081</w:t>
+              <w:t>0 15 081</w:t>
             </w:r>
           </w:p>
         </w:tc>
@@ -10582,7 +10582,7 @@
                 <w:b w:val="0"/>
                 <w:sz w:val="16"/>
               </w:rPr>
-              <w:t>015082</w:t>
+              <w:t>0 15 082</w:t>
             </w:r>
           </w:p>
         </w:tc>
@@ -10747,7 +10747,7 @@
                 <w:b w:val="0"/>
                 <w:sz w:val="16"/>
               </w:rPr>
-              <w:t>015083</w:t>
+              <w:t>0 15 083</w:t>
             </w:r>
           </w:p>
         </w:tc>
@@ -10912,7 +10912,7 @@
                 <w:b w:val="0"/>
                 <w:sz w:val="16"/>
               </w:rPr>
-              <w:t>015084</w:t>
+              <w:t>0 15 084</w:t>
             </w:r>
           </w:p>
         </w:tc>
@@ -11077,7 +11077,7 @@
                 <w:b w:val="0"/>
                 <w:sz w:val="16"/>
               </w:rPr>
-              <w:t>015085</w:t>
+              <w:t>0 15 085</w:t>
             </w:r>
           </w:p>
         </w:tc>
@@ -11242,7 +11242,7 @@
                 <w:b w:val="0"/>
                 <w:sz w:val="16"/>
               </w:rPr>
-              <w:t>015086</w:t>
+              <w:t>0 15 086</w:t>
             </w:r>
           </w:p>
         </w:tc>
@@ -11407,7 +11407,7 @@
                 <w:b w:val="0"/>
                 <w:sz w:val="16"/>
               </w:rPr>
-              <w:t>015087</w:t>
+              <w:t>0 15 087</w:t>
             </w:r>
           </w:p>
         </w:tc>
@@ -11572,7 +11572,7 @@
                 <w:b w:val="0"/>
                 <w:sz w:val="16"/>
               </w:rPr>
-              <w:t>015088</w:t>
+              <w:t>0 15 088</w:t>
             </w:r>
           </w:p>
         </w:tc>
@@ -11737,7 +11737,7 @@
                 <w:b w:val="0"/>
                 <w:sz w:val="16"/>
               </w:rPr>
-              <w:t>015089</w:t>
+              <w:t>0 15 089</w:t>
             </w:r>
           </w:p>
         </w:tc>
@@ -11902,7 +11902,7 @@
                 <w:b w:val="0"/>
                 <w:sz w:val="16"/>
               </w:rPr>
-              <w:t>015090</w:t>
+              <w:t>0 15 090</w:t>
             </w:r>
           </w:p>
         </w:tc>

--- a/docx/en/BUFRCREX_TableB_en_15.docx
+++ b/docx/en/BUFRCREX_TableB_en_15.docx
@@ -14690,377 +14690,6 @@
         </w:tc>
       </w:tr>
     </w:tbl>
-    <w:p/>
-    <w:p>
-      <w:r>
-        <w:rPr>
-          <w:rFonts w:ascii="Verdana" w:hAnsi="Verdana"/>
-          <w:i/>
-          <w:sz w:val="14"/>
-        </w:rPr>
-        <w:t>Note 23: A precipitation value of -0.1 kg m-2 before scaling (-1 after scaling or in CREX) shall indicate a "trace" (non-measurable, less than 0.05 kg m-2).</w:t>
-      </w:r>
-    </w:p>
-    <w:p>
-      <w:r>
-        <w:rPr>
-          <w:rFonts w:ascii="Verdana" w:hAnsi="Verdana"/>
-          <w:i/>
-          <w:sz w:val="14"/>
-        </w:rPr>
-        <w:t>Note 25: A previously defined significance may be cancelled by transmitting a "missing" from the appropriate code or flag table.</w:t>
-      </w:r>
-    </w:p>
-    <w:p>
-      <w:r>
-        <w:rPr>
-          <w:rFonts w:ascii="Verdana" w:hAnsi="Verdana"/>
-          <w:i/>
-          <w:sz w:val="14"/>
-        </w:rPr>
-        <w:t>Note 27: All times are Universal Time Coordinated (UTC) unless otherwise noted.</w:t>
-      </w:r>
-    </w:p>
-    <w:p>
-      <w:r>
-        <w:rPr>
-          <w:rFonts w:ascii="Verdana" w:hAnsi="Verdana"/>
-          <w:i/>
-          <w:sz w:val="14"/>
-        </w:rPr>
-        <w:t>Note 32: Bearing or azimuth shall only be used with respect to a stated location, and shall not redefine that location.</w:t>
-      </w:r>
-    </w:p>
-    <w:p>
-      <w:r>
-        <w:rPr>
-          <w:rFonts w:ascii="Verdana" w:hAnsi="Verdana"/>
-          <w:i/>
-          <w:sz w:val="14"/>
-        </w:rPr>
-        <w:t>Note 62: Distance shall only be used with respect to a stated location and a bearing, azimuth or elevation; it shall not redefine that location.</w:t>
-      </w:r>
-    </w:p>
-    <w:p>
-      <w:r>
-        <w:rPr>
-          <w:rFonts w:ascii="Verdana" w:hAnsi="Verdana"/>
-          <w:i/>
-          <w:sz w:val="14"/>
-        </w:rPr>
-        <w:t>Note 63: Downward radiation shall be assigned positive values.</w:t>
-      </w:r>
-    </w:p>
-    <w:p>
-      <w:r>
-        <w:rPr>
-          <w:rFonts w:ascii="Verdana" w:hAnsi="Verdana"/>
-          <w:i/>
-          <w:sz w:val="14"/>
-        </w:rPr>
-        <w:t>Note 64: Downward w-components shall be assigned positive values where units are Pa s-1.</w:t>
-      </w:r>
-    </w:p>
-    <w:p>
-      <w:r>
-        <w:rPr>
-          <w:rFonts w:ascii="Verdana" w:hAnsi="Verdana"/>
-          <w:i/>
-          <w:sz w:val="14"/>
-        </w:rPr>
-        <w:t>Note 66: East to west increments shall be assigned negative values.</w:t>
-      </w:r>
-    </w:p>
-    <w:p>
-      <w:r>
-        <w:rPr>
-          <w:rFonts w:ascii="Verdana" w:hAnsi="Verdana"/>
-          <w:i/>
-          <w:sz w:val="14"/>
-        </w:rPr>
-        <w:t>Note 75: For CREX descriptors F = B, not 0.</w:t>
-      </w:r>
-    </w:p>
-    <w:p>
-      <w:r>
-        <w:rPr>
-          <w:rFonts w:ascii="Verdana" w:hAnsi="Verdana"/>
-          <w:i/>
-          <w:sz w:val="14"/>
-        </w:rPr>
-        <w:t>Note 92: In order to distinguish unambiguously the cases of missing data and saturated pixels, n-bit image data should be encoded using a data width of n+1. Where such a descriptor is not already available in Class 30, operator descriptor 2 01 YYY should be used to modify the data width of the existing entry as required.</w:t>
-      </w:r>
-    </w:p>
-    <w:p>
-      <w:r>
-        <w:rPr>
-          <w:rFonts w:ascii="Verdana" w:hAnsi="Verdana"/>
-          <w:i/>
-          <w:sz w:val="14"/>
-        </w:rPr>
-        <w:t>Note 105: Negative time periods or displacements shall be used to indicate time periods or displacements preceding the currently defined time.</w:t>
-      </w:r>
-    </w:p>
-    <w:p>
-      <w:r>
-        <w:rPr>
-          <w:rFonts w:ascii="Verdana" w:hAnsi="Verdana"/>
-          <w:i/>
-          <w:sz w:val="14"/>
-        </w:rPr>
-        <w:t>Note 110: North to south increments shall be assigned negative values.</w:t>
-      </w:r>
-    </w:p>
-    <w:p>
-      <w:r>
-        <w:rPr>
-          <w:rFonts w:ascii="Verdana" w:hAnsi="Verdana"/>
-          <w:i/>
-          <w:sz w:val="14"/>
-        </w:rPr>
-        <w:t>Note 115: Pixel data width can be changed with descriptor 2 01 YYY.</w:t>
-      </w:r>
-    </w:p>
-    <w:p>
-      <w:r>
-        <w:rPr>
-          <w:rFonts w:ascii="Verdana" w:hAnsi="Verdana"/>
-          <w:i/>
-          <w:sz w:val="14"/>
-        </w:rPr>
-        <w:t>Note 121: Some indication of expected accuracy may be implied in conjunction with certain elements in this class.</w:t>
-      </w:r>
-    </w:p>
-    <w:p>
-      <w:r>
-        <w:rPr>
-          <w:rFonts w:ascii="Verdana" w:hAnsi="Verdana"/>
-          <w:i/>
-          <w:sz w:val="14"/>
-        </w:rPr>
-        <w:t>Note 122: South latitude shall be assigned negative values.</w:t>
-      </w:r>
-    </w:p>
-    <w:p>
-      <w:r>
-        <w:rPr>
-          <w:rFonts w:ascii="Verdana" w:hAnsi="Verdana"/>
-          <w:i/>
-          <w:sz w:val="14"/>
-        </w:rPr>
-        <w:t>Note 123: South to north v-components shall be assigned positive values.</w:t>
-      </w:r>
-    </w:p>
-    <w:p>
-      <w:r>
-        <w:rPr>
-          <w:rFonts w:ascii="Verdana" w:hAnsi="Verdana"/>
-          <w:i/>
-          <w:sz w:val="14"/>
-        </w:rPr>
-        <w:t>Note 126: Surface wind direction measured at a station within 1° of the North Pole or within 1° of the South Pole shall be reported in such a way that the azimuth ring shall be aligned with its zero coinciding with the Greenwich 0° meridian.</w:t>
-      </w:r>
-    </w:p>
-    <w:p>
-      <w:r>
-        <w:rPr>
-          <w:rFonts w:ascii="Verdana" w:hAnsi="Verdana"/>
-          <w:i/>
-          <w:sz w:val="14"/>
-        </w:rPr>
-        <w:t>Note 140: The pixel size on horizontal - 1 is given at location where map scale factor is unity.</w:t>
-      </w:r>
-    </w:p>
-    <w:p>
-      <w:r>
-        <w:rPr>
-          <w:rFonts w:ascii="Verdana" w:hAnsi="Verdana"/>
-          <w:i/>
-          <w:sz w:val="14"/>
-        </w:rPr>
-        <w:t>Note 141: The pixel size on horizontal - 2 is given at location where map scale factor is unity.</w:t>
-      </w:r>
-    </w:p>
-    <w:p>
-      <w:r>
-        <w:rPr>
-          <w:rFonts w:ascii="Verdana" w:hAnsi="Verdana"/>
-          <w:i/>
-          <w:sz w:val="14"/>
-        </w:rPr>
-        <w:t>Note 145: The significance of time periods or displacements may be indicated using the time significance code corresponding to table reference 0 08 021.</w:t>
-      </w:r>
-    </w:p>
-    <w:p>
-      <w:r>
-        <w:rPr>
-          <w:rFonts w:ascii="Verdana" w:hAnsi="Verdana"/>
-          <w:i/>
-          <w:sz w:val="14"/>
-        </w:rPr>
-        <w:t>Note 149: The time location, when used with forecast values, shall indicate the time of the initial state for the forecast, or the beginning of the forecast period; when used with ensemble means of forecast values, the time location shall indicate the initial state or the beginning of the first forecast over which ensemble means are derived.</w:t>
-      </w:r>
-    </w:p>
-    <w:p>
-      <w:r>
-        <w:rPr>
-          <w:rFonts w:ascii="Verdana" w:hAnsi="Verdana"/>
-          <w:i/>
-          <w:sz w:val="14"/>
-        </w:rPr>
-        <w:t>Note 155: This class may also contain elements relating to observational procedures.</w:t>
-      </w:r>
-    </w:p>
-    <w:p>
-      <w:r>
-        <w:rPr>
-          <w:rFonts w:ascii="Verdana" w:hAnsi="Verdana"/>
-          <w:i/>
-          <w:sz w:val="14"/>
-        </w:rPr>
-        <w:t>Note 156: This class shall contain elements to describe the instrumentation used to obtain the meteorological elements reported.</w:t>
-      </w:r>
-    </w:p>
-    <w:p>
-      <w:r>
-        <w:rPr>
-          <w:rFonts w:ascii="Verdana" w:hAnsi="Verdana"/>
-          <w:i/>
-          <w:sz w:val="14"/>
-        </w:rPr>
-        <w:t>Note 158: Time periods or displacements and time increments require an initial time location to be defined prior to their use, followed where appropriate by a time significance definition.</w:t>
-      </w:r>
-    </w:p>
-    <w:p>
-      <w:r>
-        <w:rPr>
-          <w:rFonts w:ascii="Verdana" w:hAnsi="Verdana"/>
-          <w:i/>
-          <w:sz w:val="14"/>
-        </w:rPr>
-        <w:t>Note 160: Upward radiation shall be assigned negative values.</w:t>
-      </w:r>
-    </w:p>
-    <w:p>
-      <w:r>
-        <w:rPr>
-          <w:rFonts w:ascii="Verdana" w:hAnsi="Verdana"/>
-          <w:i/>
-          <w:sz w:val="14"/>
-        </w:rPr>
-        <w:t>Note 161: Upward w-components shall be assigned positive values where units are m s-1.</w:t>
-      </w:r>
-    </w:p>
-    <w:p>
-      <w:r>
-        <w:rPr>
-          <w:rFonts w:ascii="Verdana" w:hAnsi="Verdana"/>
-          <w:i/>
-          <w:sz w:val="14"/>
-        </w:rPr>
-        <w:t>Note 162: Useful ranges used above:1011 Bq to 1019 Bq for releases;10-2 Bq to 107 Bq and 10-2 mSv to 107 mSv for concentration and doses.</w:t>
-      </w:r>
-    </w:p>
-    <w:p>
-      <w:r>
-        <w:rPr>
-          <w:rFonts w:ascii="Verdana" w:hAnsi="Verdana"/>
-          <w:i/>
-          <w:sz w:val="14"/>
-        </w:rPr>
-        <w:t>Note 163: Values of latitude and latitude increments are limited to the range -90 degrees to +90 degrees.</w:t>
-      </w:r>
-    </w:p>
-    <w:p>
-      <w:r>
-        <w:rPr>
-          <w:rFonts w:ascii="Verdana" w:hAnsi="Verdana"/>
-          <w:i/>
-          <w:sz w:val="14"/>
-        </w:rPr>
-        <w:t>Note 164: Values of longitude are limited to the range -180 degrees to +180 degrees.</w:t>
-      </w:r>
-    </w:p>
-    <w:p>
-      <w:r>
-        <w:rPr>
-          <w:rFonts w:ascii="Verdana" w:hAnsi="Verdana"/>
-          <w:i/>
-          <w:sz w:val="14"/>
-        </w:rPr>
-        <w:t>Note 165: Vertical elements and pressure shall be used to define values of these elements independent of the element or variable denoting the vertical coordinate.</w:t>
-      </w:r>
-    </w:p>
-    <w:p>
-      <w:r>
-        <w:rPr>
-          <w:rFonts w:ascii="Verdana" w:hAnsi="Verdana"/>
-          <w:i/>
-          <w:sz w:val="14"/>
-        </w:rPr>
-        <w:t>Note 166: West longitude shall be assigned negative values.</w:t>
-      </w:r>
-    </w:p>
-    <w:p>
-      <w:r>
-        <w:rPr>
-          <w:rFonts w:ascii="Verdana" w:hAnsi="Verdana"/>
-          <w:i/>
-          <w:sz w:val="14"/>
-        </w:rPr>
-        <w:t>Note 167: West to east u-components shall be assigned positive values.</w:t>
-      </w:r>
-    </w:p>
-    <w:p>
-      <w:r>
-        <w:rPr>
-          <w:rFonts w:ascii="Verdana" w:hAnsi="Verdana"/>
-          <w:i/>
-          <w:sz w:val="14"/>
-        </w:rPr>
-        <w:t>Note 176: Where more than one time period or displacement is required to define complex time structures, they shall be defined in immediate succession, and the following ordering shall apply: ensemble period (if required), followed by forecast period (if required), followed by period for averaging or accumulation (if required).</w:t>
-      </w:r>
-    </w:p>
-    <w:p>
-      <w:r>
-        <w:rPr>
-          <w:rFonts w:ascii="Verdana" w:hAnsi="Verdana"/>
-          <w:i/>
-          <w:sz w:val="14"/>
-        </w:rPr>
-        <w:t>Note 178: Where the expression "period specified" is entered under element name, an appropriate period shall be specified using descriptors from Class 04.</w:t>
-      </w:r>
-    </w:p>
-    <w:p>
-      <w:r>
-        <w:rPr>
-          <w:rFonts w:ascii="Verdana" w:hAnsi="Verdana"/>
-          <w:i/>
-          <w:sz w:val="14"/>
-        </w:rPr>
-        <w:t>Note 179: Where values are accumulated or averaged (for example over a time period), the total number of values from which the accumulated or averaged values are obtained may be represented using reference 0 08 022.</w:t>
-      </w:r>
-    </w:p>
-    <w:p>
-      <w:r>
-        <w:rPr>
-          <w:rFonts w:ascii="Verdana" w:hAnsi="Verdana"/>
-          <w:i/>
-          <w:sz w:val="14"/>
-        </w:rPr>
-        <w:t>Note 180: Wind reporting standards: Speed Direction No observation Missing Missing Calm 0 0 Normal observation &gt; 0 1° - 360° Speed only &gt; 0 Missing Direction only Missing 1°-360° "Light and variable" &gt; 0 0</w:t>
-      </w:r>
-    </w:p>
-    <w:p>
-      <w:r>
-        <w:rPr>
-          <w:rFonts w:ascii="Verdana" w:hAnsi="Verdana"/>
-          <w:i/>
-          <w:sz w:val="14"/>
-        </w:rPr>
-        <w:t>Note 181: Wind waves and waves reporting standards:Observation Speed Direction No observation Missing Missing Calm 0 0 Normal observation &gt;0 1-360 Speed only &gt;0 Missing Direction only Missing 1-360"Light and variable" &gt;0 0</w:t>
-      </w:r>
-    </w:p>
     <w:sectPr>
       <w:pgSz w:w="16838" w:h="11906" w:orient="landscape"/>
       <w:pgMar w:top="850" w:right="850" w:bottom="850" w:left="850" w:header="720" w:footer="720" w:gutter="0"/>
